--- a/♠ИСПО♠/УП/Костин додеп/1.0/Производственная практика PP11 6.0.docx
+++ b/♠ИСПО♠/УП/Костин додеп/1.0/Производственная практика PP11 6.0.docx
@@ -4,6 +4,1195 @@
   <w:body>
     <w:p>
       <w:pPr>
+        <w:rPr>
+          <w:rFonts w:eastAsia="Times New Roman" w:cs="Times New Roman"/>
+          <w:b/>
+          <w:szCs w:val="28"/>
+        </w:rPr>
+      </w:pPr>
+      <w:r>
+        <w:rPr>
+          <w:rFonts w:eastAsia="Times New Roman" w:cs="Times New Roman"/>
+          <w:b/>
+          <w:szCs w:val="28"/>
+        </w:rPr>
+        <w:t>Министерство науки и высшего образования Российской Федерации</w:t>
+      </w:r>
+    </w:p>
+    <w:p>
+      <w:pPr>
+        <w:keepNext/>
+        <w:spacing w:after="0" w:line="240" w:lineRule="auto"/>
+        <w:jc w:val="center"/>
+        <w:rPr>
+          <w:rFonts w:eastAsia="Times New Roman" w:cs="Times New Roman"/>
+          <w:szCs w:val="28"/>
+        </w:rPr>
+      </w:pPr>
+      <w:r>
+        <w:rPr>
+          <w:rFonts w:eastAsia="Times New Roman" w:cs="Times New Roman"/>
+          <w:szCs w:val="28"/>
+        </w:rPr>
+        <w:t xml:space="preserve">федеральное государственное автономное образовательное учреждение </w:t>
+      </w:r>
+    </w:p>
+    <w:p>
+      <w:pPr>
+        <w:keepNext/>
+        <w:spacing w:after="0" w:line="240" w:lineRule="auto"/>
+        <w:jc w:val="center"/>
+        <w:rPr>
+          <w:rFonts w:eastAsia="Times New Roman" w:cs="Times New Roman"/>
+          <w:szCs w:val="28"/>
+        </w:rPr>
+      </w:pPr>
+      <w:r>
+        <w:rPr>
+          <w:rFonts w:eastAsia="Times New Roman" w:cs="Times New Roman"/>
+          <w:szCs w:val="28"/>
+        </w:rPr>
+        <w:t>высшего образования</w:t>
+      </w:r>
+    </w:p>
+    <w:p>
+      <w:pPr>
+        <w:keepNext/>
+        <w:spacing w:after="0" w:line="240" w:lineRule="auto"/>
+        <w:jc w:val="center"/>
+        <w:rPr>
+          <w:rFonts w:eastAsia="Times New Roman" w:cs="Times New Roman"/>
+          <w:szCs w:val="28"/>
+        </w:rPr>
+      </w:pPr>
+      <w:r>
+        <w:rPr>
+          <w:rFonts w:eastAsia="Times New Roman" w:cs="Times New Roman"/>
+          <w:szCs w:val="28"/>
+        </w:rPr>
+        <w:t>«Санкт-Петербургский политехнический университет Петра Великого»</w:t>
+      </w:r>
+    </w:p>
+    <w:p>
+      <w:pPr>
+        <w:spacing w:after="240" w:line="240" w:lineRule="auto"/>
+        <w:jc w:val="center"/>
+        <w:rPr>
+          <w:rFonts w:eastAsia="Times New Roman" w:cs="Times New Roman"/>
+          <w:szCs w:val="28"/>
+        </w:rPr>
+      </w:pPr>
+      <w:r>
+        <w:rPr>
+          <w:rFonts w:eastAsia="Times New Roman" w:cs="Times New Roman"/>
+          <w:szCs w:val="28"/>
+        </w:rPr>
+        <w:t>(ФГАОУ ВО «СПбПУ»)</w:t>
+      </w:r>
+    </w:p>
+    <w:p>
+      <w:pPr>
+        <w:spacing w:after="0" w:line="240" w:lineRule="auto"/>
+        <w:jc w:val="center"/>
+        <w:rPr>
+          <w:rFonts w:eastAsia="Times New Roman" w:cs="Times New Roman"/>
+          <w:b/>
+          <w:szCs w:val="28"/>
+        </w:rPr>
+      </w:pPr>
+      <w:r>
+        <w:rPr>
+          <w:rFonts w:eastAsia="Times New Roman" w:cs="Times New Roman"/>
+          <w:b/>
+          <w:szCs w:val="28"/>
+        </w:rPr>
+        <w:t>Институт среднего профессионального образования</w:t>
+      </w:r>
+    </w:p>
+    <w:p>
+      <w:pPr>
+        <w:widowControl w:val="0"/>
+        <w:spacing w:after="0" w:line="240" w:lineRule="auto"/>
+        <w:rPr>
+          <w:rFonts w:eastAsia="Times New Roman" w:cs="Times New Roman"/>
+          <w:sz w:val="24"/>
+        </w:rPr>
+      </w:pPr>
+    </w:p>
+    <w:p>
+      <w:pPr>
+        <w:widowControl w:val="0"/>
+        <w:spacing w:after="0" w:line="240" w:lineRule="auto"/>
+        <w:jc w:val="center"/>
+        <w:rPr>
+          <w:rFonts w:eastAsia="Times New Roman" w:cs="Times New Roman"/>
+          <w:sz w:val="32"/>
+          <w:szCs w:val="32"/>
+        </w:rPr>
+      </w:pPr>
+    </w:p>
+    <w:p>
+      <w:pPr>
+        <w:widowControl w:val="0"/>
+        <w:spacing w:after="0" w:line="240" w:lineRule="auto"/>
+        <w:jc w:val="center"/>
+        <w:rPr>
+          <w:rFonts w:eastAsia="Times New Roman" w:cs="Times New Roman"/>
+          <w:b/>
+          <w:smallCaps/>
+          <w:sz w:val="40"/>
+          <w:szCs w:val="40"/>
+        </w:rPr>
+      </w:pPr>
+      <w:r>
+        <w:rPr>
+          <w:rFonts w:eastAsia="Times New Roman" w:cs="Times New Roman"/>
+          <w:b/>
+          <w:smallCaps/>
+          <w:sz w:val="40"/>
+          <w:szCs w:val="40"/>
+        </w:rPr>
+        <w:t xml:space="preserve">ОТЧЕТ </w:t>
+      </w:r>
+    </w:p>
+    <w:p>
+      <w:pPr>
+        <w:widowControl w:val="0"/>
+        <w:spacing w:after="0" w:line="240" w:lineRule="auto"/>
+        <w:jc w:val="center"/>
+        <w:rPr>
+          <w:rFonts w:eastAsia="Times New Roman" w:cs="Times New Roman"/>
+          <w:b/>
+          <w:szCs w:val="28"/>
+        </w:rPr>
+      </w:pPr>
+      <w:r>
+        <w:rPr>
+          <w:rFonts w:eastAsia="Times New Roman" w:cs="Times New Roman"/>
+          <w:b/>
+          <w:szCs w:val="28"/>
+        </w:rPr>
+        <w:t>по производственной практике (по профилю специальности)</w:t>
+      </w:r>
+    </w:p>
+    <w:p>
+      <w:pPr>
+        <w:widowControl w:val="0"/>
+        <w:spacing w:after="0" w:line="240" w:lineRule="auto"/>
+        <w:jc w:val="center"/>
+        <w:rPr>
+          <w:rFonts w:eastAsia="Times New Roman" w:cs="Times New Roman"/>
+          <w:b/>
+          <w:szCs w:val="28"/>
+        </w:rPr>
+      </w:pPr>
+    </w:p>
+    <w:p>
+      <w:pPr>
+        <w:spacing w:after="0" w:line="240" w:lineRule="auto"/>
+        <w:rPr>
+          <w:rFonts w:eastAsia="Times New Roman" w:cs="Times New Roman"/>
+          <w:szCs w:val="28"/>
+        </w:rPr>
+      </w:pPr>
+    </w:p>
+    <w:p>
+      <w:pPr>
+        <w:spacing w:after="0" w:line="240" w:lineRule="auto"/>
+        <w:rPr>
+          <w:rFonts w:eastAsia="Times New Roman" w:cs="Times New Roman"/>
+          <w:szCs w:val="28"/>
+          <w:u w:val="single"/>
+        </w:rPr>
+      </w:pPr>
+      <w:r>
+        <w:rPr>
+          <w:rFonts w:eastAsia="Times New Roman" w:cs="Times New Roman"/>
+          <w:szCs w:val="28"/>
+        </w:rPr>
+        <w:t xml:space="preserve">По профессиональному модулю ПМ 11 - </w:t>
+      </w:r>
+      <w:r>
+        <w:rPr>
+          <w:rFonts w:eastAsia="Times New Roman" w:cs="Times New Roman"/>
+          <w:szCs w:val="28"/>
+          <w:u w:val="single"/>
+        </w:rPr>
+        <w:t>«Разработка, администрирование и защита баз данных»</w:t>
+      </w:r>
+      <w:r>
+        <w:rPr>
+          <w:rFonts w:eastAsia="Times New Roman" w:cs="Times New Roman"/>
+          <w:szCs w:val="28"/>
+          <w:u w:val="single"/>
+        </w:rPr>
+        <w:tab/>
+      </w:r>
+      <w:r>
+        <w:rPr>
+          <w:rFonts w:eastAsia="Times New Roman" w:cs="Times New Roman"/>
+          <w:szCs w:val="28"/>
+          <w:u w:val="single"/>
+        </w:rPr>
+        <w:tab/>
+      </w:r>
+      <w:r>
+        <w:rPr>
+          <w:rFonts w:eastAsia="Times New Roman" w:cs="Times New Roman"/>
+          <w:szCs w:val="28"/>
+          <w:u w:val="single"/>
+        </w:rPr>
+        <w:tab/>
+      </w:r>
+      <w:r>
+        <w:rPr>
+          <w:rFonts w:eastAsia="Times New Roman" w:cs="Times New Roman"/>
+          <w:szCs w:val="28"/>
+          <w:u w:val="single"/>
+        </w:rPr>
+        <w:tab/>
+      </w:r>
+      <w:r>
+        <w:rPr>
+          <w:rFonts w:eastAsia="Times New Roman" w:cs="Times New Roman"/>
+          <w:szCs w:val="28"/>
+          <w:u w:val="single"/>
+        </w:rPr>
+        <w:tab/>
+      </w:r>
+      <w:r>
+        <w:rPr>
+          <w:rFonts w:eastAsia="Times New Roman" w:cs="Times New Roman"/>
+          <w:szCs w:val="28"/>
+          <w:u w:val="single"/>
+        </w:rPr>
+        <w:tab/>
+      </w:r>
+      <w:r>
+        <w:rPr>
+          <w:rFonts w:eastAsia="Times New Roman" w:cs="Times New Roman"/>
+          <w:szCs w:val="28"/>
+          <w:u w:val="single"/>
+        </w:rPr>
+        <w:tab/>
+      </w:r>
+      <w:r>
+        <w:rPr>
+          <w:rFonts w:eastAsia="Times New Roman" w:cs="Times New Roman"/>
+          <w:szCs w:val="28"/>
+          <w:u w:val="single"/>
+        </w:rPr>
+        <w:tab/>
+      </w:r>
+      <w:r>
+        <w:rPr>
+          <w:rFonts w:eastAsia="Times New Roman" w:cs="Times New Roman"/>
+          <w:szCs w:val="28"/>
+          <w:u w:val="single"/>
+        </w:rPr>
+        <w:tab/>
+      </w:r>
+    </w:p>
+    <w:p>
+      <w:pPr>
+        <w:spacing w:after="0" w:line="240" w:lineRule="auto"/>
+        <w:jc w:val="center"/>
+        <w:rPr>
+          <w:rFonts w:eastAsia="Times New Roman" w:cs="Times New Roman"/>
+          <w:sz w:val="18"/>
+          <w:szCs w:val="18"/>
+        </w:rPr>
+      </w:pPr>
+      <w:r>
+        <w:rPr>
+          <w:rFonts w:eastAsia="Times New Roman" w:cs="Times New Roman"/>
+          <w:sz w:val="20"/>
+          <w:szCs w:val="20"/>
+        </w:rPr>
+        <w:t>(код и наименование)</w:t>
+      </w:r>
+    </w:p>
+    <w:p>
+      <w:pPr>
+        <w:spacing w:before="240" w:after="0" w:line="240" w:lineRule="auto"/>
+        <w:rPr>
+          <w:rFonts w:eastAsia="Times New Roman" w:cs="Times New Roman"/>
+          <w:szCs w:val="28"/>
+        </w:rPr>
+      </w:pPr>
+      <w:r>
+        <w:rPr>
+          <w:rFonts w:eastAsia="Times New Roman" w:cs="Times New Roman"/>
+          <w:szCs w:val="28"/>
+        </w:rPr>
+        <w:t>Специальность</w:t>
+      </w:r>
+      <w:r>
+        <w:rPr>
+          <w:rFonts w:eastAsia="Times New Roman" w:cs="Times New Roman"/>
+          <w:b/>
+          <w:szCs w:val="28"/>
+          <w:u w:val="single"/>
+        </w:rPr>
+        <w:tab/>
+      </w:r>
+      <w:r>
+        <w:rPr>
+          <w:rFonts w:eastAsia="Times New Roman" w:cs="Times New Roman"/>
+          <w:szCs w:val="28"/>
+          <w:u w:val="single"/>
+        </w:rPr>
+        <w:t>09.02.07   Информационные системы и программирование</w:t>
+      </w:r>
+    </w:p>
+    <w:p>
+      <w:pPr>
+        <w:spacing w:after="0" w:line="240" w:lineRule="auto"/>
+        <w:jc w:val="center"/>
+        <w:rPr>
+          <w:rFonts w:eastAsia="Times New Roman" w:cs="Times New Roman"/>
+          <w:sz w:val="20"/>
+          <w:szCs w:val="20"/>
+        </w:rPr>
+      </w:pPr>
+      <w:r>
+        <w:rPr>
+          <w:rFonts w:eastAsia="Times New Roman" w:cs="Times New Roman"/>
+          <w:sz w:val="20"/>
+          <w:szCs w:val="20"/>
+        </w:rPr>
+        <w:t xml:space="preserve">                              (код и наименование специальности)</w:t>
+      </w:r>
+    </w:p>
+    <w:p>
+      <w:pPr>
+        <w:spacing w:before="240" w:after="0" w:line="240" w:lineRule="auto"/>
+        <w:rPr>
+          <w:rFonts w:eastAsia="Times New Roman" w:cs="Times New Roman"/>
+          <w:szCs w:val="28"/>
+        </w:rPr>
+      </w:pPr>
+      <w:r>
+        <w:rPr>
+          <w:rFonts w:eastAsia="Times New Roman" w:cs="Times New Roman"/>
+          <w:szCs w:val="28"/>
+        </w:rPr>
+        <w:t>Студент(ка)</w:t>
+      </w:r>
+      <w:r>
+        <w:rPr>
+          <w:rFonts w:eastAsia="Times New Roman" w:cs="Times New Roman"/>
+          <w:szCs w:val="28"/>
+          <w:u w:val="single"/>
+        </w:rPr>
+        <w:t xml:space="preserve">  </w:t>
+      </w:r>
+      <w:r>
+        <w:rPr>
+          <w:rFonts w:eastAsia="Times New Roman" w:cs="Times New Roman"/>
+          <w:szCs w:val="28"/>
+          <w:u w:val="single"/>
+        </w:rPr>
+        <w:t>3  курса  32919/</w:t>
+      </w:r>
+      <w:r>
+        <w:rPr>
+          <w:rFonts w:eastAsia="Times New Roman" w:cs="Times New Roman"/>
+          <w:szCs w:val="28"/>
+          <w:u w:val="single"/>
+        </w:rPr>
+        <w:t>21</w:t>
+      </w:r>
+      <w:r>
+        <w:rPr>
+          <w:rFonts w:eastAsia="Times New Roman" w:cs="Times New Roman"/>
+          <w:szCs w:val="28"/>
+          <w:u w:val="single"/>
+        </w:rPr>
+        <w:t xml:space="preserve">  </w:t>
+      </w:r>
+      <w:r>
+        <w:rPr>
+          <w:rFonts w:eastAsia="Times New Roman" w:cs="Times New Roman"/>
+          <w:szCs w:val="28"/>
+        </w:rPr>
+        <w:t>группы</w:t>
+      </w:r>
+    </w:p>
+    <w:p>
+      <w:pPr>
+        <w:spacing w:after="0" w:line="240" w:lineRule="auto"/>
+        <w:rPr>
+          <w:rFonts w:eastAsia="Times New Roman" w:cs="Times New Roman"/>
+          <w:szCs w:val="28"/>
+        </w:rPr>
+      </w:pPr>
+    </w:p>
+    <w:p>
+      <w:pPr>
+        <w:spacing w:after="0" w:line="240" w:lineRule="auto"/>
+        <w:jc w:val="center"/>
+        <w:rPr>
+          <w:rFonts w:eastAsia="Times New Roman" w:cs="Times New Roman"/>
+          <w:szCs w:val="28"/>
+          <w:u w:val="single"/>
+        </w:rPr>
+      </w:pPr>
+      <w:r>
+        <w:rPr>
+          <w:rFonts w:eastAsia="Times New Roman" w:cs="Times New Roman"/>
+          <w:szCs w:val="28"/>
+          <w:u w:val="single"/>
+        </w:rPr>
+        <w:t xml:space="preserve">   </w:t>
+      </w:r>
+      <w:r>
+        <w:rPr>
+          <w:rFonts w:eastAsia="Times New Roman" w:cs="Times New Roman"/>
+          <w:szCs w:val="28"/>
+          <w:u w:val="single"/>
+        </w:rPr>
+        <w:tab/>
+      </w:r>
+      <w:r>
+        <w:rPr>
+          <w:rFonts w:eastAsia="Times New Roman" w:cs="Times New Roman"/>
+          <w:szCs w:val="28"/>
+          <w:u w:val="single"/>
+        </w:rPr>
+        <w:tab/>
+        <w:t xml:space="preserve">                     </w:t>
+      </w:r>
+      <w:r>
+        <w:rPr>
+          <w:rFonts w:eastAsia="Times New Roman" w:cs="Times New Roman"/>
+          <w:szCs w:val="28"/>
+          <w:u w:val="single"/>
+        </w:rPr>
+        <w:tab/>
+      </w:r>
+      <w:r>
+        <w:rPr>
+          <w:rFonts w:eastAsia="Times New Roman" w:cs="Times New Roman"/>
+          <w:szCs w:val="28"/>
+          <w:u w:val="single"/>
+        </w:rPr>
+        <w:t>Бреусов Денис Романович</w:t>
+      </w:r>
+      <w:r>
+        <w:rPr>
+          <w:rFonts w:eastAsia="Times New Roman" w:cs="Times New Roman"/>
+          <w:szCs w:val="28"/>
+          <w:u w:val="single"/>
+        </w:rPr>
+        <w:tab/>
+        <w:t xml:space="preserve">                         </w:t>
+      </w:r>
+      <w:r>
+        <w:rPr>
+          <w:rFonts w:eastAsia="Times New Roman" w:cs="Times New Roman"/>
+          <w:szCs w:val="28"/>
+          <w:u w:val="single"/>
+        </w:rPr>
+        <w:tab/>
+      </w:r>
+    </w:p>
+    <w:p>
+      <w:pPr>
+        <w:spacing w:after="0" w:line="240" w:lineRule="auto"/>
+        <w:jc w:val="center"/>
+        <w:rPr>
+          <w:rFonts w:eastAsia="Times New Roman" w:cs="Times New Roman"/>
+          <w:sz w:val="20"/>
+          <w:szCs w:val="20"/>
+        </w:rPr>
+      </w:pPr>
+      <w:r>
+        <w:rPr>
+          <w:rFonts w:eastAsia="Times New Roman" w:cs="Times New Roman"/>
+          <w:sz w:val="20"/>
+          <w:szCs w:val="20"/>
+        </w:rPr>
+        <w:t xml:space="preserve">   </w:t>
+      </w:r>
+      <w:r>
+        <w:rPr>
+          <w:rFonts w:eastAsia="Times New Roman" w:cs="Times New Roman"/>
+          <w:sz w:val="20"/>
+          <w:szCs w:val="20"/>
+        </w:rPr>
+        <w:tab/>
+        <w:t>(Фамилия, имя, отчество)</w:t>
+      </w:r>
+    </w:p>
+    <w:p>
+      <w:pPr>
+        <w:spacing w:after="0" w:line="204" w:lineRule="auto"/>
+        <w:rPr>
+          <w:rFonts w:eastAsia="Times New Roman" w:cs="Times New Roman"/>
+          <w:sz w:val="16"/>
+          <w:szCs w:val="16"/>
+        </w:rPr>
+      </w:pPr>
+    </w:p>
+    <w:p>
+      <w:pPr>
+        <w:spacing w:after="0" w:line="204" w:lineRule="auto"/>
+        <w:rPr>
+          <w:rFonts w:eastAsia="Times New Roman" w:cs="Times New Roman"/>
+          <w:sz w:val="16"/>
+          <w:szCs w:val="16"/>
+        </w:rPr>
+      </w:pPr>
+    </w:p>
+    <w:p>
+      <w:pPr>
+        <w:spacing w:after="0" w:line="204" w:lineRule="auto"/>
+        <w:rPr>
+          <w:rFonts w:eastAsia="Times New Roman" w:cs="Times New Roman"/>
+          <w:szCs w:val="28"/>
+        </w:rPr>
+      </w:pPr>
+      <w:r>
+        <w:rPr>
+          <w:rFonts w:eastAsia="Times New Roman" w:cs="Times New Roman"/>
+          <w:szCs w:val="28"/>
+        </w:rPr>
+        <w:t>Место прохождения  практики:</w:t>
+      </w:r>
+      <w:r>
+        <w:rPr>
+          <w:rFonts w:eastAsia="Times New Roman" w:cs="Times New Roman"/>
+          <w:u w:val="single"/>
+        </w:rPr>
+        <w:t xml:space="preserve">          </w:t>
+      </w:r>
+      <w:r>
+        <w:rPr>
+          <w:rFonts w:eastAsia="Times New Roman" w:cs="Times New Roman"/>
+          <w:szCs w:val="28"/>
+          <w:highlight w:val="yellow"/>
+          <w:u w:val="single"/>
+        </w:rPr>
+        <w:t>ИСПО,  Энгельса, 23</w:t>
+      </w:r>
+      <w:r>
+        <w:rPr>
+          <w:rFonts w:eastAsia="Times New Roman" w:cs="Times New Roman"/>
+          <w:szCs w:val="28"/>
+          <w:u w:val="single"/>
+        </w:rPr>
+        <w:tab/>
+      </w:r>
+      <w:r>
+        <w:rPr>
+          <w:rFonts w:eastAsia="Times New Roman" w:cs="Times New Roman"/>
+          <w:szCs w:val="28"/>
+          <w:u w:val="single"/>
+        </w:rPr>
+        <w:tab/>
+      </w:r>
+      <w:r>
+        <w:rPr>
+          <w:rFonts w:eastAsia="Times New Roman" w:cs="Times New Roman"/>
+          <w:szCs w:val="28"/>
+          <w:u w:val="single"/>
+        </w:rPr>
+        <w:tab/>
+      </w:r>
+    </w:p>
+    <w:p>
+      <w:pPr>
+        <w:spacing w:after="0" w:line="204" w:lineRule="auto"/>
+        <w:jc w:val="center"/>
+        <w:rPr>
+          <w:rFonts w:eastAsia="Times New Roman" w:cs="Times New Roman"/>
+          <w:sz w:val="20"/>
+          <w:szCs w:val="20"/>
+        </w:rPr>
+      </w:pPr>
+      <w:r>
+        <w:rPr>
+          <w:rFonts w:eastAsia="Times New Roman" w:cs="Times New Roman"/>
+          <w:sz w:val="20"/>
+          <w:szCs w:val="20"/>
+        </w:rPr>
+        <w:t xml:space="preserve">                                                                        (наименование и адрес организации)</w:t>
+      </w:r>
+    </w:p>
+    <w:p>
+      <w:pPr>
+        <w:spacing w:after="0" w:line="204" w:lineRule="auto"/>
+        <w:rPr>
+          <w:rFonts w:eastAsia="Times New Roman" w:cs="Times New Roman"/>
+          <w:sz w:val="20"/>
+          <w:szCs w:val="20"/>
+        </w:rPr>
+      </w:pPr>
+    </w:p>
+    <w:p>
+      <w:pPr>
+        <w:spacing w:after="0" w:line="204" w:lineRule="auto"/>
+        <w:jc w:val="center"/>
+        <w:rPr>
+          <w:rFonts w:eastAsia="Times New Roman" w:cs="Times New Roman"/>
+          <w:szCs w:val="28"/>
+        </w:rPr>
+      </w:pPr>
+    </w:p>
+    <w:p>
+      <w:pPr>
+        <w:spacing w:after="240" w:line="204" w:lineRule="auto"/>
+        <w:jc w:val="center"/>
+        <w:rPr>
+          <w:rFonts w:eastAsia="Times New Roman" w:cs="Times New Roman"/>
+          <w:szCs w:val="28"/>
+        </w:rPr>
+      </w:pPr>
+      <w:r>
+        <w:rPr>
+          <w:rFonts w:eastAsia="Times New Roman" w:cs="Times New Roman"/>
+          <w:szCs w:val="28"/>
+        </w:rPr>
+        <w:t>Период прохождения практики</w:t>
+      </w:r>
+    </w:p>
+    <w:p>
+      <w:pPr>
+        <w:spacing w:after="0" w:line="204" w:lineRule="auto"/>
+        <w:jc w:val="center"/>
+        <w:rPr>
+          <w:rFonts w:eastAsia="Times New Roman" w:cs="Times New Roman"/>
+          <w:szCs w:val="28"/>
+        </w:rPr>
+      </w:pPr>
+      <w:r>
+        <w:rPr>
+          <w:rFonts w:eastAsia="Times New Roman" w:cs="Times New Roman"/>
+          <w:szCs w:val="28"/>
+          <w:highlight w:val="yellow"/>
+        </w:rPr>
+        <w:t>с «9» января 2024 г. по «3» февраля 2024 г.</w:t>
+      </w:r>
+    </w:p>
+    <w:p>
+      <w:pPr>
+        <w:tabs>
+          <w:tab w:val="left" w:pos="3915"/>
+        </w:tabs>
+        <w:spacing w:after="0" w:line="204" w:lineRule="auto"/>
+        <w:rPr>
+          <w:rFonts w:eastAsia="Times New Roman" w:cs="Times New Roman"/>
+          <w:sz w:val="18"/>
+          <w:szCs w:val="18"/>
+        </w:rPr>
+      </w:pPr>
+    </w:p>
+    <w:p>
+      <w:pPr>
+        <w:tabs>
+          <w:tab w:val="left" w:pos="3915"/>
+        </w:tabs>
+        <w:spacing w:after="0" w:line="204" w:lineRule="auto"/>
+        <w:rPr>
+          <w:rFonts w:eastAsia="Times New Roman" w:cs="Times New Roman"/>
+          <w:sz w:val="18"/>
+          <w:szCs w:val="18"/>
+        </w:rPr>
+      </w:pPr>
+    </w:p>
+    <w:p>
+      <w:pPr>
+        <w:spacing w:after="0" w:line="204" w:lineRule="auto"/>
+        <w:rPr>
+          <w:rFonts w:eastAsia="Times New Roman" w:cs="Times New Roman"/>
+          <w:sz w:val="16"/>
+          <w:szCs w:val="16"/>
+        </w:rPr>
+      </w:pPr>
+      <w:r>
+        <w:rPr>
+          <w:rFonts w:eastAsia="Times New Roman" w:cs="Times New Roman"/>
+          <w:sz w:val="16"/>
+          <w:szCs w:val="16"/>
+        </w:rPr>
+        <w:t xml:space="preserve"> </w:t>
+      </w:r>
+    </w:p>
+    <w:p>
+      <w:pPr>
+        <w:spacing w:after="0" w:line="192" w:lineRule="auto"/>
+        <w:rPr>
+          <w:rFonts w:eastAsia="Times New Roman" w:cs="Times New Roman"/>
+          <w:szCs w:val="28"/>
+          <w:u w:val="single"/>
+        </w:rPr>
+      </w:pPr>
+      <w:r>
+        <w:rPr>
+          <w:rFonts w:eastAsia="Times New Roman" w:cs="Times New Roman"/>
+          <w:szCs w:val="28"/>
+          <w:u w:val="single"/>
+        </w:rPr>
+        <w:t xml:space="preserve">Руководитель практики </w:t>
+      </w:r>
+    </w:p>
+    <w:p>
+      <w:pPr>
+        <w:spacing w:after="0" w:line="192" w:lineRule="auto"/>
+        <w:rPr>
+          <w:rFonts w:eastAsia="Times New Roman" w:cs="Times New Roman"/>
+          <w:szCs w:val="28"/>
+        </w:rPr>
+      </w:pPr>
+      <w:r>
+        <w:rPr>
+          <w:rFonts w:eastAsia="Times New Roman" w:cs="Times New Roman"/>
+          <w:szCs w:val="28"/>
+          <w:u w:val="single"/>
+        </w:rPr>
+        <w:t xml:space="preserve">от учебной организации  </w:t>
+      </w:r>
+      <w:r>
+        <w:rPr>
+          <w:rFonts w:eastAsia="Times New Roman" w:cs="Times New Roman"/>
+          <w:szCs w:val="28"/>
+        </w:rPr>
+        <w:t xml:space="preserve">       </w:t>
+      </w:r>
+      <w:r>
+        <w:rPr>
+          <w:rFonts w:eastAsia="Times New Roman" w:cs="Times New Roman"/>
+          <w:szCs w:val="28"/>
+          <w:u w:val="single"/>
+        </w:rPr>
+        <w:tab/>
+        <w:t xml:space="preserve">            </w:t>
+      </w:r>
+      <w:r>
+        <w:rPr>
+          <w:rFonts w:eastAsia="Times New Roman" w:cs="Times New Roman"/>
+          <w:szCs w:val="28"/>
+          <w:u w:val="single"/>
+        </w:rPr>
+        <w:tab/>
+      </w:r>
+      <w:r>
+        <w:rPr>
+          <w:rFonts w:eastAsia="Times New Roman" w:cs="Times New Roman"/>
+          <w:szCs w:val="28"/>
+          <w:u w:val="single"/>
+        </w:rPr>
+        <w:tab/>
+      </w:r>
+      <w:r>
+        <w:rPr>
+          <w:rFonts w:eastAsia="Times New Roman" w:cs="Times New Roman"/>
+          <w:szCs w:val="28"/>
+        </w:rPr>
+        <w:tab/>
+        <w:t xml:space="preserve">   </w:t>
+      </w:r>
+      <w:r>
+        <w:rPr>
+          <w:rFonts w:eastAsia="Times New Roman" w:cs="Times New Roman"/>
+          <w:szCs w:val="28"/>
+          <w:u w:val="single"/>
+        </w:rPr>
+        <w:t xml:space="preserve">     Костин Ю.Н. </w:t>
+      </w:r>
+    </w:p>
+    <w:p>
+      <w:pPr>
+        <w:widowControl w:val="0"/>
+        <w:spacing w:after="0" w:line="192" w:lineRule="auto"/>
+        <w:rPr>
+          <w:rFonts w:eastAsia="Times New Roman" w:cs="Times New Roman"/>
+          <w:sz w:val="20"/>
+          <w:szCs w:val="20"/>
+        </w:rPr>
+      </w:pPr>
+      <w:r>
+        <w:rPr>
+          <w:rFonts w:eastAsia="Times New Roman" w:cs="Times New Roman"/>
+          <w:szCs w:val="28"/>
+        </w:rPr>
+        <w:t xml:space="preserve">                       </w:t>
+      </w:r>
+      <w:r>
+        <w:rPr>
+          <w:rFonts w:eastAsia="Times New Roman" w:cs="Times New Roman"/>
+          <w:sz w:val="24"/>
+        </w:rPr>
+        <w:t xml:space="preserve">   </w:t>
+      </w:r>
+      <w:r>
+        <w:rPr>
+          <w:rFonts w:eastAsia="Times New Roman" w:cs="Times New Roman"/>
+          <w:sz w:val="24"/>
+        </w:rPr>
+        <w:tab/>
+      </w:r>
+      <w:r>
+        <w:rPr>
+          <w:rFonts w:eastAsia="Times New Roman" w:cs="Times New Roman"/>
+          <w:sz w:val="24"/>
+        </w:rPr>
+        <w:tab/>
+      </w:r>
+      <w:r>
+        <w:rPr>
+          <w:rFonts w:eastAsia="Times New Roman" w:cs="Times New Roman"/>
+          <w:sz w:val="24"/>
+        </w:rPr>
+        <w:tab/>
+        <w:t xml:space="preserve">              (</w:t>
+      </w:r>
+      <w:r>
+        <w:rPr>
+          <w:rFonts w:eastAsia="Times New Roman" w:cs="Times New Roman"/>
+          <w:sz w:val="20"/>
+          <w:szCs w:val="20"/>
+        </w:rPr>
+        <w:t>подпись)</w:t>
+      </w:r>
+      <w:r>
+        <w:rPr>
+          <w:rFonts w:eastAsia="Times New Roman" w:cs="Times New Roman"/>
+          <w:sz w:val="24"/>
+        </w:rPr>
+        <w:t xml:space="preserve">                           (</w:t>
+      </w:r>
+      <w:r>
+        <w:rPr>
+          <w:rFonts w:eastAsia="Times New Roman" w:cs="Times New Roman"/>
+          <w:sz w:val="20"/>
+          <w:szCs w:val="20"/>
+        </w:rPr>
+        <w:t>расшифровка подписи)</w:t>
+      </w:r>
+    </w:p>
+    <w:p>
+      <w:pPr>
+        <w:widowControl w:val="0"/>
+        <w:spacing w:after="0" w:line="192" w:lineRule="auto"/>
+        <w:rPr>
+          <w:rFonts w:eastAsia="Times New Roman" w:cs="Times New Roman"/>
+          <w:sz w:val="20"/>
+          <w:szCs w:val="20"/>
+        </w:rPr>
+      </w:pPr>
+    </w:p>
+    <w:p>
+      <w:pPr>
+        <w:spacing w:after="0" w:line="192" w:lineRule="auto"/>
+        <w:rPr>
+          <w:rFonts w:eastAsia="Times New Roman" w:cs="Times New Roman"/>
+          <w:sz w:val="20"/>
+          <w:szCs w:val="20"/>
+          <w:u w:val="single"/>
+        </w:rPr>
+      </w:pPr>
+    </w:p>
+    <w:p>
+      <w:pPr>
+        <w:spacing w:after="0" w:line="192" w:lineRule="auto"/>
+        <w:rPr>
+          <w:rFonts w:eastAsia="Times New Roman" w:cs="Times New Roman"/>
+          <w:szCs w:val="28"/>
+          <w:u w:val="single"/>
+        </w:rPr>
+      </w:pPr>
+      <w:r>
+        <w:rPr>
+          <w:rFonts w:eastAsia="Times New Roman" w:cs="Times New Roman"/>
+          <w:szCs w:val="28"/>
+          <w:u w:val="single"/>
+        </w:rPr>
+        <w:t xml:space="preserve">Руководитель с места </w:t>
+      </w:r>
+    </w:p>
+    <w:p>
+      <w:pPr>
+        <w:spacing w:after="0" w:line="192" w:lineRule="auto"/>
+        <w:rPr>
+          <w:rFonts w:eastAsia="Times New Roman" w:cs="Times New Roman"/>
+          <w:szCs w:val="28"/>
+          <w:u w:val="single"/>
+        </w:rPr>
+      </w:pPr>
+      <w:r>
+        <w:rPr>
+          <w:rFonts w:eastAsia="Times New Roman" w:cs="Times New Roman"/>
+          <w:szCs w:val="28"/>
+          <w:u w:val="single"/>
+        </w:rPr>
+        <w:t>прохождения практики</w:t>
+      </w:r>
+      <w:r>
+        <w:rPr>
+          <w:rFonts w:eastAsia="Times New Roman" w:cs="Times New Roman"/>
+          <w:szCs w:val="28"/>
+        </w:rPr>
+        <w:tab/>
+        <w:t xml:space="preserve">           </w:t>
+      </w:r>
+      <w:r>
+        <w:rPr>
+          <w:rFonts w:eastAsia="Times New Roman" w:cs="Times New Roman"/>
+          <w:szCs w:val="28"/>
+          <w:u w:val="single"/>
+        </w:rPr>
+        <w:tab/>
+      </w:r>
+      <w:r>
+        <w:rPr>
+          <w:rFonts w:eastAsia="Times New Roman" w:cs="Times New Roman"/>
+          <w:szCs w:val="28"/>
+          <w:u w:val="single"/>
+        </w:rPr>
+        <w:tab/>
+      </w:r>
+      <w:r>
+        <w:rPr>
+          <w:rFonts w:eastAsia="Times New Roman" w:cs="Times New Roman"/>
+          <w:szCs w:val="28"/>
+          <w:u w:val="single"/>
+        </w:rPr>
+        <w:tab/>
+        <w:t xml:space="preserve">   </w:t>
+      </w:r>
+      <w:r>
+        <w:rPr>
+          <w:rFonts w:eastAsia="Times New Roman" w:cs="Times New Roman"/>
+          <w:szCs w:val="28"/>
+        </w:rPr>
+        <w:t xml:space="preserve">              </w:t>
+      </w:r>
+      <w:r>
+        <w:rPr>
+          <w:rFonts w:eastAsia="Times New Roman" w:cs="Times New Roman"/>
+          <w:szCs w:val="28"/>
+          <w:u w:val="single"/>
+        </w:rPr>
+        <w:t xml:space="preserve">     </w:t>
+      </w:r>
+      <w:r>
+        <w:rPr>
+          <w:rFonts w:eastAsia="Times New Roman" w:cs="Times New Roman"/>
+          <w:szCs w:val="28"/>
+          <w:u w:val="single"/>
+        </w:rPr>
+        <w:t>Бреусов Д. Р.</w:t>
+      </w:r>
+      <w:r>
+        <w:rPr>
+          <w:rFonts w:eastAsia="Times New Roman" w:cs="Times New Roman"/>
+          <w:szCs w:val="28"/>
+          <w:u w:val="single"/>
+        </w:rPr>
+        <w:tab/>
+      </w:r>
+    </w:p>
+    <w:p>
+      <w:pPr>
+        <w:widowControl w:val="0"/>
+        <w:spacing w:after="0" w:line="192" w:lineRule="auto"/>
+        <w:rPr>
+          <w:rFonts w:eastAsia="Times New Roman" w:cs="Times New Roman"/>
+          <w:sz w:val="20"/>
+          <w:szCs w:val="20"/>
+        </w:rPr>
+      </w:pPr>
+      <w:r>
+        <w:rPr>
+          <w:rFonts w:eastAsia="Times New Roman" w:cs="Times New Roman"/>
+          <w:szCs w:val="28"/>
+        </w:rPr>
+        <w:t xml:space="preserve">                        </w:t>
+      </w:r>
+      <w:r>
+        <w:rPr>
+          <w:rFonts w:eastAsia="Times New Roman" w:cs="Times New Roman"/>
+          <w:sz w:val="24"/>
+        </w:rPr>
+        <w:t xml:space="preserve">   </w:t>
+      </w:r>
+      <w:r>
+        <w:rPr>
+          <w:rFonts w:eastAsia="Times New Roman" w:cs="Times New Roman"/>
+          <w:sz w:val="24"/>
+        </w:rPr>
+        <w:tab/>
+      </w:r>
+      <w:r>
+        <w:rPr>
+          <w:rFonts w:eastAsia="Times New Roman" w:cs="Times New Roman"/>
+          <w:sz w:val="24"/>
+        </w:rPr>
+        <w:tab/>
+      </w:r>
+      <w:r>
+        <w:rPr>
+          <w:rFonts w:eastAsia="Times New Roman" w:cs="Times New Roman"/>
+          <w:sz w:val="24"/>
+        </w:rPr>
+        <w:tab/>
+        <w:t xml:space="preserve">              (</w:t>
+      </w:r>
+      <w:r>
+        <w:rPr>
+          <w:rFonts w:eastAsia="Times New Roman" w:cs="Times New Roman"/>
+          <w:sz w:val="20"/>
+          <w:szCs w:val="20"/>
+        </w:rPr>
+        <w:t>подпись)</w:t>
+      </w:r>
+      <w:r>
+        <w:rPr>
+          <w:rFonts w:eastAsia="Times New Roman" w:cs="Times New Roman"/>
+          <w:sz w:val="24"/>
+        </w:rPr>
+        <w:t xml:space="preserve">                             (</w:t>
+      </w:r>
+      <w:r>
+        <w:rPr>
+          <w:rFonts w:eastAsia="Times New Roman" w:cs="Times New Roman"/>
+          <w:sz w:val="20"/>
+          <w:szCs w:val="20"/>
+        </w:rPr>
+        <w:t>расшифровка подписи)</w:t>
+      </w:r>
+    </w:p>
+    <w:p>
+      <w:pPr>
+        <w:widowControl w:val="0"/>
+        <w:spacing w:after="0" w:line="240" w:lineRule="auto"/>
+        <w:rPr>
+          <w:rFonts w:eastAsia="Times New Roman" w:cs="Times New Roman"/>
+          <w:sz w:val="20"/>
+          <w:szCs w:val="20"/>
+        </w:rPr>
+      </w:pPr>
+    </w:p>
+    <w:p>
+      <w:pPr>
+        <w:spacing w:after="0" w:line="240" w:lineRule="auto"/>
+        <w:rPr>
+          <w:rFonts w:eastAsia="Times New Roman" w:cs="Times New Roman"/>
+          <w:sz w:val="24"/>
+          <w:u w:val="single"/>
+        </w:rPr>
+      </w:pPr>
+      <w:r>
+        <w:rPr>
+          <w:rFonts w:eastAsia="Times New Roman" w:cs="Times New Roman"/>
+          <w:szCs w:val="28"/>
+        </w:rPr>
+        <w:t>Итоговая оценка по практике</w:t>
+      </w:r>
+      <w:r>
+        <w:rPr>
+          <w:rFonts w:eastAsia="Times New Roman" w:cs="Times New Roman"/>
+          <w:sz w:val="32"/>
+          <w:szCs w:val="32"/>
+        </w:rPr>
+        <w:t xml:space="preserve"> </w:t>
+      </w:r>
+      <w:r>
+        <w:rPr>
+          <w:rFonts w:eastAsia="Times New Roman" w:cs="Times New Roman"/>
+          <w:sz w:val="36"/>
+          <w:szCs w:val="36"/>
+        </w:rPr>
+        <w:t xml:space="preserve"> </w:t>
+      </w:r>
+      <w:r>
+        <w:rPr>
+          <w:rFonts w:eastAsia="Times New Roman" w:cs="Times New Roman"/>
+          <w:sz w:val="32"/>
+          <w:szCs w:val="32"/>
+        </w:rPr>
+        <w:t>___________________________________</w:t>
+      </w:r>
+    </w:p>
+    <w:p>
+      <w:pPr>
+        <w:widowControl w:val="0"/>
+        <w:spacing w:after="0" w:line="240" w:lineRule="auto"/>
+        <w:jc w:val="center"/>
+        <w:rPr>
+          <w:rFonts w:eastAsia="Times New Roman" w:cs="Times New Roman"/>
+          <w:szCs w:val="28"/>
+        </w:rPr>
+      </w:pPr>
+    </w:p>
+    <w:p>
+      <w:pPr>
+        <w:widowControl w:val="0"/>
+        <w:spacing w:after="0" w:line="240" w:lineRule="auto"/>
+        <w:rPr>
+          <w:rFonts w:eastAsia="Times New Roman" w:cs="Times New Roman"/>
+          <w:szCs w:val="28"/>
+        </w:rPr>
+      </w:pPr>
+      <w:r>
+        <w:rPr>
+          <w:rFonts w:eastAsia="Times New Roman" w:cs="Times New Roman"/>
+          <w:szCs w:val="28"/>
+        </w:rPr>
+        <w:t>М.П.</w:t>
+      </w:r>
+    </w:p>
+    <w:p>
+      <w:pPr>
+        <w:widowControl w:val="0"/>
+        <w:spacing w:after="0" w:line="240" w:lineRule="auto"/>
+        <w:jc w:val="center"/>
+        <w:rPr>
+          <w:rFonts w:eastAsia="Times New Roman" w:cs="Times New Roman"/>
+          <w:szCs w:val="28"/>
+        </w:rPr>
+      </w:pPr>
+    </w:p>
+    <w:p>
+      <w:pPr>
+        <w:widowControl w:val="0"/>
+        <w:spacing w:after="0" w:line="240" w:lineRule="auto"/>
+        <w:jc w:val="center"/>
+        <w:rPr>
+          <w:rFonts w:eastAsia="Times New Roman" w:cs="Times New Roman"/>
+          <w:szCs w:val="28"/>
+        </w:rPr>
+      </w:pPr>
+      <w:r>
+        <w:rPr>
+          <w:rFonts w:eastAsia="Times New Roman" w:cs="Times New Roman"/>
+          <w:szCs w:val="28"/>
+        </w:rPr>
+        <w:t>Санкт-Петербург</w:t>
+      </w:r>
+    </w:p>
+    <w:p>
+      <w:pPr>
+        <w:widowControl w:val="0"/>
+        <w:spacing w:after="0" w:line="240" w:lineRule="auto"/>
+        <w:jc w:val="center"/>
+        <w:rPr>
+          <w:rFonts w:eastAsia="Times New Roman" w:cs="Times New Roman"/>
+          <w:szCs w:val="28"/>
+        </w:rPr>
+      </w:pPr>
+      <w:r>
+        <w:rPr>
+          <w:rFonts w:eastAsia="Times New Roman" w:cs="Times New Roman"/>
+          <w:szCs w:val="28"/>
+        </w:rPr>
+        <w:t>2025</w:t>
+      </w:r>
+    </w:p>
+    <w:p>
+      <w:pPr>
         <w:pStyle w:val="11"/>
         <w:rPr>
           <w:rFonts w:cs="Times New Roman"/>
@@ -17,6 +1206,7 @@
           <w:color w:val="000000" w:themeColor="text1"/>
           <w:szCs w:val="28"/>
         </w:rPr>
+        <w:lastRenderedPageBreak/>
         <w:t>СОДЕРЖАНИЕ</w:t>
       </w:r>
     </w:p>
@@ -57,14 +1247,38 @@
         </w:rPr>
         <w:fldChar w:fldCharType="separate"/>
       </w:r>
-      <w:hyperlink w:anchor="_Toc198227797" w:history="1">
+      <w:hyperlink w:anchor="_Toc206527747" w:history="1">
         <w:r>
           <w:rPr>
             <w:rStyle w:val="ad"/>
             <w:rFonts w:cs="Times New Roman"/>
             <w:noProof/>
           </w:rPr>
-          <w:t>ВВЕДЕНИЕ</w:t>
+          <w:t>ВВЕ</w:t>
+        </w:r>
+        <w:r>
+          <w:rPr>
+            <w:rStyle w:val="ad"/>
+            <w:rFonts w:cs="Times New Roman"/>
+            <w:noProof/>
+          </w:rPr>
+          <w:t>Д</w:t>
+        </w:r>
+        <w:r>
+          <w:rPr>
+            <w:rStyle w:val="ad"/>
+            <w:rFonts w:cs="Times New Roman"/>
+            <w:noProof/>
+          </w:rPr>
+          <w:t>Е</w:t>
+        </w:r>
+        <w:r>
+          <w:rPr>
+            <w:rStyle w:val="ad"/>
+            <w:rFonts w:cs="Times New Roman"/>
+            <w:noProof/>
+          </w:rPr>
+          <w:t>НИЕ</w:t>
         </w:r>
         <w:r>
           <w:rPr>
@@ -85,79 +1299,7 @@
             <w:noProof/>
             <w:webHidden/>
           </w:rPr>
-          <w:instrText xml:space="preserve"> PAGEREF _Toc198227797 \h </w:instrText>
-        </w:r>
-        <w:r>
-          <w:rPr>
-            <w:noProof/>
-            <w:webHidden/>
-          </w:rPr>
-        </w:r>
-        <w:r>
-          <w:rPr>
-            <w:noProof/>
-            <w:webHidden/>
-          </w:rPr>
-          <w:fldChar w:fldCharType="separate"/>
-        </w:r>
-        <w:r>
-          <w:rPr>
-            <w:noProof/>
-            <w:webHidden/>
-          </w:rPr>
-          <w:t>2</w:t>
-        </w:r>
-        <w:r>
-          <w:rPr>
-            <w:noProof/>
-            <w:webHidden/>
-          </w:rPr>
-          <w:fldChar w:fldCharType="end"/>
-        </w:r>
-      </w:hyperlink>
-    </w:p>
-    <w:p>
-      <w:pPr>
-        <w:pStyle w:val="11"/>
-        <w:rPr>
-          <w:rFonts w:asciiTheme="minorHAnsi" w:eastAsiaTheme="minorEastAsia" w:hAnsiTheme="minorHAnsi"/>
-          <w:noProof/>
-          <w:kern w:val="0"/>
-          <w:sz w:val="22"/>
-          <w:szCs w:val="22"/>
-          <w:lang w:eastAsia="ru-RU"/>
-          <w14:ligatures w14:val="none"/>
-        </w:rPr>
-      </w:pPr>
-      <w:hyperlink w:anchor="_Toc198227798" w:history="1">
-        <w:r>
-          <w:rPr>
-            <w:rStyle w:val="ad"/>
-            <w:rFonts w:cs="Times New Roman"/>
-            <w:noProof/>
-          </w:rPr>
-          <w:t>Задание 1: Анализ предметной области.</w:t>
-        </w:r>
-        <w:r>
-          <w:rPr>
-            <w:noProof/>
-            <w:webHidden/>
-          </w:rPr>
-          <w:tab/>
-        </w:r>
-        <w:r>
-          <w:rPr>
-            <w:noProof/>
-            <w:webHidden/>
-          </w:rPr>
-          <w:fldChar w:fldCharType="begin"/>
-        </w:r>
-        <w:r>
-          <w:rPr>
-            <w:noProof/>
-            <w:webHidden/>
-          </w:rPr>
-          <w:instrText xml:space="preserve"> PAGEREF _Toc198227798 \h </w:instrText>
+          <w:instrText xml:space="preserve"> PAGEREF _Toc206527747 \h </w:instrText>
         </w:r>
         <w:r>
           <w:rPr>
@@ -201,14 +1343,14 @@
           <w14:ligatures w14:val="none"/>
         </w:rPr>
       </w:pPr>
-      <w:hyperlink w:anchor="_Toc198227799" w:history="1">
+      <w:hyperlink w:anchor="_Toc206527748" w:history="1">
         <w:r>
           <w:rPr>
             <w:rStyle w:val="ad"/>
             <w:rFonts w:cs="Times New Roman"/>
             <w:noProof/>
           </w:rPr>
-          <w:t>Задание 2: Проектирование базы данных.</w:t>
+          <w:t>1 Анализ предметной области.</w:t>
         </w:r>
         <w:r>
           <w:rPr>
@@ -229,7 +1371,7 @@
             <w:noProof/>
             <w:webHidden/>
           </w:rPr>
-          <w:instrText xml:space="preserve"> PAGEREF _Toc198227799 \h </w:instrText>
+          <w:instrText xml:space="preserve"> PAGEREF _Toc206527748 \h </w:instrText>
         </w:r>
         <w:r>
           <w:rPr>
@@ -249,7 +1391,7 @@
             <w:noProof/>
             <w:webHidden/>
           </w:rPr>
-          <w:t>5</w:t>
+          <w:t>4</w:t>
         </w:r>
         <w:r>
           <w:rPr>
@@ -273,14 +1415,14 @@
           <w14:ligatures w14:val="none"/>
         </w:rPr>
       </w:pPr>
-      <w:hyperlink w:anchor="_Toc198227800" w:history="1">
+      <w:hyperlink w:anchor="_Toc206527749" w:history="1">
         <w:r>
           <w:rPr>
             <w:rStyle w:val="ad"/>
             <w:rFonts w:cs="Times New Roman"/>
             <w:noProof/>
           </w:rPr>
-          <w:t>Задание 3: Проектирование интерфейса ИС</w:t>
+          <w:t>2 Проектирование базы данных.</w:t>
         </w:r>
         <w:r>
           <w:rPr>
@@ -301,7 +1443,7 @@
             <w:noProof/>
             <w:webHidden/>
           </w:rPr>
-          <w:instrText xml:space="preserve"> PAGEREF _Toc198227800 \h </w:instrText>
+          <w:instrText xml:space="preserve"> PAGEREF _Toc206527749 \h </w:instrText>
         </w:r>
         <w:r>
           <w:rPr>
@@ -321,7 +1463,7 @@
             <w:noProof/>
             <w:webHidden/>
           </w:rPr>
-          <w:t>7</w:t>
+          <w:t>6</w:t>
         </w:r>
         <w:r>
           <w:rPr>
@@ -345,14 +1487,14 @@
           <w14:ligatures w14:val="none"/>
         </w:rPr>
       </w:pPr>
-      <w:hyperlink w:anchor="_Toc198227801" w:history="1">
+      <w:hyperlink w:anchor="_Toc206527750" w:history="1">
         <w:r>
           <w:rPr>
             <w:rStyle w:val="ad"/>
             <w:rFonts w:cs="Times New Roman"/>
             <w:noProof/>
           </w:rPr>
-          <w:t>Задание 4: Тестирование функционала системы</w:t>
+          <w:t>3 Проектирование интерфейса ИС</w:t>
         </w:r>
         <w:r>
           <w:rPr>
@@ -373,7 +1515,7 @@
             <w:noProof/>
             <w:webHidden/>
           </w:rPr>
-          <w:instrText xml:space="preserve"> PAGEREF _Toc198227801 \h </w:instrText>
+          <w:instrText xml:space="preserve"> PAGEREF _Toc206527750 \h </w:instrText>
         </w:r>
         <w:r>
           <w:rPr>
@@ -417,14 +1559,14 @@
           <w14:ligatures w14:val="none"/>
         </w:rPr>
       </w:pPr>
-      <w:hyperlink w:anchor="_Toc198227802" w:history="1">
+      <w:hyperlink w:anchor="_Toc206527751" w:history="1">
         <w:r>
           <w:rPr>
             <w:rStyle w:val="ad"/>
             <w:rFonts w:cs="Times New Roman"/>
             <w:noProof/>
           </w:rPr>
-          <w:t>Заключение</w:t>
+          <w:t>4 Тестирование функционала системы</w:t>
         </w:r>
         <w:r>
           <w:rPr>
@@ -445,7 +1587,7 @@
             <w:noProof/>
             <w:webHidden/>
           </w:rPr>
-          <w:instrText xml:space="preserve"> PAGEREF _Toc198227802 \h </w:instrText>
+          <w:instrText xml:space="preserve"> PAGEREF _Toc206527751 \h </w:instrText>
         </w:r>
         <w:r>
           <w:rPr>
@@ -465,7 +1607,7 @@
             <w:noProof/>
             <w:webHidden/>
           </w:rPr>
-          <w:t>9</w:t>
+          <w:t>12</w:t>
         </w:r>
         <w:r>
           <w:rPr>
@@ -489,7 +1631,95 @@
           <w14:ligatures w14:val="none"/>
         </w:rPr>
       </w:pPr>
-      <w:hyperlink w:anchor="_Toc198227803" w:history="1">
+      <w:hyperlink w:anchor="_Toc206527752" w:history="1">
+        <w:r>
+          <w:rPr>
+            <w:rStyle w:val="ad"/>
+            <w:rFonts w:cs="Times New Roman"/>
+            <w:noProof/>
+          </w:rPr>
+          <w:t>Заключ</w:t>
+        </w:r>
+        <w:r>
+          <w:rPr>
+            <w:rStyle w:val="ad"/>
+            <w:rFonts w:cs="Times New Roman"/>
+            <w:noProof/>
+          </w:rPr>
+          <w:t>е</w:t>
+        </w:r>
+        <w:r>
+          <w:rPr>
+            <w:rStyle w:val="ad"/>
+            <w:rFonts w:cs="Times New Roman"/>
+            <w:noProof/>
+          </w:rPr>
+          <w:t>ние</w:t>
+        </w:r>
+        <w:r>
+          <w:rPr>
+            <w:noProof/>
+            <w:webHidden/>
+          </w:rPr>
+          <w:tab/>
+        </w:r>
+        <w:r>
+          <w:rPr>
+            <w:noProof/>
+            <w:webHidden/>
+          </w:rPr>
+          <w:fldChar w:fldCharType="begin"/>
+        </w:r>
+        <w:r>
+          <w:rPr>
+            <w:noProof/>
+            <w:webHidden/>
+          </w:rPr>
+          <w:instrText xml:space="preserve"> PAGEREF _Toc206527752 \h </w:instrText>
+        </w:r>
+        <w:r>
+          <w:rPr>
+            <w:noProof/>
+            <w:webHidden/>
+          </w:rPr>
+        </w:r>
+        <w:r>
+          <w:rPr>
+            <w:noProof/>
+            <w:webHidden/>
+          </w:rPr>
+          <w:fldChar w:fldCharType="separate"/>
+        </w:r>
+        <w:r>
+          <w:rPr>
+            <w:noProof/>
+            <w:webHidden/>
+          </w:rPr>
+          <w:t>13</w:t>
+        </w:r>
+        <w:r>
+          <w:rPr>
+            <w:noProof/>
+            <w:webHidden/>
+          </w:rPr>
+          <w:fldChar w:fldCharType="end"/>
+        </w:r>
+      </w:hyperlink>
+    </w:p>
+    <w:p>
+      <w:pPr>
+        <w:pStyle w:val="11"/>
+        <w:rPr>
+          <w:rFonts w:asciiTheme="minorHAnsi" w:eastAsiaTheme="minorEastAsia" w:hAnsiTheme="minorHAnsi"/>
+          <w:noProof/>
+          <w:kern w:val="0"/>
+          <w:sz w:val="22"/>
+          <w:szCs w:val="22"/>
+          <w:lang w:eastAsia="ru-RU"/>
+          <w14:ligatures w14:val="none"/>
+        </w:rPr>
+      </w:pPr>
+      <w:hyperlink w:anchor="_Toc206527753" w:history="1">
         <w:r>
           <w:rPr>
             <w:rStyle w:val="ad"/>
@@ -517,7 +1747,7 @@
             <w:noProof/>
             <w:webHidden/>
           </w:rPr>
-          <w:instrText xml:space="preserve"> PAGEREF _Toc198227803 \h </w:instrText>
+          <w:instrText xml:space="preserve"> PAGEREF _Toc206527753 \h </w:instrText>
         </w:r>
         <w:r>
           <w:rPr>
@@ -537,7 +1767,7 @@
             <w:noProof/>
             <w:webHidden/>
           </w:rPr>
-          <w:t>10</w:t>
+          <w:t>14</w:t>
         </w:r>
         <w:r>
           <w:rPr>
@@ -583,7 +1813,7 @@
           <w:szCs w:val="28"/>
         </w:rPr>
       </w:pPr>
-      <w:bookmarkStart w:id="0" w:name="_Toc198227797"/>
+      <w:bookmarkStart w:id="0" w:name="_Toc206527747"/>
       <w:r>
         <w:rPr>
           <w:rFonts w:cs="Times New Roman"/>
@@ -610,132 +1840,624 @@
           <w:color w:val="000000" w:themeColor="text1"/>
           <w:szCs w:val="28"/>
         </w:rPr>
-        <w:t>Данный отчет посвящен разработке информационной системы (ИС) для магазина «Ножи и Точка», специализирующегося на продаже кухонных, охотничьих, коллекционных и туристических ножей.</w:t>
-      </w:r>
-      <w:r>
-        <w:rPr>
-          <w:rFonts w:cs="Times New Roman"/>
-          <w:color w:val="000000" w:themeColor="text1"/>
-          <w:szCs w:val="28"/>
-        </w:rPr>
-        <w:br/>
-      </w:r>
-      <w:r>
-        <w:rPr>
-          <w:rFonts w:cs="Times New Roman"/>
-          <w:b/>
-          <w:bCs/>
-          <w:color w:val="000000" w:themeColor="text1"/>
-          <w:szCs w:val="28"/>
-        </w:rPr>
-        <w:t>Цель работы</w:t>
-      </w:r>
-      <w:r>
-        <w:rPr>
-          <w:rFonts w:cs="Times New Roman"/>
-          <w:color w:val="000000" w:themeColor="text1"/>
-          <w:szCs w:val="28"/>
-        </w:rPr>
-        <w:t>: автоматизация ключевых бизнес-процессов, включая управление товарами, заказами, пользователями и формирование отчетности.</w:t>
-      </w:r>
-      <w:r>
-        <w:rPr>
-          <w:rFonts w:cs="Times New Roman"/>
-          <w:color w:val="000000" w:themeColor="text1"/>
-          <w:szCs w:val="28"/>
-        </w:rPr>
-        <w:br/>
-      </w:r>
-      <w:r>
-        <w:rPr>
-          <w:rFonts w:cs="Times New Roman"/>
-          <w:b/>
-          <w:bCs/>
-          <w:color w:val="000000" w:themeColor="text1"/>
-          <w:szCs w:val="28"/>
-        </w:rPr>
-        <w:t>Задачи</w:t>
-      </w:r>
-      <w:r>
-        <w:rPr>
-          <w:rFonts w:cs="Times New Roman"/>
-          <w:color w:val="000000" w:themeColor="text1"/>
-          <w:szCs w:val="28"/>
-        </w:rPr>
-        <w:t>:</w:t>
-      </w:r>
-    </w:p>
-    <w:p>
-      <w:pPr>
-        <w:numPr>
-          <w:ilvl w:val="0"/>
-          <w:numId w:val="39"/>
-        </w:numPr>
-        <w:rPr>
-          <w:rFonts w:cs="Times New Roman"/>
-          <w:color w:val="000000" w:themeColor="text1"/>
-          <w:szCs w:val="28"/>
-        </w:rPr>
-      </w:pPr>
-      <w:r>
-        <w:rPr>
-          <w:rFonts w:cs="Times New Roman"/>
-          <w:color w:val="000000" w:themeColor="text1"/>
-          <w:szCs w:val="28"/>
-        </w:rPr>
-        <w:t>Реализация ролевой модели доступа (клиент, менеджер, администратор).</w:t>
-      </w:r>
-    </w:p>
-    <w:p>
-      <w:pPr>
-        <w:numPr>
-          <w:ilvl w:val="0"/>
-          <w:numId w:val="39"/>
-        </w:numPr>
-        <w:rPr>
-          <w:rFonts w:cs="Times New Roman"/>
-          <w:color w:val="000000" w:themeColor="text1"/>
-          <w:szCs w:val="28"/>
-        </w:rPr>
-      </w:pPr>
-      <w:r>
-        <w:rPr>
-          <w:rFonts w:cs="Times New Roman"/>
-          <w:color w:val="000000" w:themeColor="text1"/>
-          <w:szCs w:val="28"/>
-        </w:rPr>
-        <w:t>Интеграция с базой данных (БД) для хранения информации.</w:t>
-      </w:r>
-    </w:p>
-    <w:p>
-      <w:pPr>
-        <w:numPr>
-          <w:ilvl w:val="0"/>
-          <w:numId w:val="39"/>
-        </w:numPr>
-        <w:rPr>
-          <w:rFonts w:cs="Times New Roman"/>
-          <w:color w:val="000000" w:themeColor="text1"/>
-          <w:szCs w:val="28"/>
-        </w:rPr>
-      </w:pPr>
-      <w:r>
-        <w:rPr>
-          <w:rFonts w:cs="Times New Roman"/>
-          <w:color w:val="000000" w:themeColor="text1"/>
-          <w:szCs w:val="28"/>
-        </w:rPr>
-        <w:t>Создание интуитивного интерфейса для взаимодействия с системой.</w:t>
-      </w:r>
-    </w:p>
-    <w:p>
-      <w:pPr>
-        <w:rPr>
-          <w:rFonts w:cs="Times New Roman"/>
-          <w:color w:val="000000" w:themeColor="text1"/>
-          <w:szCs w:val="28"/>
-        </w:rPr>
-      </w:pPr>
+        <w:t>Актуальность работы обусловлена необходимостью автоматизации процессов торговли</w:t>
+      </w:r>
+    </w:p>
+    <w:p>
+      <w:pPr>
+        <w:rPr>
+          <w:rFonts w:cs="Times New Roman"/>
+          <w:color w:val="000000" w:themeColor="text1"/>
+          <w:szCs w:val="28"/>
+        </w:rPr>
+      </w:pPr>
+      <w:r>
+        <w:rPr>
+          <w:rFonts w:cs="Times New Roman"/>
+          <w:color w:val="000000" w:themeColor="text1"/>
+          <w:szCs w:val="28"/>
+        </w:rPr>
+        <w:t>и управления данными в современных коммерческих организациях. Для магазинов,</w:t>
+      </w:r>
+    </w:p>
+    <w:p>
+      <w:pPr>
+        <w:rPr>
+          <w:rFonts w:cs="Times New Roman"/>
+          <w:color w:val="000000" w:themeColor="text1"/>
+          <w:szCs w:val="28"/>
+        </w:rPr>
+      </w:pPr>
+      <w:r>
+        <w:rPr>
+          <w:rFonts w:cs="Times New Roman"/>
+          <w:color w:val="000000" w:themeColor="text1"/>
+          <w:szCs w:val="28"/>
+        </w:rPr>
+        <w:t>реализующих специализированные товары, особенно важно обеспечить надежный учет</w:t>
+      </w:r>
+    </w:p>
+    <w:p>
+      <w:pPr>
+        <w:rPr>
+          <w:rFonts w:cs="Times New Roman"/>
+          <w:color w:val="000000" w:themeColor="text1"/>
+          <w:szCs w:val="28"/>
+        </w:rPr>
+      </w:pPr>
+      <w:r>
+        <w:rPr>
+          <w:rFonts w:cs="Times New Roman"/>
+          <w:color w:val="000000" w:themeColor="text1"/>
+          <w:szCs w:val="28"/>
+        </w:rPr>
+        <w:t>ассортимента, корректное ведение заказов, управление клиентами и формирование</w:t>
+      </w:r>
+    </w:p>
+    <w:p>
+      <w:pPr>
+        <w:rPr>
+          <w:rFonts w:cs="Times New Roman"/>
+          <w:color w:val="000000" w:themeColor="text1"/>
+          <w:szCs w:val="28"/>
+        </w:rPr>
+      </w:pPr>
+      <w:r>
+        <w:rPr>
+          <w:rFonts w:cs="Times New Roman"/>
+          <w:color w:val="000000" w:themeColor="text1"/>
+          <w:szCs w:val="28"/>
+        </w:rPr>
+        <w:t>отчетности. Без применения информационных технологий эти задачи становятся</w:t>
+      </w:r>
+    </w:p>
+    <w:p>
+      <w:pPr>
+        <w:rPr>
+          <w:rFonts w:cs="Times New Roman"/>
+          <w:color w:val="000000" w:themeColor="text1"/>
+          <w:szCs w:val="28"/>
+        </w:rPr>
+      </w:pPr>
+      <w:r>
+        <w:rPr>
+          <w:rFonts w:cs="Times New Roman"/>
+          <w:color w:val="000000" w:themeColor="text1"/>
+          <w:szCs w:val="28"/>
+        </w:rPr>
+        <w:t>затруднительными, что снижает эффективность работы и конкурентоспособность</w:t>
+      </w:r>
+    </w:p>
+    <w:p>
+      <w:pPr>
+        <w:rPr>
+          <w:rFonts w:cs="Times New Roman"/>
+          <w:color w:val="000000" w:themeColor="text1"/>
+          <w:szCs w:val="28"/>
+        </w:rPr>
+      </w:pPr>
+      <w:r>
+        <w:rPr>
+          <w:rFonts w:cs="Times New Roman"/>
+          <w:color w:val="000000" w:themeColor="text1"/>
+          <w:szCs w:val="28"/>
+        </w:rPr>
+        <w:t>предприятия.</w:t>
+      </w:r>
+    </w:p>
+    <w:p>
+      <w:pPr>
+        <w:rPr>
+          <w:rFonts w:cs="Times New Roman"/>
+          <w:color w:val="000000" w:themeColor="text1"/>
+          <w:szCs w:val="28"/>
+        </w:rPr>
+      </w:pPr>
+    </w:p>
+    <w:p>
+      <w:pPr>
+        <w:rPr>
+          <w:rFonts w:cs="Times New Roman"/>
+          <w:color w:val="000000" w:themeColor="text1"/>
+          <w:szCs w:val="28"/>
+        </w:rPr>
+      </w:pPr>
+      <w:r>
+        <w:rPr>
+          <w:rFonts w:cs="Times New Roman"/>
+          <w:color w:val="000000" w:themeColor="text1"/>
+          <w:szCs w:val="28"/>
+        </w:rPr>
+        <w:t>Данный отчет посвящен разработке информационной системы (ИС) для магазина</w:t>
+      </w:r>
+    </w:p>
+    <w:p>
+      <w:pPr>
+        <w:rPr>
+          <w:rFonts w:cs="Times New Roman"/>
+          <w:color w:val="000000" w:themeColor="text1"/>
+          <w:szCs w:val="28"/>
+        </w:rPr>
+      </w:pPr>
+      <w:r>
+        <w:rPr>
+          <w:rFonts w:cs="Times New Roman"/>
+          <w:color w:val="000000" w:themeColor="text1"/>
+          <w:szCs w:val="28"/>
+        </w:rPr>
+        <w:t>«Ножи и Точка», специализирующегося на продаже кухонных, охотничьих,</w:t>
+      </w:r>
+    </w:p>
+    <w:p>
+      <w:pPr>
+        <w:rPr>
+          <w:rFonts w:cs="Times New Roman"/>
+          <w:color w:val="000000" w:themeColor="text1"/>
+          <w:szCs w:val="28"/>
+        </w:rPr>
+      </w:pPr>
+      <w:r>
+        <w:rPr>
+          <w:rFonts w:cs="Times New Roman"/>
+          <w:color w:val="000000" w:themeColor="text1"/>
+          <w:szCs w:val="28"/>
+        </w:rPr>
+        <w:t>коллекционных и туристических ножей. Разрабатываемая система предназначена для</w:t>
+      </w:r>
+    </w:p>
+    <w:p>
+      <w:pPr>
+        <w:rPr>
+          <w:rFonts w:cs="Times New Roman"/>
+          <w:color w:val="000000" w:themeColor="text1"/>
+          <w:szCs w:val="28"/>
+        </w:rPr>
+      </w:pPr>
+      <w:r>
+        <w:rPr>
+          <w:rFonts w:cs="Times New Roman"/>
+          <w:color w:val="000000" w:themeColor="text1"/>
+          <w:szCs w:val="28"/>
+        </w:rPr>
+        <w:t>автоматизации ключевых бизнес-процессов предприятия, включая управление товарами,</w:t>
+      </w:r>
+    </w:p>
+    <w:p>
+      <w:pPr>
+        <w:rPr>
+          <w:rFonts w:cs="Times New Roman"/>
+          <w:color w:val="000000" w:themeColor="text1"/>
+          <w:szCs w:val="28"/>
+        </w:rPr>
+      </w:pPr>
+      <w:r>
+        <w:rPr>
+          <w:rFonts w:cs="Times New Roman"/>
+          <w:color w:val="000000" w:themeColor="text1"/>
+          <w:szCs w:val="28"/>
+        </w:rPr>
+        <w:t>заказами, пользователями и формирование отчетности.</w:t>
+      </w:r>
+    </w:p>
+    <w:p>
+      <w:pPr>
+        <w:rPr>
+          <w:rFonts w:cs="Times New Roman"/>
+          <w:color w:val="000000" w:themeColor="text1"/>
+          <w:szCs w:val="28"/>
+        </w:rPr>
+      </w:pPr>
+    </w:p>
+    <w:p>
+      <w:pPr>
+        <w:rPr>
+          <w:rFonts w:cs="Times New Roman"/>
+          <w:color w:val="000000" w:themeColor="text1"/>
+          <w:szCs w:val="28"/>
+        </w:rPr>
+      </w:pPr>
+      <w:r>
+        <w:rPr>
+          <w:rFonts w:cs="Times New Roman"/>
+          <w:color w:val="000000" w:themeColor="text1"/>
+          <w:szCs w:val="28"/>
+        </w:rPr>
+        <w:t>Цель работы – проектирование и реализация информационной системы,</w:t>
+      </w:r>
+    </w:p>
+    <w:p>
+      <w:pPr>
+        <w:rPr>
+          <w:rFonts w:cs="Times New Roman"/>
+          <w:color w:val="000000" w:themeColor="text1"/>
+          <w:szCs w:val="28"/>
+        </w:rPr>
+      </w:pPr>
+      <w:r>
+        <w:rPr>
+          <w:rFonts w:cs="Times New Roman"/>
+          <w:color w:val="000000" w:themeColor="text1"/>
+          <w:szCs w:val="28"/>
+        </w:rPr>
+        <w:lastRenderedPageBreak/>
+        <w:t>обеспечивающей эффективное хранение и обработку данных о товарах, заказах</w:t>
+      </w:r>
+    </w:p>
+    <w:p>
+      <w:pPr>
+        <w:rPr>
+          <w:rFonts w:cs="Times New Roman"/>
+          <w:color w:val="000000" w:themeColor="text1"/>
+          <w:szCs w:val="28"/>
+        </w:rPr>
+      </w:pPr>
+      <w:r>
+        <w:rPr>
+          <w:rFonts w:cs="Times New Roman"/>
+          <w:color w:val="000000" w:themeColor="text1"/>
+          <w:szCs w:val="28"/>
+        </w:rPr>
+        <w:t>и пользователях, а также предоставление инструментов для администрирования</w:t>
+      </w:r>
+    </w:p>
+    <w:p>
+      <w:pPr>
+        <w:rPr>
+          <w:rFonts w:cs="Times New Roman"/>
+          <w:color w:val="000000" w:themeColor="text1"/>
+          <w:szCs w:val="28"/>
+        </w:rPr>
+      </w:pPr>
+      <w:r>
+        <w:rPr>
+          <w:rFonts w:cs="Times New Roman"/>
+          <w:color w:val="000000" w:themeColor="text1"/>
+          <w:szCs w:val="28"/>
+        </w:rPr>
+        <w:t>и анализа деятельности магазина.</w:t>
+      </w:r>
+    </w:p>
+    <w:p>
+      <w:pPr>
+        <w:rPr>
+          <w:rFonts w:cs="Times New Roman"/>
+          <w:color w:val="000000" w:themeColor="text1"/>
+          <w:szCs w:val="28"/>
+        </w:rPr>
+      </w:pPr>
+    </w:p>
+    <w:p>
+      <w:pPr>
+        <w:rPr>
+          <w:rFonts w:cs="Times New Roman"/>
+          <w:color w:val="000000" w:themeColor="text1"/>
+          <w:szCs w:val="28"/>
+        </w:rPr>
+      </w:pPr>
+      <w:r>
+        <w:rPr>
+          <w:rFonts w:cs="Times New Roman"/>
+          <w:color w:val="000000" w:themeColor="text1"/>
+          <w:szCs w:val="28"/>
+        </w:rPr>
+        <w:t>Для достижения поставленной цели необходимо решить следующие задачи:</w:t>
+      </w:r>
+    </w:p>
+    <w:p>
+      <w:pPr>
+        <w:rPr>
+          <w:rFonts w:cs="Times New Roman"/>
+          <w:color w:val="000000" w:themeColor="text1"/>
+          <w:szCs w:val="28"/>
+        </w:rPr>
+      </w:pPr>
+      <w:r>
+        <w:rPr>
+          <w:rFonts w:cs="Times New Roman"/>
+          <w:color w:val="000000" w:themeColor="text1"/>
+          <w:szCs w:val="28"/>
+        </w:rPr>
+        <w:t>– реализовать ролевую модель доступа (клиент, менеджер, администратор);</w:t>
+      </w:r>
+    </w:p>
+    <w:p>
+      <w:pPr>
+        <w:rPr>
+          <w:rFonts w:cs="Times New Roman"/>
+          <w:color w:val="000000" w:themeColor="text1"/>
+          <w:szCs w:val="28"/>
+        </w:rPr>
+      </w:pPr>
+      <w:r>
+        <w:rPr>
+          <w:rFonts w:cs="Times New Roman"/>
+          <w:color w:val="000000" w:themeColor="text1"/>
+          <w:szCs w:val="28"/>
+        </w:rPr>
+        <w:t>– выполнить интеграцию с базой данных для хранения и обработки информации;</w:t>
+      </w:r>
+    </w:p>
+    <w:p>
+      <w:pPr>
+        <w:rPr>
+          <w:rFonts w:cs="Times New Roman"/>
+          <w:color w:val="000000" w:themeColor="text1"/>
+          <w:szCs w:val="28"/>
+        </w:rPr>
+      </w:pPr>
+      <w:r>
+        <w:rPr>
+          <w:rFonts w:cs="Times New Roman"/>
+          <w:color w:val="000000" w:themeColor="text1"/>
+          <w:szCs w:val="28"/>
+        </w:rPr>
+        <w:t>– разработать структуру базы данных и реализовать ее в СУБД;</w:t>
+      </w:r>
+    </w:p>
+    <w:p>
+      <w:pPr>
+        <w:rPr>
+          <w:rFonts w:cs="Times New Roman"/>
+          <w:color w:val="000000" w:themeColor="text1"/>
+          <w:szCs w:val="28"/>
+        </w:rPr>
+      </w:pPr>
+      <w:r>
+        <w:rPr>
+          <w:rFonts w:cs="Times New Roman"/>
+          <w:color w:val="000000" w:themeColor="text1"/>
+          <w:szCs w:val="28"/>
+        </w:rPr>
+        <w:t>– создать интуитивно понятный интерфейс взаимодействия с системой;</w:t>
+      </w:r>
+    </w:p>
+    <w:p>
+      <w:pPr>
+        <w:rPr>
+          <w:rFonts w:cs="Times New Roman"/>
+          <w:color w:val="000000" w:themeColor="text1"/>
+          <w:szCs w:val="28"/>
+        </w:rPr>
+      </w:pPr>
+      <w:r>
+        <w:rPr>
+          <w:rFonts w:cs="Times New Roman"/>
+          <w:color w:val="000000" w:themeColor="text1"/>
+          <w:szCs w:val="28"/>
+        </w:rPr>
+        <w:t>– провести тестирование основных функций и сформировать отчет по результатам.</w:t>
+      </w:r>
+    </w:p>
+    <w:p>
+      <w:pPr>
+        <w:rPr>
+          <w:rFonts w:cs="Times New Roman"/>
+          <w:color w:val="000000" w:themeColor="text1"/>
+          <w:szCs w:val="28"/>
+        </w:rPr>
+      </w:pPr>
+    </w:p>
+    <w:p>
+      <w:pPr>
+        <w:rPr>
+          <w:rFonts w:cs="Times New Roman"/>
+          <w:color w:val="000000" w:themeColor="text1"/>
+          <w:szCs w:val="28"/>
+        </w:rPr>
+      </w:pPr>
+      <w:r>
+        <w:rPr>
+          <w:rFonts w:cs="Times New Roman"/>
+          <w:color w:val="000000" w:themeColor="text1"/>
+          <w:szCs w:val="28"/>
+        </w:rPr>
+        <w:t>Объектом исследования является процесс автоматизации деятельности торгового</w:t>
+      </w:r>
+    </w:p>
+    <w:p>
+      <w:pPr>
+        <w:rPr>
+          <w:rFonts w:cs="Times New Roman"/>
+          <w:color w:val="000000" w:themeColor="text1"/>
+          <w:szCs w:val="28"/>
+        </w:rPr>
+      </w:pPr>
+      <w:r>
+        <w:rPr>
+          <w:rFonts w:cs="Times New Roman"/>
+          <w:color w:val="000000" w:themeColor="text1"/>
+          <w:szCs w:val="28"/>
+        </w:rPr>
+        <w:t xml:space="preserve">предприятия.  </w:t>
+      </w:r>
+    </w:p>
+    <w:p>
+      <w:pPr>
+        <w:rPr>
+          <w:rFonts w:cs="Times New Roman"/>
+          <w:color w:val="000000" w:themeColor="text1"/>
+          <w:szCs w:val="28"/>
+        </w:rPr>
+      </w:pPr>
+      <w:r>
+        <w:rPr>
+          <w:rFonts w:cs="Times New Roman"/>
+          <w:color w:val="000000" w:themeColor="text1"/>
+          <w:szCs w:val="28"/>
+        </w:rPr>
+        <w:t>Предмет исследования – методы проектирования и разработки информационных</w:t>
+      </w:r>
+    </w:p>
+    <w:p>
+      <w:pPr>
+        <w:rPr>
+          <w:rFonts w:cs="Times New Roman"/>
+          <w:color w:val="000000" w:themeColor="text1"/>
+          <w:szCs w:val="28"/>
+        </w:rPr>
+      </w:pPr>
+      <w:r>
+        <w:rPr>
+          <w:rFonts w:cs="Times New Roman"/>
+          <w:color w:val="000000" w:themeColor="text1"/>
+          <w:szCs w:val="28"/>
+        </w:rPr>
+        <w:t xml:space="preserve">систем, включающих базы данных и пользовательские интерфейсы.  </w:t>
+      </w:r>
+    </w:p>
+    <w:p>
+      <w:pPr>
+        <w:rPr>
+          <w:rFonts w:cs="Times New Roman"/>
+          <w:color w:val="000000" w:themeColor="text1"/>
+          <w:szCs w:val="28"/>
+        </w:rPr>
+      </w:pPr>
+      <w:r>
+        <w:rPr>
+          <w:rFonts w:cs="Times New Roman"/>
+          <w:color w:val="000000" w:themeColor="text1"/>
+          <w:szCs w:val="28"/>
+        </w:rPr>
+        <w:t>Методы исследования включают анализ предметной области, построение диаграмм</w:t>
+      </w:r>
+    </w:p>
+    <w:p>
+      <w:pPr>
+        <w:rPr>
+          <w:rFonts w:cs="Times New Roman"/>
+          <w:color w:val="000000" w:themeColor="text1"/>
+          <w:szCs w:val="28"/>
+        </w:rPr>
+      </w:pPr>
+      <w:r>
+        <w:rPr>
+          <w:rFonts w:cs="Times New Roman"/>
+          <w:color w:val="000000" w:themeColor="text1"/>
+          <w:szCs w:val="28"/>
+        </w:rPr>
+        <w:lastRenderedPageBreak/>
+        <w:t>вариантов использования и ER-диаграмм, проектирование структуры базы данных,</w:t>
+      </w:r>
+    </w:p>
+    <w:p>
+      <w:pPr>
+        <w:rPr>
+          <w:rFonts w:cs="Times New Roman"/>
+          <w:color w:val="000000" w:themeColor="text1"/>
+          <w:szCs w:val="28"/>
+        </w:rPr>
+      </w:pPr>
+      <w:r>
+        <w:rPr>
+          <w:rFonts w:cs="Times New Roman"/>
+          <w:color w:val="000000" w:themeColor="text1"/>
+          <w:szCs w:val="28"/>
+        </w:rPr>
+        <w:t>разработку SQL-запросов, реализацию интерфейса и тестирование функционала.</w:t>
+      </w:r>
+    </w:p>
+    <w:p>
+      <w:pPr>
+        <w:rPr>
+          <w:rFonts w:cs="Times New Roman"/>
+          <w:color w:val="000000" w:themeColor="text1"/>
+          <w:szCs w:val="28"/>
+        </w:rPr>
+      </w:pPr>
+    </w:p>
+    <w:p>
+      <w:pPr>
+        <w:rPr>
+          <w:rFonts w:cs="Times New Roman"/>
+          <w:color w:val="000000" w:themeColor="text1"/>
+          <w:szCs w:val="28"/>
+        </w:rPr>
+      </w:pPr>
+      <w:r>
+        <w:rPr>
+          <w:rFonts w:cs="Times New Roman"/>
+          <w:color w:val="000000" w:themeColor="text1"/>
+          <w:szCs w:val="28"/>
+        </w:rPr>
+        <w:t>Практическая значимость работы заключается в том, что разработанная</w:t>
+      </w:r>
+    </w:p>
+    <w:p>
+      <w:pPr>
+        <w:rPr>
+          <w:rFonts w:cs="Times New Roman"/>
+          <w:color w:val="000000" w:themeColor="text1"/>
+          <w:szCs w:val="28"/>
+        </w:rPr>
+      </w:pPr>
+      <w:r>
+        <w:rPr>
+          <w:rFonts w:cs="Times New Roman"/>
+          <w:color w:val="000000" w:themeColor="text1"/>
+          <w:szCs w:val="28"/>
+        </w:rPr>
+        <w:t>информационная система может быть использована для автоматизации процессов</w:t>
+      </w:r>
+    </w:p>
+    <w:p>
+      <w:pPr>
+        <w:rPr>
+          <w:rFonts w:cs="Times New Roman"/>
+          <w:color w:val="000000" w:themeColor="text1"/>
+          <w:szCs w:val="28"/>
+        </w:rPr>
+      </w:pPr>
+      <w:r>
+        <w:rPr>
+          <w:rFonts w:cs="Times New Roman"/>
+          <w:color w:val="000000" w:themeColor="text1"/>
+          <w:szCs w:val="28"/>
+        </w:rPr>
+        <w:t>магазина «Ножи и Точка», что позволит повысить эффективность управления</w:t>
+      </w:r>
+    </w:p>
+    <w:p>
+      <w:pPr>
+        <w:rPr>
+          <w:rFonts w:cs="Times New Roman"/>
+          <w:color w:val="000000" w:themeColor="text1"/>
+          <w:szCs w:val="28"/>
+        </w:rPr>
+      </w:pPr>
+      <w:r>
+        <w:rPr>
+          <w:rFonts w:cs="Times New Roman"/>
+          <w:color w:val="000000" w:themeColor="text1"/>
+          <w:szCs w:val="28"/>
+        </w:rPr>
+        <w:t>товарными и клиентскими данными, снизить</w:t>
+      </w:r>
+      <w:r>
+        <w:rPr>
+          <w:rFonts w:cs="Times New Roman"/>
+          <w:color w:val="000000" w:themeColor="text1"/>
+          <w:szCs w:val="28"/>
+        </w:rPr>
+        <w:t xml:space="preserve"> количество ошибок и обеспечить</w:t>
+      </w:r>
+    </w:p>
+    <w:p>
+      <w:pPr>
+        <w:rPr>
+          <w:rFonts w:cs="Times New Roman"/>
+          <w:color w:val="000000" w:themeColor="text1"/>
+          <w:szCs w:val="28"/>
+        </w:rPr>
+      </w:pPr>
+      <w:r>
+        <w:rPr>
+          <w:rFonts w:cs="Times New Roman"/>
+          <w:color w:val="000000" w:themeColor="text1"/>
+          <w:szCs w:val="28"/>
+        </w:rPr>
+        <w:t>удобство взаимодействия с системой для различных категорий пользователей.</w:t>
+      </w:r>
       <w:r>
         <w:rPr>
           <w:rFonts w:cs="Times New Roman"/>
@@ -755,7 +2477,7 @@
           <w:szCs w:val="28"/>
         </w:rPr>
       </w:pPr>
-      <w:bookmarkStart w:id="1" w:name="_Toc198227798"/>
+      <w:bookmarkStart w:id="1" w:name="_Toc206527748"/>
       <w:r>
         <w:rPr>
           <w:rFonts w:cs="Times New Roman"/>
@@ -764,7 +2486,16 @@
           <w:szCs w:val="28"/>
         </w:rPr>
         <w:lastRenderedPageBreak/>
-        <w:t>Задание 1: Анализ предметной области.</w:t>
+        <w:t xml:space="preserve">1 </w:t>
+      </w:r>
+      <w:r>
+        <w:rPr>
+          <w:rFonts w:cs="Times New Roman"/>
+          <w:color w:val="000000" w:themeColor="text1"/>
+          <w:sz w:val="28"/>
+          <w:szCs w:val="28"/>
+        </w:rPr>
+        <w:t>Анализ предметной области.</w:t>
       </w:r>
       <w:bookmarkEnd w:id="1"/>
     </w:p>
@@ -912,27 +2643,7 @@
           <w:color w:val="000000" w:themeColor="text1"/>
           <w:szCs w:val="28"/>
         </w:rPr>
-        <w:t>Пользователи (</w:t>
-      </w:r>
-      <w:proofErr w:type="spellStart"/>
-      <w:r>
-        <w:rPr>
-          <w:rFonts w:cs="Times New Roman"/>
-          <w:bCs/>
-          <w:color w:val="000000" w:themeColor="text1"/>
-          <w:szCs w:val="28"/>
-        </w:rPr>
-        <w:t>email</w:t>
-      </w:r>
-      <w:proofErr w:type="spellEnd"/>
-      <w:r>
-        <w:rPr>
-          <w:rFonts w:cs="Times New Roman"/>
-          <w:bCs/>
-          <w:color w:val="000000" w:themeColor="text1"/>
-          <w:szCs w:val="28"/>
-        </w:rPr>
-        <w:t>, пароль, роль).</w:t>
+        <w:t>Пользователи (email, пароль, роль).</w:t>
       </w:r>
     </w:p>
     <w:p>
@@ -1372,63 +3083,8 @@
         </w:rPr>
       </w:pPr>
       <w:r>
-        <w:rPr>
-          <w:rFonts w:cs="Times New Roman"/>
-          <w:color w:val="000000" w:themeColor="text1"/>
-          <w:szCs w:val="28"/>
-        </w:rPr>
-        <w:t xml:space="preserve">Рисунок </w:t>
-      </w:r>
-      <w:r>
-        <w:rPr>
-          <w:rFonts w:cs="Times New Roman"/>
-          <w:color w:val="000000" w:themeColor="text1"/>
-          <w:szCs w:val="28"/>
-        </w:rPr>
-        <w:fldChar w:fldCharType="begin"/>
-      </w:r>
-      <w:r>
-        <w:rPr>
-          <w:rFonts w:cs="Times New Roman"/>
-          <w:color w:val="000000" w:themeColor="text1"/>
-          <w:szCs w:val="28"/>
-        </w:rPr>
-        <w:instrText xml:space="preserve"> SEQ Рисунок \* ARABIC </w:instrText>
-      </w:r>
-      <w:r>
-        <w:rPr>
-          <w:rFonts w:cs="Times New Roman"/>
-          <w:color w:val="000000" w:themeColor="text1"/>
-          <w:szCs w:val="28"/>
-        </w:rPr>
-        <w:fldChar w:fldCharType="separate"/>
-      </w:r>
-      <w:r>
-        <w:rPr>
-          <w:rFonts w:cs="Times New Roman"/>
-          <w:noProof/>
-          <w:color w:val="000000" w:themeColor="text1"/>
-          <w:szCs w:val="28"/>
-        </w:rPr>
-        <w:t>1</w:t>
-      </w:r>
-      <w:r>
-        <w:rPr>
-          <w:rFonts w:cs="Times New Roman"/>
-          <w:color w:val="000000" w:themeColor="text1"/>
-          <w:szCs w:val="28"/>
-        </w:rPr>
-        <w:fldChar w:fldCharType="end"/>
-      </w:r>
-      <w:r>
-        <w:rPr>
-          <w:rFonts w:cs="Times New Roman"/>
-          <w:color w:val="000000" w:themeColor="text1"/>
-          <w:szCs w:val="28"/>
-        </w:rPr>
-        <w:t xml:space="preserve"> - </w:t>
-      </w:r>
-      <w:proofErr w:type="spellStart"/>
+        <w:t>Рисунок 1 – Use Case Diagram</w:t>
+      </w:r>
       <w:r>
         <w:rPr>
           <w:rFonts w:eastAsia="Times New Roman" w:cs="Times New Roman"/>
@@ -1438,79 +3094,17 @@
           <w:szCs w:val="28"/>
           <w:lang w:eastAsia="ru-RU"/>
         </w:rPr>
-        <w:t>Use</w:t>
-      </w:r>
-      <w:proofErr w:type="spellEnd"/>
+        <w:t xml:space="preserve"> </w:t>
+      </w:r>
       <w:r>
         <w:rPr>
           <w:rFonts w:eastAsia="Times New Roman" w:cs="Times New Roman"/>
-          <w:b/>
           <w:bCs/>
+          <w:iCs/>
           <w:color w:val="000000" w:themeColor="text1"/>
           <w:szCs w:val="28"/>
           <w:lang w:eastAsia="ru-RU"/>
         </w:rPr>
-        <w:t xml:space="preserve"> </w:t>
-      </w:r>
-      <w:proofErr w:type="spellStart"/>
-      <w:r>
-        <w:rPr>
-          <w:rFonts w:eastAsia="Times New Roman" w:cs="Times New Roman"/>
-          <w:b/>
-          <w:bCs/>
-          <w:color w:val="000000" w:themeColor="text1"/>
-          <w:szCs w:val="28"/>
-          <w:lang w:eastAsia="ru-RU"/>
-        </w:rPr>
-        <w:t>Case</w:t>
-      </w:r>
-      <w:proofErr w:type="spellEnd"/>
-      <w:r>
-        <w:rPr>
-          <w:rFonts w:eastAsia="Times New Roman" w:cs="Times New Roman"/>
-          <w:b/>
-          <w:bCs/>
-          <w:color w:val="000000" w:themeColor="text1"/>
-          <w:szCs w:val="28"/>
-          <w:lang w:eastAsia="ru-RU"/>
-        </w:rPr>
-        <w:t xml:space="preserve"> </w:t>
-      </w:r>
-      <w:proofErr w:type="spellStart"/>
-      <w:r>
-        <w:rPr>
-          <w:rFonts w:eastAsia="Times New Roman" w:cs="Times New Roman"/>
-          <w:b/>
-          <w:bCs/>
-          <w:color w:val="000000" w:themeColor="text1"/>
-          <w:szCs w:val="28"/>
-          <w:lang w:eastAsia="ru-RU"/>
-        </w:rPr>
-        <w:t>Diagram</w:t>
-      </w:r>
-      <w:proofErr w:type="spellEnd"/>
-      <w:r>
-        <w:rPr>
-          <w:rFonts w:eastAsia="Times New Roman" w:cs="Times New Roman"/>
-          <w:b/>
-          <w:bCs/>
-          <w:color w:val="000000" w:themeColor="text1"/>
-          <w:szCs w:val="28"/>
-          <w:lang w:eastAsia="ru-RU"/>
-        </w:rPr>
-        <w:t xml:space="preserve"> </w:t>
-      </w:r>
-      <w:r>
-        <w:rPr>
-          <w:rFonts w:eastAsia="Times New Roman" w:cs="Times New Roman"/>
-          <w:b/>
-          <w:bCs/>
-          <w:i/>
-          <w:iCs/>
-          <w:color w:val="000000" w:themeColor="text1"/>
-          <w:szCs w:val="28"/>
-          <w:lang w:eastAsia="ru-RU"/>
-        </w:rPr>
         <w:t>для системы «Ножи и Точка»</w:t>
       </w:r>
     </w:p>
@@ -1524,7 +3118,7 @@
           <w:szCs w:val="28"/>
         </w:rPr>
       </w:pPr>
-      <w:bookmarkStart w:id="2" w:name="_Toc198227799"/>
+      <w:bookmarkStart w:id="2" w:name="_Toc206527749"/>
       <w:r>
         <w:rPr>
           <w:rFonts w:cs="Times New Roman"/>
@@ -1533,7 +3127,16 @@
           <w:szCs w:val="28"/>
         </w:rPr>
         <w:lastRenderedPageBreak/>
-        <w:t>Задание 2: Проектирование базы данных.</w:t>
+        <w:t>2</w:t>
+      </w:r>
+      <w:r>
+        <w:rPr>
+          <w:rFonts w:cs="Times New Roman"/>
+          <w:color w:val="000000" w:themeColor="text1"/>
+          <w:sz w:val="28"/>
+          <w:szCs w:val="28"/>
+        </w:rPr>
+        <w:t xml:space="preserve"> Проектирование базы данных.</w:t>
       </w:r>
       <w:bookmarkEnd w:id="2"/>
     </w:p>
@@ -1899,97 +3502,7 @@
           <w:color w:val="000000" w:themeColor="text1"/>
           <w:szCs w:val="28"/>
         </w:rPr>
-        <w:t>Поле </w:t>
-      </w:r>
-      <w:proofErr w:type="spellStart"/>
-      <w:r>
-        <w:rPr>
-          <w:rFonts w:cs="Times New Roman"/>
-          <w:color w:val="000000" w:themeColor="text1"/>
-          <w:szCs w:val="28"/>
-        </w:rPr>
-        <w:t>role</w:t>
-      </w:r>
-      <w:proofErr w:type="spellEnd"/>
-      <w:r>
-        <w:rPr>
-          <w:rFonts w:cs="Times New Roman"/>
-          <w:color w:val="000000" w:themeColor="text1"/>
-          <w:szCs w:val="28"/>
-        </w:rPr>
-        <w:t> в таблице </w:t>
-      </w:r>
-      <w:proofErr w:type="spellStart"/>
-      <w:r>
-        <w:rPr>
-          <w:rFonts w:cs="Times New Roman"/>
-          <w:color w:val="000000" w:themeColor="text1"/>
-          <w:szCs w:val="28"/>
-        </w:rPr>
-        <w:t>users</w:t>
-      </w:r>
-      <w:proofErr w:type="spellEnd"/>
-      <w:r>
-        <w:rPr>
-          <w:rFonts w:cs="Times New Roman"/>
-          <w:color w:val="000000" w:themeColor="text1"/>
-          <w:szCs w:val="28"/>
-        </w:rPr>
-        <w:t> принимает только значения: </w:t>
-      </w:r>
-      <w:proofErr w:type="spellStart"/>
-      <w:r>
-        <w:rPr>
-          <w:rFonts w:cs="Times New Roman"/>
-          <w:color w:val="000000" w:themeColor="text1"/>
-          <w:szCs w:val="28"/>
-        </w:rPr>
-        <w:t>client</w:t>
-      </w:r>
-      <w:proofErr w:type="spellEnd"/>
-      <w:r>
-        <w:rPr>
-          <w:rFonts w:cs="Times New Roman"/>
-          <w:color w:val="000000" w:themeColor="text1"/>
-          <w:szCs w:val="28"/>
-        </w:rPr>
-        <w:t>, </w:t>
-      </w:r>
-      <w:proofErr w:type="spellStart"/>
-      <w:r>
-        <w:rPr>
-          <w:rFonts w:cs="Times New Roman"/>
-          <w:color w:val="000000" w:themeColor="text1"/>
-          <w:szCs w:val="28"/>
-        </w:rPr>
-        <w:t>manager</w:t>
-      </w:r>
-      <w:proofErr w:type="spellEnd"/>
-      <w:r>
-        <w:rPr>
-          <w:rFonts w:cs="Times New Roman"/>
-          <w:color w:val="000000" w:themeColor="text1"/>
-          <w:szCs w:val="28"/>
-        </w:rPr>
-        <w:t>, </w:t>
-      </w:r>
-      <w:proofErr w:type="spellStart"/>
-      <w:r>
-        <w:rPr>
-          <w:rFonts w:cs="Times New Roman"/>
-          <w:color w:val="000000" w:themeColor="text1"/>
-          <w:szCs w:val="28"/>
-        </w:rPr>
-        <w:t>admin</w:t>
-      </w:r>
-      <w:proofErr w:type="spellEnd"/>
-      <w:r>
-        <w:rPr>
-          <w:rFonts w:cs="Times New Roman"/>
-          <w:color w:val="000000" w:themeColor="text1"/>
-          <w:szCs w:val="28"/>
-        </w:rPr>
-        <w:t>.</w:t>
+        <w:t>Поле role в таблице users принимает только значения: client, manager, admin.</w:t>
       </w:r>
     </w:p>
     <w:p>
@@ -2043,7 +3556,7 @@
           <w:szCs w:val="28"/>
         </w:rPr>
       </w:pPr>
-      <w:bookmarkStart w:id="3" w:name="_Toc198227800"/>
+      <w:bookmarkStart w:id="3" w:name="_Toc206527750"/>
       <w:r>
         <w:rPr>
           <w:rFonts w:cs="Times New Roman"/>
@@ -2052,7 +3565,16 @@
           <w:szCs w:val="28"/>
         </w:rPr>
         <w:lastRenderedPageBreak/>
-        <w:t xml:space="preserve">Задание 3: </w:t>
+        <w:t>3</w:t>
+      </w:r>
+      <w:r>
+        <w:rPr>
+          <w:rFonts w:cs="Times New Roman"/>
+          <w:color w:val="000000" w:themeColor="text1"/>
+          <w:sz w:val="28"/>
+          <w:szCs w:val="28"/>
+        </w:rPr>
+        <w:t xml:space="preserve"> </w:t>
       </w:r>
       <w:r>
         <w:rPr>
@@ -2105,6 +3627,10 @@
         <w:br/>
       </w:r>
       <w:r>
+        <w:rPr>
+          <w:noProof/>
+          <w:lang w:eastAsia="ru-RU"/>
+        </w:rPr>
         <w:drawing>
           <wp:inline distT="0" distB="0" distL="0" distR="0" wp14:anchorId="0BF934D5" wp14:editId="726C7F2E">
             <wp:extent cx="3829584" cy="3172268"/>
@@ -2192,6 +3718,10 @@
         <w:br/>
       </w:r>
       <w:r>
+        <w:rPr>
+          <w:noProof/>
+          <w:lang w:eastAsia="ru-RU"/>
+        </w:rPr>
         <w:drawing>
           <wp:inline distT="0" distB="0" distL="0" distR="0" wp14:anchorId="21EBB429" wp14:editId="00E3EE6B">
             <wp:extent cx="5940425" cy="4272765"/>
@@ -2238,12 +3768,15 @@
         </w:rPr>
       </w:pPr>
       <w:r>
+        <w:rPr>
+          <w:lang w:val="en-US"/>
+        </w:rPr>
         <w:lastRenderedPageBreak/>
         <w:drawing>
-          <wp:inline distT="0" distB="0" distL="0" distR="0" wp14:anchorId="58778135" wp14:editId="4B9B6791">
-            <wp:extent cx="5940425" cy="2671321"/>
+          <wp:inline distT="0" distB="0" distL="0" distR="0" wp14:anchorId="719704D3" wp14:editId="352D5025">
+            <wp:extent cx="5940425" cy="2500264"/>
             <wp:effectExtent l="0" t="0" r="3175" b="0"/>
-            <wp:docPr id="6" name="Рисунок 6"/>
+            <wp:docPr id="15" name="Рисунок 15"/>
             <wp:cNvGraphicFramePr>
               <a:graphicFrameLocks xmlns:a="http://schemas.openxmlformats.org/drawingml/2006/main" noChangeAspect="1"/>
             </wp:cNvGraphicFramePr>
@@ -2263,7 +3796,7 @@
                   <pic:spPr>
                     <a:xfrm>
                       <a:off x="0" y="0"/>
-                      <a:ext cx="5940425" cy="2671321"/>
+                      <a:ext cx="5940425" cy="2500264"/>
                     </a:xfrm>
                     <a:prstGeom prst="rect">
                       <a:avLst/>
@@ -2289,10 +3822,10 @@
           <w:lang w:val="en-US"/>
         </w:rPr>
         <w:drawing>
-          <wp:inline distT="0" distB="0" distL="0" distR="0" wp14:anchorId="48CCD3AD" wp14:editId="002A8BF8">
-            <wp:extent cx="5940425" cy="1240935"/>
-            <wp:effectExtent l="0" t="0" r="3175" b="0"/>
-            <wp:docPr id="7" name="Рисунок 7"/>
+          <wp:inline distT="0" distB="0" distL="0" distR="0" wp14:anchorId="529F1BE6" wp14:editId="25224485">
+            <wp:extent cx="5940425" cy="3693989"/>
+            <wp:effectExtent l="0" t="0" r="3175" b="1905"/>
+            <wp:docPr id="16" name="Рисунок 16"/>
             <wp:cNvGraphicFramePr>
               <a:graphicFrameLocks xmlns:a="http://schemas.openxmlformats.org/drawingml/2006/main" noChangeAspect="1"/>
             </wp:cNvGraphicFramePr>
@@ -2312,7 +3845,7 @@
                   <pic:spPr>
                     <a:xfrm>
                       <a:off x="0" y="0"/>
-                      <a:ext cx="5940425" cy="1240935"/>
+                      <a:ext cx="5940425" cy="3693989"/>
                     </a:xfrm>
                     <a:prstGeom prst="rect">
                       <a:avLst/>
@@ -2337,11 +3870,12 @@
         <w:rPr>
           <w:lang w:val="en-US"/>
         </w:rPr>
+        <w:lastRenderedPageBreak/>
         <w:drawing>
-          <wp:inline distT="0" distB="0" distL="0" distR="0" wp14:anchorId="6705CEDB" wp14:editId="64DDA669">
-            <wp:extent cx="4220164" cy="4353533"/>
-            <wp:effectExtent l="0" t="0" r="9525" b="9525"/>
-            <wp:docPr id="8" name="Рисунок 8"/>
+          <wp:inline distT="0" distB="0" distL="0" distR="0" wp14:anchorId="1A62D54E" wp14:editId="12922C33">
+            <wp:extent cx="5940425" cy="4609363"/>
+            <wp:effectExtent l="0" t="0" r="3175" b="1270"/>
+            <wp:docPr id="17" name="Рисунок 17"/>
             <wp:cNvGraphicFramePr>
               <a:graphicFrameLocks xmlns:a="http://schemas.openxmlformats.org/drawingml/2006/main" noChangeAspect="1"/>
             </wp:cNvGraphicFramePr>
@@ -2361,7 +3895,7 @@
                   <pic:spPr>
                     <a:xfrm>
                       <a:off x="0" y="0"/>
-                      <a:ext cx="4220164" cy="4353533"/>
+                      <a:ext cx="5940425" cy="4609363"/>
                     </a:xfrm>
                     <a:prstGeom prst="rect">
                       <a:avLst/>
@@ -2376,61 +3910,22 @@
     </w:p>
     <w:p>
       <w:pPr>
-        <w:pStyle w:val="a7"/>
-        <w:numPr>
-          <w:ilvl w:val="0"/>
-          <w:numId w:val="48"/>
-        </w:numPr>
+        <w:ind w:left="720"/>
         <w:jc w:val="left"/>
-      </w:pPr>
-      <w:r>
-        <w:t>Фильтр</w:t>
-      </w:r>
-      <w:r>
-        <w:t>ы: категория, цена до 5000 руб.</w:t>
-      </w:r>
-    </w:p>
-    <w:p>
-      <w:pPr>
-        <w:pStyle w:val="a7"/>
-        <w:numPr>
-          <w:ilvl w:val="0"/>
-          <w:numId w:val="48"/>
-        </w:numPr>
-        <w:jc w:val="left"/>
-      </w:pPr>
-      <w:r>
-        <w:lastRenderedPageBreak/>
-        <w:t>Карточки товаров с изображением и кнопкой «В корзину».</w:t>
-      </w:r>
-    </w:p>
-    <w:p>
-      <w:pPr>
-        <w:numPr>
-          <w:ilvl w:val="0"/>
-          <w:numId w:val="43"/>
-        </w:numPr>
-        <w:jc w:val="left"/>
-      </w:pPr>
-      <w:r>
-        <w:rPr>
-          <w:b/>
-          <w:bCs/>
-        </w:rPr>
-        <w:t>Панель администратора</w:t>
-      </w:r>
-      <w:r>
-        <w:t>:</w:t>
-      </w:r>
-      <w:r>
-        <w:br/>
-      </w:r>
-      <w:r>
+        <w:rPr>
+          <w:lang w:val="en-US"/>
+        </w:rPr>
+      </w:pPr>
+      <w:r>
+        <w:rPr>
+          <w:noProof/>
+          <w:lang w:eastAsia="ru-RU"/>
+        </w:rPr>
         <w:drawing>
-          <wp:inline distT="0" distB="0" distL="0" distR="0" wp14:anchorId="67B5B934" wp14:editId="111DF999">
-            <wp:extent cx="5940425" cy="4666995"/>
-            <wp:effectExtent l="0" t="0" r="3175" b="635"/>
-            <wp:docPr id="9" name="Рисунок 9"/>
+          <wp:inline distT="0" distB="0" distL="0" distR="0" wp14:anchorId="6705CEDB" wp14:editId="058A5B31">
+            <wp:extent cx="4219575" cy="2124075"/>
+            <wp:effectExtent l="0" t="0" r="0" b="9525"/>
+            <wp:docPr id="8" name="Рисунок 8"/>
             <wp:cNvGraphicFramePr>
               <a:graphicFrameLocks xmlns:a="http://schemas.openxmlformats.org/drawingml/2006/main" noChangeAspect="1"/>
             </wp:cNvGraphicFramePr>
@@ -2441,20 +3936,27 @@
                     <pic:cNvPr id="0" name=""/>
                     <pic:cNvPicPr/>
                   </pic:nvPicPr>
-                  <pic:blipFill>
+                  <pic:blipFill rotWithShape="1">
                     <a:blip r:embed="rId17"/>
-                    <a:stretch>
-                      <a:fillRect/>
-                    </a:stretch>
+                    <a:srcRect b="51203"/>
+                    <a:stretch/>
                   </pic:blipFill>
-                  <pic:spPr>
+                  <pic:spPr bwMode="auto">
                     <a:xfrm>
                       <a:off x="0" y="0"/>
-                      <a:ext cx="5940425" cy="4666995"/>
+                      <a:ext cx="4220164" cy="2124372"/>
                     </a:xfrm>
                     <a:prstGeom prst="rect">
                       <a:avLst/>
                     </a:prstGeom>
+                    <a:ln>
+                      <a:noFill/>
+                    </a:ln>
+                    <a:extLst>
+                      <a:ext uri="{53640926-AAD7-44D8-BBD7-CCE9431645EC}">
+                        <a14:shadowObscured xmlns:a14="http://schemas.microsoft.com/office/drawing/2010/main"/>
+                      </a:ext>
+                    </a:extLst>
                   </pic:spPr>
                 </pic:pic>
               </a:graphicData>
@@ -2472,11 +3974,14 @@
         </w:rPr>
       </w:pPr>
       <w:r>
+        <w:rPr>
+          <w:lang w:val="en-US"/>
+        </w:rPr>
         <w:drawing>
-          <wp:inline distT="0" distB="0" distL="0" distR="0" wp14:anchorId="3DE1F1D4" wp14:editId="765C0BA2">
-            <wp:extent cx="5940425" cy="3083944"/>
-            <wp:effectExtent l="0" t="0" r="3175" b="2540"/>
-            <wp:docPr id="10" name="Рисунок 10"/>
+          <wp:inline distT="0" distB="0" distL="0" distR="0" wp14:anchorId="5EF4EA4F" wp14:editId="1D938B26">
+            <wp:extent cx="5940425" cy="1556074"/>
+            <wp:effectExtent l="0" t="0" r="3175" b="6350"/>
+            <wp:docPr id="18" name="Рисунок 18"/>
             <wp:cNvGraphicFramePr>
               <a:graphicFrameLocks xmlns:a="http://schemas.openxmlformats.org/drawingml/2006/main" noChangeAspect="1"/>
             </wp:cNvGraphicFramePr>
@@ -2496,7 +4001,7 @@
                   <pic:spPr>
                     <a:xfrm>
                       <a:off x="0" y="0"/>
-                      <a:ext cx="5940425" cy="3083944"/>
+                      <a:ext cx="5940425" cy="1556074"/>
                     </a:xfrm>
                     <a:prstGeom prst="rect">
                       <a:avLst/>
@@ -2511,22 +4016,63 @@
     </w:p>
     <w:p>
       <w:pPr>
-        <w:ind w:left="720"/>
+        <w:pStyle w:val="a7"/>
+        <w:numPr>
+          <w:ilvl w:val="0"/>
+          <w:numId w:val="48"/>
+        </w:numPr>
         <w:jc w:val="left"/>
-        <w:rPr>
-          <w:lang w:val="en-US"/>
-        </w:rPr>
-      </w:pPr>
-      <w:r>
-        <w:rPr>
-          <w:lang w:val="en-US"/>
-        </w:rPr>
+      </w:pPr>
+      <w:r>
         <w:lastRenderedPageBreak/>
+        <w:t>Фильтры: категория, цена до 5000 руб.</w:t>
+      </w:r>
+    </w:p>
+    <w:p>
+      <w:pPr>
+        <w:pStyle w:val="a7"/>
+        <w:numPr>
+          <w:ilvl w:val="0"/>
+          <w:numId w:val="48"/>
+        </w:numPr>
+        <w:jc w:val="left"/>
+      </w:pPr>
+      <w:r>
+        <w:t>Карточки товаров с изображением и кнопкой «В корзину».</w:t>
+      </w:r>
+    </w:p>
+    <w:p>
+      <w:pPr>
+        <w:numPr>
+          <w:ilvl w:val="0"/>
+          <w:numId w:val="43"/>
+        </w:numPr>
+        <w:jc w:val="left"/>
+      </w:pPr>
+      <w:r>
+        <w:rPr>
+          <w:b/>
+          <w:bCs/>
+        </w:rPr>
+        <w:t>Панель администратора</w:t>
+      </w:r>
+      <w:r>
+        <w:t>:</w:t>
+      </w:r>
+      <w:r>
+        <w:br/>
+      </w:r>
+      <w:bookmarkStart w:id="4" w:name="_GoBack"/>
+      <w:r>
+        <w:rPr>
+          <w:noProof/>
+          <w:lang w:eastAsia="ru-RU"/>
+        </w:rPr>
         <w:drawing>
-          <wp:inline distT="0" distB="0" distL="0" distR="0" wp14:anchorId="27DDB754" wp14:editId="7FCECF41">
-            <wp:extent cx="2667372" cy="438211"/>
-            <wp:effectExtent l="0" t="0" r="0" b="0"/>
-            <wp:docPr id="11" name="Рисунок 11"/>
+          <wp:inline distT="0" distB="0" distL="0" distR="0" wp14:anchorId="67B5B934" wp14:editId="111DF999">
+            <wp:extent cx="5940425" cy="4666995"/>
+            <wp:effectExtent l="0" t="0" r="3175" b="635"/>
+            <wp:docPr id="9" name="Рисунок 9"/>
             <wp:cNvGraphicFramePr>
               <a:graphicFrameLocks xmlns:a="http://schemas.openxmlformats.org/drawingml/2006/main" noChangeAspect="1"/>
             </wp:cNvGraphicFramePr>
@@ -2546,7 +4092,7 @@
                   <pic:spPr>
                     <a:xfrm>
                       <a:off x="0" y="0"/>
-                      <a:ext cx="2667372" cy="438211"/>
+                      <a:ext cx="5940425" cy="4666995"/>
                     </a:xfrm>
                     <a:prstGeom prst="rect">
                       <a:avLst/>
@@ -2558,86 +4104,26 @@
           </wp:inline>
         </w:drawing>
       </w:r>
-    </w:p>
-    <w:p>
-      <w:pPr>
-        <w:pStyle w:val="a7"/>
-        <w:numPr>
-          <w:ilvl w:val="0"/>
-          <w:numId w:val="49"/>
-        </w:numPr>
-        <w:ind w:left="1440"/>
+      <w:bookmarkEnd w:id="4"/>
+    </w:p>
+    <w:p>
+      <w:pPr>
+        <w:ind w:left="720"/>
         <w:jc w:val="left"/>
-      </w:pPr>
-      <w:r>
-        <w:t>Управление пользователями (блокировка, удаление).</w:t>
-      </w:r>
-    </w:p>
-    <w:p>
-      <w:pPr>
-        <w:pStyle w:val="a7"/>
-        <w:numPr>
-          <w:ilvl w:val="0"/>
-          <w:numId w:val="49"/>
-        </w:numPr>
-        <w:ind w:left="1440"/>
-        <w:jc w:val="left"/>
-      </w:pPr>
-      <w:r>
-        <w:t>Экспорт отчетов в DOCX.</w:t>
-      </w:r>
-    </w:p>
-    <w:p>
-      <w:pPr>
-        <w:jc w:val="left"/>
-        <w:rPr>
-          <w:lang w:val="en-US"/>
-        </w:rPr>
-      </w:pPr>
-    </w:p>
-    <w:p>
-      <w:pPr>
-        <w:pStyle w:val="a7"/>
-        <w:numPr>
-          <w:ilvl w:val="0"/>
-          <w:numId w:val="43"/>
-        </w:numPr>
-        <w:jc w:val="left"/>
-        <w:rPr>
-          <w:lang w:val="en-US"/>
-        </w:rPr>
-      </w:pPr>
-      <w:r>
-        <w:rPr>
-          <w:b/>
-          <w:bCs/>
-        </w:rPr>
-        <w:t xml:space="preserve">Панель </w:t>
-      </w:r>
-      <w:r>
-        <w:rPr>
-          <w:b/>
-          <w:bCs/>
-        </w:rPr>
-        <w:t>менеджера</w:t>
-      </w:r>
-      <w:r>
-        <w:t>:</w:t>
-      </w:r>
-    </w:p>
-    <w:p>
-      <w:pPr>
-        <w:jc w:val="left"/>
-        <w:rPr>
-          <w:lang w:val="en-US"/>
-        </w:rPr>
-      </w:pPr>
-      <w:r>
+        <w:rPr>
+          <w:lang w:val="en-US"/>
+        </w:rPr>
+      </w:pPr>
+      <w:r>
+        <w:rPr>
+          <w:noProof/>
+          <w:lang w:eastAsia="ru-RU"/>
+        </w:rPr>
         <w:drawing>
-          <wp:inline distT="0" distB="0" distL="0" distR="0" wp14:anchorId="01932091" wp14:editId="45672E5C">
-            <wp:extent cx="5940425" cy="4617333"/>
-            <wp:effectExtent l="0" t="0" r="3175" b="0"/>
-            <wp:docPr id="12" name="Рисунок 12"/>
+          <wp:inline distT="0" distB="0" distL="0" distR="0" wp14:anchorId="3DE1F1D4" wp14:editId="765C0BA2">
+            <wp:extent cx="5940425" cy="3083944"/>
+            <wp:effectExtent l="0" t="0" r="3175" b="2540"/>
+            <wp:docPr id="10" name="Рисунок 10"/>
             <wp:cNvGraphicFramePr>
               <a:graphicFrameLocks xmlns:a="http://schemas.openxmlformats.org/drawingml/2006/main" noChangeAspect="1"/>
             </wp:cNvGraphicFramePr>
@@ -2657,7 +4143,7 @@
                   <pic:spPr>
                     <a:xfrm>
                       <a:off x="0" y="0"/>
-                      <a:ext cx="5940425" cy="4617333"/>
+                      <a:ext cx="5940425" cy="3083944"/>
                     </a:xfrm>
                     <a:prstGeom prst="rect">
                       <a:avLst/>
@@ -2672,6 +4158,214 @@
     </w:p>
     <w:p>
       <w:pPr>
+        <w:ind w:left="720"/>
+        <w:jc w:val="left"/>
+        <w:rPr>
+          <w:lang w:val="en-US"/>
+        </w:rPr>
+      </w:pPr>
+      <w:r>
+        <w:rPr>
+          <w:noProof/>
+          <w:lang w:eastAsia="ru-RU"/>
+        </w:rPr>
+        <w:lastRenderedPageBreak/>
+        <w:drawing>
+          <wp:inline distT="0" distB="0" distL="0" distR="0" wp14:anchorId="27DDB754" wp14:editId="7FCECF41">
+            <wp:extent cx="2667372" cy="438211"/>
+            <wp:effectExtent l="0" t="0" r="0" b="0"/>
+            <wp:docPr id="11" name="Рисунок 11"/>
+            <wp:cNvGraphicFramePr>
+              <a:graphicFrameLocks xmlns:a="http://schemas.openxmlformats.org/drawingml/2006/main" noChangeAspect="1"/>
+            </wp:cNvGraphicFramePr>
+            <a:graphic xmlns:a="http://schemas.openxmlformats.org/drawingml/2006/main">
+              <a:graphicData uri="http://schemas.openxmlformats.org/drawingml/2006/picture">
+                <pic:pic xmlns:pic="http://schemas.openxmlformats.org/drawingml/2006/picture">
+                  <pic:nvPicPr>
+                    <pic:cNvPr id="0" name=""/>
+                    <pic:cNvPicPr/>
+                  </pic:nvPicPr>
+                  <pic:blipFill>
+                    <a:blip r:embed="rId21"/>
+                    <a:stretch>
+                      <a:fillRect/>
+                    </a:stretch>
+                  </pic:blipFill>
+                  <pic:spPr>
+                    <a:xfrm>
+                      <a:off x="0" y="0"/>
+                      <a:ext cx="2667372" cy="438211"/>
+                    </a:xfrm>
+                    <a:prstGeom prst="rect">
+                      <a:avLst/>
+                    </a:prstGeom>
+                  </pic:spPr>
+                </pic:pic>
+              </a:graphicData>
+            </a:graphic>
+          </wp:inline>
+        </w:drawing>
+      </w:r>
+    </w:p>
+    <w:p>
+      <w:pPr>
+        <w:pStyle w:val="a7"/>
+        <w:numPr>
+          <w:ilvl w:val="0"/>
+          <w:numId w:val="49"/>
+        </w:numPr>
+        <w:ind w:left="1440"/>
+        <w:jc w:val="left"/>
+      </w:pPr>
+      <w:r>
+        <w:t>Управление пользователями (блокировка, удаление).</w:t>
+      </w:r>
+    </w:p>
+    <w:p>
+      <w:pPr>
+        <w:pStyle w:val="a7"/>
+        <w:numPr>
+          <w:ilvl w:val="0"/>
+          <w:numId w:val="49"/>
+        </w:numPr>
+        <w:ind w:left="1440"/>
+        <w:jc w:val="left"/>
+      </w:pPr>
+      <w:r>
+        <w:t>Экспорт отчетов в DOCX.</w:t>
+      </w:r>
+    </w:p>
+    <w:p>
+      <w:pPr>
+        <w:jc w:val="left"/>
+        <w:rPr>
+          <w:lang w:val="en-US"/>
+        </w:rPr>
+      </w:pPr>
+    </w:p>
+    <w:p>
+      <w:pPr>
+        <w:pStyle w:val="a7"/>
+        <w:numPr>
+          <w:ilvl w:val="0"/>
+          <w:numId w:val="43"/>
+        </w:numPr>
+        <w:jc w:val="left"/>
+        <w:rPr>
+          <w:lang w:val="en-US"/>
+        </w:rPr>
+      </w:pPr>
+      <w:r>
+        <w:rPr>
+          <w:b/>
+          <w:bCs/>
+        </w:rPr>
+        <w:t xml:space="preserve">Панель </w:t>
+      </w:r>
+      <w:r>
+        <w:rPr>
+          <w:b/>
+          <w:bCs/>
+        </w:rPr>
+        <w:t>менеджера</w:t>
+      </w:r>
+      <w:r>
+        <w:t>:</w:t>
+      </w:r>
+    </w:p>
+    <w:p>
+      <w:pPr>
+        <w:jc w:val="left"/>
+      </w:pPr>
+      <w:r>
+        <w:rPr>
+          <w:lang w:val="en-US"/>
+        </w:rPr>
+        <w:drawing>
+          <wp:inline distT="0" distB="0" distL="0" distR="0" wp14:anchorId="7DD51B0E" wp14:editId="3180294A">
+            <wp:extent cx="5940425" cy="4637566"/>
+            <wp:effectExtent l="0" t="0" r="3175" b="0"/>
+            <wp:docPr id="13" name="Рисунок 13"/>
+            <wp:cNvGraphicFramePr>
+              <a:graphicFrameLocks xmlns:a="http://schemas.openxmlformats.org/drawingml/2006/main" noChangeAspect="1"/>
+            </wp:cNvGraphicFramePr>
+            <a:graphic xmlns:a="http://schemas.openxmlformats.org/drawingml/2006/main">
+              <a:graphicData uri="http://schemas.openxmlformats.org/drawingml/2006/picture">
+                <pic:pic xmlns:pic="http://schemas.openxmlformats.org/drawingml/2006/picture">
+                  <pic:nvPicPr>
+                    <pic:cNvPr id="0" name=""/>
+                    <pic:cNvPicPr/>
+                  </pic:nvPicPr>
+                  <pic:blipFill>
+                    <a:blip r:embed="rId22"/>
+                    <a:stretch>
+                      <a:fillRect/>
+                    </a:stretch>
+                  </pic:blipFill>
+                  <pic:spPr>
+                    <a:xfrm>
+                      <a:off x="0" y="0"/>
+                      <a:ext cx="5940425" cy="4637566"/>
+                    </a:xfrm>
+                    <a:prstGeom prst="rect">
+                      <a:avLst/>
+                    </a:prstGeom>
+                  </pic:spPr>
+                </pic:pic>
+              </a:graphicData>
+            </a:graphic>
+          </wp:inline>
+        </w:drawing>
+      </w:r>
+    </w:p>
+    <w:p>
+      <w:pPr>
+        <w:jc w:val="left"/>
+        <w:rPr>
+          <w:lang w:val="en-US"/>
+        </w:rPr>
+      </w:pPr>
+      <w:r>
+        <w:lastRenderedPageBreak/>
+        <w:drawing>
+          <wp:inline distT="0" distB="0" distL="0" distR="0" wp14:anchorId="1B1DB5BD" wp14:editId="5556E751">
+            <wp:extent cx="5940425" cy="4622238"/>
+            <wp:effectExtent l="0" t="0" r="3175" b="6985"/>
+            <wp:docPr id="14" name="Рисунок 14"/>
+            <wp:cNvGraphicFramePr>
+              <a:graphicFrameLocks xmlns:a="http://schemas.openxmlformats.org/drawingml/2006/main" noChangeAspect="1"/>
+            </wp:cNvGraphicFramePr>
+            <a:graphic xmlns:a="http://schemas.openxmlformats.org/drawingml/2006/main">
+              <a:graphicData uri="http://schemas.openxmlformats.org/drawingml/2006/picture">
+                <pic:pic xmlns:pic="http://schemas.openxmlformats.org/drawingml/2006/picture">
+                  <pic:nvPicPr>
+                    <pic:cNvPr id="0" name=""/>
+                    <pic:cNvPicPr/>
+                  </pic:nvPicPr>
+                  <pic:blipFill>
+                    <a:blip r:embed="rId23"/>
+                    <a:stretch>
+                      <a:fillRect/>
+                    </a:stretch>
+                  </pic:blipFill>
+                  <pic:spPr>
+                    <a:xfrm>
+                      <a:off x="0" y="0"/>
+                      <a:ext cx="5940425" cy="4622238"/>
+                    </a:xfrm>
+                    <a:prstGeom prst="rect">
+                      <a:avLst/>
+                    </a:prstGeom>
+                  </pic:spPr>
+                </pic:pic>
+              </a:graphicData>
+            </a:graphic>
+          </wp:inline>
+        </w:drawing>
+      </w:r>
+    </w:p>
+    <w:p>
+      <w:pPr>
         <w:spacing w:before="160" w:after="0" w:line="240" w:lineRule="auto"/>
         <w:rPr>
           <w:rFonts w:cs="Times New Roman"/>
@@ -2736,7 +4430,7 @@
           <w:szCs w:val="28"/>
         </w:rPr>
       </w:pPr>
-      <w:bookmarkStart w:id="4" w:name="_Toc198227801"/>
+      <w:bookmarkStart w:id="5" w:name="_Toc206527751"/>
       <w:r>
         <w:rPr>
           <w:rFonts w:cs="Times New Roman"/>
@@ -2745,9 +4439,18 @@
           <w:szCs w:val="28"/>
         </w:rPr>
         <w:lastRenderedPageBreak/>
-        <w:t>Задание 4: Тестирование функционала системы</w:t>
-      </w:r>
-      <w:bookmarkEnd w:id="4"/>
+        <w:t>4</w:t>
+      </w:r>
+      <w:r>
+        <w:rPr>
+          <w:rFonts w:cs="Times New Roman"/>
+          <w:color w:val="000000" w:themeColor="text1"/>
+          <w:sz w:val="28"/>
+          <w:szCs w:val="28"/>
+        </w:rPr>
+        <w:t xml:space="preserve"> Тестирование функционала системы</w:t>
+      </w:r>
+      <w:bookmarkEnd w:id="5"/>
     </w:p>
     <w:p/>
     <w:tbl>
@@ -3368,19 +5071,8 @@
                 <w:sz w:val="24"/>
                 <w:szCs w:val="22"/>
               </w:rPr>
-              <w:t xml:space="preserve">Проверка уникальности </w:t>
+              <w:t>Проверка уникальности email</w:t>
             </w:r>
-            <w:proofErr w:type="spellStart"/>
-            <w:r>
-              <w:rPr>
-                <w:rFonts w:cs="Times New Roman"/>
-                <w:color w:val="000000" w:themeColor="text1"/>
-                <w:sz w:val="24"/>
-                <w:szCs w:val="22"/>
-              </w:rPr>
-              <w:t>email</w:t>
-            </w:r>
-            <w:proofErr w:type="spellEnd"/>
           </w:p>
         </w:tc>
         <w:tc>
@@ -3405,27 +5097,7 @@
                 <w:sz w:val="24"/>
                 <w:szCs w:val="22"/>
               </w:rPr>
-              <w:t xml:space="preserve">В БД есть пользователь с </w:t>
-            </w:r>
-            <w:proofErr w:type="spellStart"/>
-            <w:r>
-              <w:rPr>
-                <w:rFonts w:cs="Times New Roman"/>
-                <w:color w:val="000000" w:themeColor="text1"/>
-                <w:sz w:val="24"/>
-                <w:szCs w:val="22"/>
-              </w:rPr>
-              <w:t>email</w:t>
-            </w:r>
-            <w:proofErr w:type="spellEnd"/>
-            <w:r>
-              <w:rPr>
-                <w:rFonts w:cs="Times New Roman"/>
-                <w:color w:val="000000" w:themeColor="text1"/>
-                <w:sz w:val="24"/>
-                <w:szCs w:val="22"/>
-              </w:rPr>
-              <w:t> </w:t>
+              <w:t>В БД есть пользователь с email </w:t>
             </w:r>
             <w:r>
               <w:rPr>
@@ -3537,29 +5209,7 @@
                 <w:sz w:val="24"/>
                 <w:szCs w:val="22"/>
               </w:rPr>
-              <w:t>«</w:t>
-            </w:r>
-            <w:proofErr w:type="spellStart"/>
-            <w:r>
-              <w:rPr>
-                <w:rStyle w:val="afc"/>
-                <w:rFonts w:cs="Times New Roman"/>
-                <w:color w:val="000000" w:themeColor="text1"/>
-                <w:sz w:val="24"/>
-                <w:szCs w:val="22"/>
-              </w:rPr>
-              <w:t>Email</w:t>
-            </w:r>
-            <w:proofErr w:type="spellEnd"/>
-            <w:r>
-              <w:rPr>
-                <w:rStyle w:val="afc"/>
-                <w:rFonts w:cs="Times New Roman"/>
-                <w:color w:val="000000" w:themeColor="text1"/>
-                <w:sz w:val="24"/>
-                <w:szCs w:val="22"/>
-              </w:rPr>
-              <w:t xml:space="preserve"> уже существует»</w:t>
+              <w:t>«Email уже существует»</w:t>
             </w:r>
             <w:r>
               <w:rPr>
@@ -3914,27 +5564,7 @@
                 <w:szCs w:val="22"/>
               </w:rPr>
               <w:br/>
-              <w:t>2. Нажать «Экспорт в .</w:t>
-            </w:r>
-            <w:proofErr w:type="spellStart"/>
-            <w:r>
-              <w:rPr>
-                <w:rFonts w:cs="Times New Roman"/>
-                <w:color w:val="000000" w:themeColor="text1"/>
-                <w:sz w:val="24"/>
-                <w:szCs w:val="22"/>
-              </w:rPr>
-              <w:t>docx</w:t>
-            </w:r>
-            <w:proofErr w:type="spellEnd"/>
-            <w:r>
-              <w:rPr>
-                <w:rFonts w:cs="Times New Roman"/>
-                <w:color w:val="000000" w:themeColor="text1"/>
-                <w:sz w:val="24"/>
-                <w:szCs w:val="22"/>
-              </w:rPr>
-              <w:t>».</w:t>
+              <w:t>2. Нажать «Экспорт в .docx».</w:t>
             </w:r>
           </w:p>
         </w:tc>
@@ -4025,25 +5655,7 @@
           <w:bCs/>
           <w:szCs w:val="22"/>
         </w:rPr>
-        <w:t xml:space="preserve">Тест-кейсы (ГОСТ </w:t>
-      </w:r>
-      <w:proofErr w:type="gramStart"/>
-      <w:r>
-        <w:rPr>
-          <w:b/>
-          <w:bCs/>
-          <w:szCs w:val="22"/>
-        </w:rPr>
-        <w:t>Р</w:t>
-      </w:r>
-      <w:proofErr w:type="gramEnd"/>
-      <w:r>
-        <w:rPr>
-          <w:b/>
-          <w:bCs/>
-          <w:szCs w:val="22"/>
-        </w:rPr>
-        <w:t xml:space="preserve"> 56920-2016)</w:t>
+        <w:t>Тест-кейсы (ГОСТ Р 56920-2016)</w:t>
       </w:r>
     </w:p>
     <w:p>
@@ -4065,7 +5677,7 @@
           <w:szCs w:val="28"/>
         </w:rPr>
       </w:pPr>
-      <w:bookmarkStart w:id="5" w:name="_Toc198227802"/>
+      <w:bookmarkStart w:id="6" w:name="_Toc206527752"/>
       <w:r>
         <w:rPr>
           <w:rFonts w:cs="Times New Roman"/>
@@ -4076,7 +5688,7 @@
         <w:lastRenderedPageBreak/>
         <w:t>Заключение</w:t>
       </w:r>
-      <w:bookmarkEnd w:id="5"/>
+      <w:bookmarkEnd w:id="6"/>
     </w:p>
     <w:p>
       <w:r>
@@ -4138,15 +5750,7 @@
         </w:numPr>
       </w:pPr>
       <w:r>
-        <w:t xml:space="preserve">Добавить восстановление пароля через </w:t>
-      </w:r>
-      <w:proofErr w:type="spellStart"/>
-      <w:r>
-        <w:t>email</w:t>
-      </w:r>
-      <w:proofErr w:type="spellEnd"/>
-      <w:r>
-        <w:t>.</w:t>
+        <w:t>Добавить восстановление пароля через email.</w:t>
       </w:r>
     </w:p>
     <w:p>
@@ -4163,14 +5767,24 @@
     </w:p>
     <w:p>
       <w:pPr>
+        <w:pStyle w:val="1"/>
+      </w:pPr>
+      <w:r>
+        <w:br w:type="page"/>
+      </w:r>
+      <w:r>
+        <w:lastRenderedPageBreak/>
+        <w:t>Список использованных источников</w:t>
+      </w:r>
+    </w:p>
+    <w:p>
+      <w:pPr>
         <w:spacing w:line="278" w:lineRule="auto"/>
         <w:jc w:val="left"/>
       </w:pPr>
       <w:r>
         <w:br w:type="page"/>
       </w:r>
-      <w:bookmarkStart w:id="6" w:name="_GoBack"/>
-      <w:bookmarkEnd w:id="6"/>
     </w:p>
     <w:p>
       <w:pPr>
@@ -4182,7 +5796,7 @@
           <w:szCs w:val="28"/>
         </w:rPr>
       </w:pPr>
-      <w:bookmarkStart w:id="7" w:name="_Toc198227803"/>
+      <w:bookmarkStart w:id="7" w:name="_Toc206527753"/>
       <w:r>
         <w:rPr>
           <w:rFonts w:cs="Times New Roman"/>
@@ -4196,1721 +5810,1241 @@
       <w:bookmarkEnd w:id="7"/>
     </w:p>
     <w:p>
+      <w:pPr>
+        <w:spacing w:after="0"/>
+        <w:rPr>
+          <w:b/>
+        </w:rPr>
+      </w:pPr>
+      <w:r>
+        <w:rPr>
+          <w:b/>
+        </w:rPr>
+        <w:t>Приложение А – Код создания БД</w:t>
+      </w:r>
+    </w:p>
+    <w:p>
+      <w:pPr>
+        <w:spacing w:after="0"/>
+        <w:rPr>
+          <w:rFonts w:cs="Times New Roman"/>
+          <w:color w:val="000000" w:themeColor="text1"/>
+          <w:szCs w:val="28"/>
+          <w:lang w:val="en-US"/>
+        </w:rPr>
+      </w:pPr>
+      <w:r>
+        <w:rPr>
+          <w:rFonts w:cs="Times New Roman"/>
+          <w:color w:val="000000" w:themeColor="text1"/>
+          <w:szCs w:val="28"/>
+          <w:lang w:val="en-US"/>
+        </w:rPr>
+        <w:t xml:space="preserve">-- 0. </w:t>
+      </w:r>
+      <w:r>
+        <w:rPr>
+          <w:rFonts w:cs="Times New Roman"/>
+          <w:color w:val="000000" w:themeColor="text1"/>
+          <w:szCs w:val="28"/>
+        </w:rPr>
+        <w:t>Создание</w:t>
+      </w:r>
+      <w:r>
+        <w:rPr>
+          <w:rFonts w:cs="Times New Roman"/>
+          <w:color w:val="000000" w:themeColor="text1"/>
+          <w:szCs w:val="28"/>
+          <w:lang w:val="en-US"/>
+        </w:rPr>
+        <w:t xml:space="preserve"> </w:t>
+      </w:r>
+      <w:r>
+        <w:rPr>
+          <w:rFonts w:cs="Times New Roman"/>
+          <w:color w:val="000000" w:themeColor="text1"/>
+          <w:szCs w:val="28"/>
+        </w:rPr>
+        <w:t>таблицы</w:t>
+      </w:r>
+      <w:r>
+        <w:rPr>
+          <w:rFonts w:cs="Times New Roman"/>
+          <w:color w:val="000000" w:themeColor="text1"/>
+          <w:szCs w:val="28"/>
+          <w:lang w:val="en-US"/>
+        </w:rPr>
+        <w:t xml:space="preserve"> </w:t>
+      </w:r>
+      <w:r>
+        <w:rPr>
+          <w:rFonts w:cs="Times New Roman"/>
+          <w:color w:val="000000" w:themeColor="text1"/>
+          <w:szCs w:val="28"/>
+          <w:lang w:val="en-US"/>
+        </w:rPr>
+        <w:t>users</w:t>
+      </w:r>
+      <w:r>
+        <w:rPr>
+          <w:rFonts w:cs="Times New Roman"/>
+          <w:color w:val="000000" w:themeColor="text1"/>
+          <w:szCs w:val="28"/>
+          <w:lang w:val="en-US"/>
+        </w:rPr>
+        <w:t xml:space="preserve">  </w:t>
+      </w:r>
+    </w:p>
+    <w:p>
+      <w:pPr>
+        <w:spacing w:after="0"/>
+        <w:rPr>
+          <w:rFonts w:cs="Times New Roman"/>
+          <w:color w:val="000000" w:themeColor="text1"/>
+          <w:szCs w:val="28"/>
+          <w:lang w:val="en-US"/>
+        </w:rPr>
+      </w:pPr>
+      <w:r>
+        <w:rPr>
+          <w:rFonts w:cs="Times New Roman"/>
+          <w:color w:val="000000" w:themeColor="text1"/>
+          <w:szCs w:val="28"/>
+          <w:lang w:val="en-US"/>
+        </w:rPr>
+        <w:t>CREATE</w:t>
+      </w:r>
+      <w:r>
+        <w:rPr>
+          <w:rFonts w:cs="Times New Roman"/>
+          <w:color w:val="000000" w:themeColor="text1"/>
+          <w:szCs w:val="28"/>
+          <w:lang w:val="en-US"/>
+        </w:rPr>
+        <w:t xml:space="preserve"> </w:t>
+      </w:r>
+      <w:r>
+        <w:rPr>
+          <w:rFonts w:cs="Times New Roman"/>
+          <w:color w:val="000000" w:themeColor="text1"/>
+          <w:szCs w:val="28"/>
+          <w:lang w:val="en-US"/>
+        </w:rPr>
+        <w:t>TABLE</w:t>
+      </w:r>
+      <w:r>
+        <w:rPr>
+          <w:rFonts w:cs="Times New Roman"/>
+          <w:color w:val="000000" w:themeColor="text1"/>
+          <w:szCs w:val="28"/>
+          <w:lang w:val="en-US"/>
+        </w:rPr>
+        <w:t xml:space="preserve"> </w:t>
+      </w:r>
+      <w:r>
+        <w:rPr>
+          <w:rFonts w:cs="Times New Roman"/>
+          <w:color w:val="000000" w:themeColor="text1"/>
+          <w:szCs w:val="28"/>
+          <w:lang w:val="en-US"/>
+        </w:rPr>
+        <w:t>users</w:t>
+      </w:r>
+      <w:r>
+        <w:rPr>
+          <w:rFonts w:cs="Times New Roman"/>
+          <w:color w:val="000000" w:themeColor="text1"/>
+          <w:szCs w:val="28"/>
+          <w:lang w:val="en-US"/>
+        </w:rPr>
+        <w:t xml:space="preserve"> (  </w:t>
+      </w:r>
+    </w:p>
+    <w:p>
+      <w:pPr>
+        <w:spacing w:after="0"/>
+        <w:rPr>
+          <w:rFonts w:cs="Times New Roman"/>
+          <w:color w:val="000000" w:themeColor="text1"/>
+          <w:szCs w:val="28"/>
+          <w:lang w:val="en-US"/>
+        </w:rPr>
+      </w:pPr>
+      <w:r>
+        <w:rPr>
+          <w:rFonts w:cs="Times New Roman"/>
+          <w:color w:val="000000" w:themeColor="text1"/>
+          <w:szCs w:val="28"/>
+          <w:lang w:val="en-US"/>
+        </w:rPr>
+        <w:t xml:space="preserve">    </w:t>
+      </w:r>
+      <w:r>
+        <w:rPr>
+          <w:rFonts w:cs="Times New Roman"/>
+          <w:color w:val="000000" w:themeColor="text1"/>
+          <w:szCs w:val="28"/>
+          <w:lang w:val="en-US"/>
+        </w:rPr>
+        <w:t xml:space="preserve">user_id INTEGER PRIMARY KEY AUTOINCREMENT,  </w:t>
+      </w:r>
+    </w:p>
+    <w:p>
+      <w:pPr>
+        <w:spacing w:after="0"/>
+        <w:rPr>
+          <w:rFonts w:cs="Times New Roman"/>
+          <w:color w:val="000000" w:themeColor="text1"/>
+          <w:szCs w:val="28"/>
+          <w:lang w:val="en-US"/>
+        </w:rPr>
+      </w:pPr>
+      <w:r>
+        <w:rPr>
+          <w:rFonts w:cs="Times New Roman"/>
+          <w:color w:val="000000" w:themeColor="text1"/>
+          <w:szCs w:val="28"/>
+          <w:lang w:val="en-US"/>
+        </w:rPr>
+        <w:t xml:space="preserve">    email TEXT NOT NULL UNIQUE,  </w:t>
+      </w:r>
+    </w:p>
+    <w:p>
+      <w:pPr>
+        <w:spacing w:after="0"/>
+        <w:rPr>
+          <w:rFonts w:cs="Times New Roman"/>
+          <w:color w:val="000000" w:themeColor="text1"/>
+          <w:szCs w:val="28"/>
+          <w:lang w:val="en-US"/>
+        </w:rPr>
+      </w:pPr>
+      <w:r>
+        <w:rPr>
+          <w:rFonts w:cs="Times New Roman"/>
+          <w:color w:val="000000" w:themeColor="text1"/>
+          <w:szCs w:val="28"/>
+          <w:lang w:val="en-US"/>
+        </w:rPr>
+        <w:t xml:space="preserve">    password_hash TEXT NOT NULL,  </w:t>
+      </w:r>
+    </w:p>
+    <w:p>
+      <w:pPr>
+        <w:spacing w:after="0"/>
+        <w:rPr>
+          <w:rFonts w:cs="Times New Roman"/>
+          <w:color w:val="000000" w:themeColor="text1"/>
+          <w:szCs w:val="28"/>
+          <w:lang w:val="en-US"/>
+        </w:rPr>
+      </w:pPr>
+      <w:r>
+        <w:rPr>
+          <w:rFonts w:cs="Times New Roman"/>
+          <w:color w:val="000000" w:themeColor="text1"/>
+          <w:szCs w:val="28"/>
+          <w:lang w:val="en-US"/>
+        </w:rPr>
+        <w:t xml:space="preserve">    role TEXT NOT NULL CHECK(role IN ('client', 'manager', 'admin'))  </w:t>
+      </w:r>
+    </w:p>
+    <w:p>
+      <w:pPr>
+        <w:spacing w:after="0"/>
+        <w:rPr>
+          <w:rFonts w:cs="Times New Roman"/>
+          <w:color w:val="000000" w:themeColor="text1"/>
+          <w:szCs w:val="28"/>
+          <w:lang w:val="en-US"/>
+        </w:rPr>
+      </w:pPr>
+      <w:r>
+        <w:rPr>
+          <w:rFonts w:cs="Times New Roman"/>
+          <w:color w:val="000000" w:themeColor="text1"/>
+          <w:szCs w:val="28"/>
+          <w:lang w:val="en-US"/>
+        </w:rPr>
+        <w:t xml:space="preserve">);  </w:t>
+      </w:r>
+    </w:p>
+    <w:p>
+      <w:pPr>
+        <w:spacing w:after="0"/>
+        <w:rPr>
+          <w:rFonts w:cs="Times New Roman"/>
+          <w:color w:val="000000" w:themeColor="text1"/>
+          <w:szCs w:val="28"/>
+          <w:lang w:val="en-US"/>
+        </w:rPr>
+      </w:pPr>
+    </w:p>
+    <w:p>
+      <w:pPr>
+        <w:spacing w:after="0"/>
+        <w:rPr>
+          <w:rFonts w:cs="Times New Roman"/>
+          <w:color w:val="000000" w:themeColor="text1"/>
+          <w:szCs w:val="28"/>
+          <w:lang w:val="en-US"/>
+        </w:rPr>
+      </w:pPr>
+      <w:r>
+        <w:rPr>
+          <w:rFonts w:cs="Times New Roman"/>
+          <w:color w:val="000000" w:themeColor="text1"/>
+          <w:szCs w:val="28"/>
+          <w:lang w:val="en-US"/>
+        </w:rPr>
+        <w:t xml:space="preserve">-- 1. </w:t>
+      </w:r>
+      <w:r>
+        <w:rPr>
+          <w:rFonts w:cs="Times New Roman"/>
+          <w:color w:val="000000" w:themeColor="text1"/>
+          <w:szCs w:val="28"/>
+        </w:rPr>
+        <w:t>Создание</w:t>
+      </w:r>
+      <w:r>
+        <w:rPr>
+          <w:rFonts w:cs="Times New Roman"/>
+          <w:color w:val="000000" w:themeColor="text1"/>
+          <w:szCs w:val="28"/>
+          <w:lang w:val="en-US"/>
+        </w:rPr>
+        <w:t xml:space="preserve"> </w:t>
+      </w:r>
+      <w:r>
+        <w:rPr>
+          <w:rFonts w:cs="Times New Roman"/>
+          <w:color w:val="000000" w:themeColor="text1"/>
+          <w:szCs w:val="28"/>
+        </w:rPr>
+        <w:t>таблицы</w:t>
+      </w:r>
+      <w:r>
+        <w:rPr>
+          <w:rFonts w:cs="Times New Roman"/>
+          <w:color w:val="000000" w:themeColor="text1"/>
+          <w:szCs w:val="28"/>
+          <w:lang w:val="en-US"/>
+        </w:rPr>
+        <w:t xml:space="preserve"> categories  </w:t>
+      </w:r>
+    </w:p>
+    <w:p>
+      <w:pPr>
+        <w:spacing w:after="0"/>
+        <w:rPr>
+          <w:rFonts w:cs="Times New Roman"/>
+          <w:color w:val="000000" w:themeColor="text1"/>
+          <w:szCs w:val="28"/>
+          <w:lang w:val="en-US"/>
+        </w:rPr>
+      </w:pPr>
+      <w:r>
+        <w:rPr>
+          <w:rFonts w:cs="Times New Roman"/>
+          <w:color w:val="000000" w:themeColor="text1"/>
+          <w:szCs w:val="28"/>
+          <w:lang w:val="en-US"/>
+        </w:rPr>
+        <w:t xml:space="preserve">CREATE TABLE categories (  </w:t>
+      </w:r>
+    </w:p>
+    <w:p>
+      <w:pPr>
+        <w:spacing w:after="0"/>
+        <w:rPr>
+          <w:rFonts w:cs="Times New Roman"/>
+          <w:color w:val="000000" w:themeColor="text1"/>
+          <w:szCs w:val="28"/>
+          <w:lang w:val="en-US"/>
+        </w:rPr>
+      </w:pPr>
+      <w:r>
+        <w:rPr>
+          <w:rFonts w:cs="Times New Roman"/>
+          <w:color w:val="000000" w:themeColor="text1"/>
+          <w:szCs w:val="28"/>
+          <w:lang w:val="en-US"/>
+        </w:rPr>
+        <w:t xml:space="preserve">    category_id INTEGER PRIMARY KEY AUTOINCREMENT,  </w:t>
+      </w:r>
+    </w:p>
+    <w:p>
+      <w:pPr>
+        <w:spacing w:after="0"/>
+        <w:rPr>
+          <w:rFonts w:cs="Times New Roman"/>
+          <w:color w:val="000000" w:themeColor="text1"/>
+          <w:szCs w:val="28"/>
+          <w:lang w:val="en-US"/>
+        </w:rPr>
+      </w:pPr>
+      <w:r>
+        <w:rPr>
+          <w:rFonts w:cs="Times New Roman"/>
+          <w:color w:val="000000" w:themeColor="text1"/>
+          <w:szCs w:val="28"/>
+          <w:lang w:val="en-US"/>
+        </w:rPr>
+        <w:t xml:space="preserve">    name TEXT NOT NULL UNIQUE  </w:t>
+      </w:r>
+    </w:p>
+    <w:p>
+      <w:pPr>
+        <w:spacing w:after="0"/>
+        <w:rPr>
+          <w:rFonts w:cs="Times New Roman"/>
+          <w:color w:val="000000" w:themeColor="text1"/>
+          <w:szCs w:val="28"/>
+          <w:lang w:val="en-US"/>
+        </w:rPr>
+      </w:pPr>
+      <w:r>
+        <w:rPr>
+          <w:rFonts w:cs="Times New Roman"/>
+          <w:color w:val="000000" w:themeColor="text1"/>
+          <w:szCs w:val="28"/>
+          <w:lang w:val="en-US"/>
+        </w:rPr>
+        <w:t xml:space="preserve">);  </w:t>
+      </w:r>
+    </w:p>
+    <w:p>
+      <w:pPr>
+        <w:spacing w:after="0"/>
+        <w:rPr>
+          <w:rFonts w:cs="Times New Roman"/>
+          <w:color w:val="000000" w:themeColor="text1"/>
+          <w:szCs w:val="28"/>
+          <w:lang w:val="en-US"/>
+        </w:rPr>
+      </w:pPr>
+    </w:p>
+    <w:p>
+      <w:pPr>
+        <w:spacing w:after="0"/>
+        <w:rPr>
+          <w:rFonts w:cs="Times New Roman"/>
+          <w:color w:val="000000" w:themeColor="text1"/>
+          <w:szCs w:val="28"/>
+          <w:lang w:val="en-US"/>
+        </w:rPr>
+      </w:pPr>
+      <w:r>
+        <w:rPr>
+          <w:rFonts w:cs="Times New Roman"/>
+          <w:color w:val="000000" w:themeColor="text1"/>
+          <w:szCs w:val="28"/>
+          <w:lang w:val="en-US"/>
+        </w:rPr>
+        <w:t xml:space="preserve">-- 2. </w:t>
+      </w:r>
+      <w:r>
+        <w:rPr>
+          <w:rFonts w:cs="Times New Roman"/>
+          <w:color w:val="000000" w:themeColor="text1"/>
+          <w:szCs w:val="28"/>
+        </w:rPr>
+        <w:t>Создание</w:t>
+      </w:r>
+      <w:r>
+        <w:rPr>
+          <w:rFonts w:cs="Times New Roman"/>
+          <w:color w:val="000000" w:themeColor="text1"/>
+          <w:szCs w:val="28"/>
+          <w:lang w:val="en-US"/>
+        </w:rPr>
+        <w:t xml:space="preserve"> </w:t>
+      </w:r>
+      <w:r>
+        <w:rPr>
+          <w:rFonts w:cs="Times New Roman"/>
+          <w:color w:val="000000" w:themeColor="text1"/>
+          <w:szCs w:val="28"/>
+        </w:rPr>
+        <w:t>таблицы</w:t>
+      </w:r>
+      <w:r>
+        <w:rPr>
+          <w:rFonts w:cs="Times New Roman"/>
+          <w:color w:val="000000" w:themeColor="text1"/>
+          <w:szCs w:val="28"/>
+          <w:lang w:val="en-US"/>
+        </w:rPr>
+        <w:t xml:space="preserve"> products  </w:t>
+      </w:r>
+    </w:p>
+    <w:p>
+      <w:pPr>
+        <w:spacing w:after="0"/>
+        <w:rPr>
+          <w:rFonts w:cs="Times New Roman"/>
+          <w:color w:val="000000" w:themeColor="text1"/>
+          <w:szCs w:val="28"/>
+          <w:lang w:val="en-US"/>
+        </w:rPr>
+      </w:pPr>
+      <w:r>
+        <w:rPr>
+          <w:rFonts w:cs="Times New Roman"/>
+          <w:color w:val="000000" w:themeColor="text1"/>
+          <w:szCs w:val="28"/>
+          <w:lang w:val="en-US"/>
+        </w:rPr>
+        <w:t xml:space="preserve">CREATE TABLE products (  </w:t>
+      </w:r>
+    </w:p>
+    <w:p>
+      <w:pPr>
+        <w:spacing w:after="0"/>
+        <w:rPr>
+          <w:rFonts w:cs="Times New Roman"/>
+          <w:color w:val="000000" w:themeColor="text1"/>
+          <w:szCs w:val="28"/>
+          <w:lang w:val="en-US"/>
+        </w:rPr>
+      </w:pPr>
+      <w:r>
+        <w:rPr>
+          <w:rFonts w:cs="Times New Roman"/>
+          <w:color w:val="000000" w:themeColor="text1"/>
+          <w:szCs w:val="28"/>
+          <w:lang w:val="en-US"/>
+        </w:rPr>
+        <w:t xml:space="preserve">    product_id INTEGER PRIMARY KEY AUTOINCREMENT,  </w:t>
+      </w:r>
+    </w:p>
+    <w:p>
+      <w:pPr>
+        <w:spacing w:after="0"/>
+        <w:rPr>
+          <w:rFonts w:cs="Times New Roman"/>
+          <w:color w:val="000000" w:themeColor="text1"/>
+          <w:szCs w:val="28"/>
+          <w:lang w:val="en-US"/>
+        </w:rPr>
+      </w:pPr>
+      <w:r>
+        <w:rPr>
+          <w:rFonts w:cs="Times New Roman"/>
+          <w:color w:val="000000" w:themeColor="text1"/>
+          <w:szCs w:val="28"/>
+          <w:lang w:val="en-US"/>
+        </w:rPr>
+        <w:t xml:space="preserve">    name TEXT NOT NULL,  </w:t>
+      </w:r>
+    </w:p>
+    <w:p>
+      <w:pPr>
+        <w:spacing w:after="0"/>
+        <w:rPr>
+          <w:rFonts w:cs="Times New Roman"/>
+          <w:color w:val="000000" w:themeColor="text1"/>
+          <w:szCs w:val="28"/>
+          <w:lang w:val="en-US"/>
+        </w:rPr>
+      </w:pPr>
+      <w:r>
+        <w:rPr>
+          <w:rFonts w:cs="Times New Roman"/>
+          <w:color w:val="000000" w:themeColor="text1"/>
+          <w:szCs w:val="28"/>
+          <w:lang w:val="en-US"/>
+        </w:rPr>
+        <w:t xml:space="preserve">    price REAL NOT NULL,  </w:t>
+      </w:r>
+    </w:p>
+    <w:p>
+      <w:pPr>
+        <w:spacing w:after="0"/>
+        <w:rPr>
+          <w:rFonts w:cs="Times New Roman"/>
+          <w:color w:val="000000" w:themeColor="text1"/>
+          <w:szCs w:val="28"/>
+          <w:lang w:val="en-US"/>
+        </w:rPr>
+      </w:pPr>
+      <w:r>
+        <w:rPr>
+          <w:rFonts w:cs="Times New Roman"/>
+          <w:color w:val="000000" w:themeColor="text1"/>
+          <w:szCs w:val="28"/>
+          <w:lang w:val="en-US"/>
+        </w:rPr>
+        <w:t xml:space="preserve">    category_id INTEGER NOT NULL,  </w:t>
+      </w:r>
+    </w:p>
+    <w:p>
+      <w:pPr>
+        <w:spacing w:after="0"/>
+        <w:rPr>
+          <w:rFonts w:cs="Times New Roman"/>
+          <w:color w:val="000000" w:themeColor="text1"/>
+          <w:szCs w:val="28"/>
+          <w:lang w:val="en-US"/>
+        </w:rPr>
+      </w:pPr>
+      <w:r>
+        <w:rPr>
+          <w:rFonts w:cs="Times New Roman"/>
+          <w:color w:val="000000" w:themeColor="text1"/>
+          <w:szCs w:val="28"/>
+          <w:lang w:val="en-US"/>
+        </w:rPr>
+        <w:t xml:space="preserve">    stock INTEGER NOT NULL,  </w:t>
+      </w:r>
+    </w:p>
+    <w:p>
+      <w:pPr>
+        <w:spacing w:after="0"/>
+        <w:rPr>
+          <w:rFonts w:cs="Times New Roman"/>
+          <w:color w:val="000000" w:themeColor="text1"/>
+          <w:szCs w:val="28"/>
+          <w:lang w:val="en-US"/>
+        </w:rPr>
+      </w:pPr>
+      <w:r>
+        <w:rPr>
+          <w:rFonts w:cs="Times New Roman"/>
+          <w:color w:val="000000" w:themeColor="text1"/>
+          <w:szCs w:val="28"/>
+          <w:lang w:val="en-US"/>
+        </w:rPr>
+        <w:t xml:space="preserve">    image_url TEXT,  </w:t>
+      </w:r>
+    </w:p>
+    <w:p>
+      <w:pPr>
+        <w:spacing w:after="0"/>
+        <w:rPr>
+          <w:rFonts w:cs="Times New Roman"/>
+          <w:color w:val="000000" w:themeColor="text1"/>
+          <w:szCs w:val="28"/>
+          <w:lang w:val="en-US"/>
+        </w:rPr>
+      </w:pPr>
+      <w:r>
+        <w:rPr>
+          <w:rFonts w:cs="Times New Roman"/>
+          <w:color w:val="000000" w:themeColor="text1"/>
+          <w:szCs w:val="28"/>
+          <w:lang w:val="en-US"/>
+        </w:rPr>
+        <w:t xml:space="preserve">    FOREIGN KEY (category_id) REFERENCES categories(category_id)  </w:t>
+      </w:r>
+    </w:p>
+    <w:p>
+      <w:pPr>
+        <w:spacing w:after="0"/>
+        <w:rPr>
+          <w:rFonts w:cs="Times New Roman"/>
+          <w:color w:val="000000" w:themeColor="text1"/>
+          <w:szCs w:val="28"/>
+        </w:rPr>
+      </w:pPr>
+      <w:r>
+        <w:rPr>
+          <w:rFonts w:cs="Times New Roman"/>
+          <w:color w:val="000000" w:themeColor="text1"/>
+          <w:szCs w:val="28"/>
+        </w:rPr>
+        <w:t xml:space="preserve">);  </w:t>
+      </w:r>
+    </w:p>
+    <w:p>
+      <w:pPr>
+        <w:spacing w:after="0"/>
+        <w:rPr>
+          <w:rFonts w:cs="Times New Roman"/>
+          <w:color w:val="000000" w:themeColor="text1"/>
+          <w:szCs w:val="28"/>
+        </w:rPr>
+      </w:pPr>
+    </w:p>
+    <w:p>
+      <w:pPr>
+        <w:spacing w:after="0"/>
+        <w:rPr>
+          <w:rFonts w:cs="Times New Roman"/>
+          <w:color w:val="000000" w:themeColor="text1"/>
+          <w:szCs w:val="28"/>
+        </w:rPr>
+      </w:pPr>
+      <w:r>
+        <w:rPr>
+          <w:rFonts w:cs="Times New Roman"/>
+          <w:color w:val="000000" w:themeColor="text1"/>
+          <w:szCs w:val="28"/>
+        </w:rPr>
+        <w:t xml:space="preserve">-- 3. Создание таблицы orders (этого не хватало!)  </w:t>
+      </w:r>
+    </w:p>
+    <w:p>
+      <w:pPr>
+        <w:spacing w:after="0"/>
+        <w:rPr>
+          <w:rFonts w:cs="Times New Roman"/>
+          <w:color w:val="000000" w:themeColor="text1"/>
+          <w:szCs w:val="28"/>
+          <w:lang w:val="en-US"/>
+        </w:rPr>
+      </w:pPr>
+      <w:r>
+        <w:rPr>
+          <w:rFonts w:cs="Times New Roman"/>
+          <w:color w:val="000000" w:themeColor="text1"/>
+          <w:szCs w:val="28"/>
+          <w:lang w:val="en-US"/>
+        </w:rPr>
+        <w:t xml:space="preserve">CREATE TABLE orders (  </w:t>
+      </w:r>
+    </w:p>
+    <w:p>
+      <w:pPr>
+        <w:spacing w:after="0"/>
+        <w:rPr>
+          <w:rFonts w:cs="Times New Roman"/>
+          <w:color w:val="000000" w:themeColor="text1"/>
+          <w:szCs w:val="28"/>
+          <w:lang w:val="en-US"/>
+        </w:rPr>
+      </w:pPr>
+      <w:r>
+        <w:rPr>
+          <w:rFonts w:cs="Times New Roman"/>
+          <w:color w:val="000000" w:themeColor="text1"/>
+          <w:szCs w:val="28"/>
+          <w:lang w:val="en-US"/>
+        </w:rPr>
+        <w:lastRenderedPageBreak/>
+        <w:t xml:space="preserve">    order_id INTEGER PRIMARY KEY AUTOINCREMENT,  </w:t>
+      </w:r>
+    </w:p>
+    <w:p>
+      <w:pPr>
+        <w:spacing w:after="0"/>
+        <w:rPr>
+          <w:rFonts w:cs="Times New Roman"/>
+          <w:color w:val="000000" w:themeColor="text1"/>
+          <w:szCs w:val="28"/>
+          <w:lang w:val="en-US"/>
+        </w:rPr>
+      </w:pPr>
+      <w:r>
+        <w:rPr>
+          <w:rFonts w:cs="Times New Roman"/>
+          <w:color w:val="000000" w:themeColor="text1"/>
+          <w:szCs w:val="28"/>
+          <w:lang w:val="en-US"/>
+        </w:rPr>
+        <w:t xml:space="preserve">    user_id INTEGER NOT NULL,  </w:t>
+      </w:r>
+    </w:p>
+    <w:p>
+      <w:pPr>
+        <w:spacing w:after="0"/>
+        <w:rPr>
+          <w:rFonts w:cs="Times New Roman"/>
+          <w:color w:val="000000" w:themeColor="text1"/>
+          <w:szCs w:val="28"/>
+          <w:lang w:val="en-US"/>
+        </w:rPr>
+      </w:pPr>
+      <w:r>
+        <w:rPr>
+          <w:rFonts w:cs="Times New Roman"/>
+          <w:color w:val="000000" w:themeColor="text1"/>
+          <w:szCs w:val="28"/>
+          <w:lang w:val="en-US"/>
+        </w:rPr>
+        <w:t xml:space="preserve">    status TEXT NOT NULL CHECK(status IN ('pending', 'completed', 'canceled')),  </w:t>
+      </w:r>
+    </w:p>
+    <w:p>
+      <w:pPr>
+        <w:spacing w:after="0"/>
+        <w:rPr>
+          <w:rFonts w:cs="Times New Roman"/>
+          <w:color w:val="000000" w:themeColor="text1"/>
+          <w:szCs w:val="28"/>
+          <w:lang w:val="en-US"/>
+        </w:rPr>
+      </w:pPr>
+      <w:r>
+        <w:rPr>
+          <w:rFonts w:cs="Times New Roman"/>
+          <w:color w:val="000000" w:themeColor="text1"/>
+          <w:szCs w:val="28"/>
+          <w:lang w:val="en-US"/>
+        </w:rPr>
+        <w:t xml:space="preserve">    order_date TEXT NOT NULL,  </w:t>
+      </w:r>
+    </w:p>
+    <w:p>
+      <w:pPr>
+        <w:spacing w:after="0"/>
+        <w:rPr>
+          <w:rFonts w:cs="Times New Roman"/>
+          <w:color w:val="000000" w:themeColor="text1"/>
+          <w:szCs w:val="28"/>
+          <w:lang w:val="en-US"/>
+        </w:rPr>
+      </w:pPr>
+      <w:r>
+        <w:rPr>
+          <w:rFonts w:cs="Times New Roman"/>
+          <w:color w:val="000000" w:themeColor="text1"/>
+          <w:szCs w:val="28"/>
+          <w:lang w:val="en-US"/>
+        </w:rPr>
+        <w:t xml:space="preserve">    FOREIGN KEY (user_id) REFERENCES users(user_id)  </w:t>
+      </w:r>
+    </w:p>
+    <w:p>
+      <w:pPr>
+        <w:spacing w:after="0"/>
+        <w:rPr>
+          <w:rFonts w:cs="Times New Roman"/>
+          <w:color w:val="000000" w:themeColor="text1"/>
+          <w:szCs w:val="28"/>
+          <w:lang w:val="en-US"/>
+        </w:rPr>
+      </w:pPr>
+      <w:r>
+        <w:rPr>
+          <w:rFonts w:cs="Times New Roman"/>
+          <w:color w:val="000000" w:themeColor="text1"/>
+          <w:szCs w:val="28"/>
+          <w:lang w:val="en-US"/>
+        </w:rPr>
+        <w:t xml:space="preserve">);  </w:t>
+      </w:r>
+    </w:p>
+    <w:p>
+      <w:pPr>
+        <w:spacing w:after="0"/>
+        <w:rPr>
+          <w:rFonts w:cs="Times New Roman"/>
+          <w:color w:val="000000" w:themeColor="text1"/>
+          <w:szCs w:val="28"/>
+          <w:lang w:val="en-US"/>
+        </w:rPr>
+      </w:pPr>
+    </w:p>
+    <w:p>
+      <w:pPr>
+        <w:spacing w:after="0"/>
+        <w:rPr>
+          <w:rFonts w:cs="Times New Roman"/>
+          <w:color w:val="000000" w:themeColor="text1"/>
+          <w:szCs w:val="28"/>
+          <w:lang w:val="en-US"/>
+        </w:rPr>
+      </w:pPr>
+      <w:r>
+        <w:rPr>
+          <w:rFonts w:cs="Times New Roman"/>
+          <w:color w:val="000000" w:themeColor="text1"/>
+          <w:szCs w:val="28"/>
+          <w:lang w:val="en-US"/>
+        </w:rPr>
+        <w:t xml:space="preserve">-- 4. </w:t>
+      </w:r>
+      <w:r>
+        <w:rPr>
+          <w:rFonts w:cs="Times New Roman"/>
+          <w:color w:val="000000" w:themeColor="text1"/>
+          <w:szCs w:val="28"/>
+        </w:rPr>
+        <w:t>Создание</w:t>
+      </w:r>
+      <w:r>
+        <w:rPr>
+          <w:rFonts w:cs="Times New Roman"/>
+          <w:color w:val="000000" w:themeColor="text1"/>
+          <w:szCs w:val="28"/>
+          <w:lang w:val="en-US"/>
+        </w:rPr>
+        <w:t xml:space="preserve"> </w:t>
+      </w:r>
+      <w:r>
+        <w:rPr>
+          <w:rFonts w:cs="Times New Roman"/>
+          <w:color w:val="000000" w:themeColor="text1"/>
+          <w:szCs w:val="28"/>
+        </w:rPr>
+        <w:t>таблицы</w:t>
+      </w:r>
+      <w:r>
+        <w:rPr>
+          <w:rFonts w:cs="Times New Roman"/>
+          <w:color w:val="000000" w:themeColor="text1"/>
+          <w:szCs w:val="28"/>
+          <w:lang w:val="en-US"/>
+        </w:rPr>
+        <w:t xml:space="preserve"> reviews  </w:t>
+      </w:r>
+    </w:p>
+    <w:p>
+      <w:pPr>
+        <w:spacing w:after="0"/>
+        <w:rPr>
+          <w:rFonts w:cs="Times New Roman"/>
+          <w:color w:val="000000" w:themeColor="text1"/>
+          <w:szCs w:val="28"/>
+          <w:lang w:val="en-US"/>
+        </w:rPr>
+      </w:pPr>
+      <w:r>
+        <w:rPr>
+          <w:rFonts w:cs="Times New Roman"/>
+          <w:color w:val="000000" w:themeColor="text1"/>
+          <w:szCs w:val="28"/>
+          <w:lang w:val="en-US"/>
+        </w:rPr>
+        <w:t xml:space="preserve">CREATE TABLE reviews (  </w:t>
+      </w:r>
+    </w:p>
+    <w:p>
+      <w:pPr>
+        <w:spacing w:after="0"/>
+        <w:rPr>
+          <w:rFonts w:cs="Times New Roman"/>
+          <w:color w:val="000000" w:themeColor="text1"/>
+          <w:szCs w:val="28"/>
+          <w:lang w:val="en-US"/>
+        </w:rPr>
+      </w:pPr>
+      <w:r>
+        <w:rPr>
+          <w:rFonts w:cs="Times New Roman"/>
+          <w:color w:val="000000" w:themeColor="text1"/>
+          <w:szCs w:val="28"/>
+          <w:lang w:val="en-US"/>
+        </w:rPr>
+        <w:t xml:space="preserve">    review_id INTEGER PRIMARY KEY AUTOINCREMENT,  </w:t>
+      </w:r>
+    </w:p>
+    <w:p>
+      <w:pPr>
+        <w:spacing w:after="0"/>
+        <w:rPr>
+          <w:rFonts w:cs="Times New Roman"/>
+          <w:color w:val="000000" w:themeColor="text1"/>
+          <w:szCs w:val="28"/>
+          <w:lang w:val="en-US"/>
+        </w:rPr>
+      </w:pPr>
+      <w:r>
+        <w:rPr>
+          <w:rFonts w:cs="Times New Roman"/>
+          <w:color w:val="000000" w:themeColor="text1"/>
+          <w:szCs w:val="28"/>
+          <w:lang w:val="en-US"/>
+        </w:rPr>
+        <w:t xml:space="preserve">    product_id INTEGER NOT NULL,  </w:t>
+      </w:r>
+    </w:p>
+    <w:p>
+      <w:pPr>
+        <w:spacing w:after="0"/>
+        <w:rPr>
+          <w:rFonts w:cs="Times New Roman"/>
+          <w:color w:val="000000" w:themeColor="text1"/>
+          <w:szCs w:val="28"/>
+          <w:lang w:val="en-US"/>
+        </w:rPr>
+      </w:pPr>
+      <w:r>
+        <w:rPr>
+          <w:rFonts w:cs="Times New Roman"/>
+          <w:color w:val="000000" w:themeColor="text1"/>
+          <w:szCs w:val="28"/>
+          <w:lang w:val="en-US"/>
+        </w:rPr>
+        <w:t xml:space="preserve">    user_id INTEGER NOT NULL,  </w:t>
+      </w:r>
+    </w:p>
+    <w:p>
+      <w:pPr>
+        <w:spacing w:after="0"/>
+        <w:rPr>
+          <w:rFonts w:cs="Times New Roman"/>
+          <w:color w:val="000000" w:themeColor="text1"/>
+          <w:szCs w:val="28"/>
+          <w:lang w:val="en-US"/>
+        </w:rPr>
+      </w:pPr>
+      <w:r>
+        <w:rPr>
+          <w:rFonts w:cs="Times New Roman"/>
+          <w:color w:val="000000" w:themeColor="text1"/>
+          <w:szCs w:val="28"/>
+          <w:lang w:val="en-US"/>
+        </w:rPr>
+        <w:t xml:space="preserve">    rating INTEGER NOT NULL CHECK(rating BETWEEN 1 AND 5),  </w:t>
+      </w:r>
+    </w:p>
+    <w:p>
+      <w:pPr>
+        <w:spacing w:after="0"/>
+        <w:rPr>
+          <w:rFonts w:cs="Times New Roman"/>
+          <w:color w:val="000000" w:themeColor="text1"/>
+          <w:szCs w:val="28"/>
+          <w:lang w:val="en-US"/>
+        </w:rPr>
+      </w:pPr>
+      <w:r>
+        <w:rPr>
+          <w:rFonts w:cs="Times New Roman"/>
+          <w:color w:val="000000" w:themeColor="text1"/>
+          <w:szCs w:val="28"/>
+          <w:lang w:val="en-US"/>
+        </w:rPr>
+        <w:t xml:space="preserve">    comment TEXT,  </w:t>
+      </w:r>
+    </w:p>
+    <w:p>
+      <w:pPr>
+        <w:spacing w:after="0"/>
+        <w:rPr>
+          <w:rFonts w:cs="Times New Roman"/>
+          <w:color w:val="000000" w:themeColor="text1"/>
+          <w:szCs w:val="28"/>
+          <w:lang w:val="en-US"/>
+        </w:rPr>
+      </w:pPr>
+      <w:r>
+        <w:rPr>
+          <w:rFonts w:cs="Times New Roman"/>
+          <w:color w:val="000000" w:themeColor="text1"/>
+          <w:szCs w:val="28"/>
+          <w:lang w:val="en-US"/>
+        </w:rPr>
+        <w:t xml:space="preserve">    FOREIGN KEY (product_id) REFERENCES products(product_id),  </w:t>
+      </w:r>
+    </w:p>
+    <w:p>
+      <w:pPr>
+        <w:spacing w:after="0"/>
+        <w:rPr>
+          <w:rFonts w:cs="Times New Roman"/>
+          <w:color w:val="000000" w:themeColor="text1"/>
+          <w:szCs w:val="28"/>
+          <w:lang w:val="en-US"/>
+        </w:rPr>
+      </w:pPr>
+      <w:r>
+        <w:rPr>
+          <w:rFonts w:cs="Times New Roman"/>
+          <w:color w:val="000000" w:themeColor="text1"/>
+          <w:szCs w:val="28"/>
+          <w:lang w:val="en-US"/>
+        </w:rPr>
+        <w:t xml:space="preserve">    FOREIGN KEY (user_id) REFERENCES users(user_id)  </w:t>
+      </w:r>
+    </w:p>
+    <w:p>
+      <w:pPr>
+        <w:spacing w:after="0"/>
+        <w:rPr>
+          <w:rFonts w:cs="Times New Roman"/>
+          <w:color w:val="000000" w:themeColor="text1"/>
+          <w:szCs w:val="28"/>
+        </w:rPr>
+      </w:pPr>
+      <w:r>
+        <w:rPr>
+          <w:rFonts w:cs="Times New Roman"/>
+          <w:color w:val="000000" w:themeColor="text1"/>
+          <w:szCs w:val="28"/>
+        </w:rPr>
+        <w:t xml:space="preserve">);  </w:t>
+      </w:r>
+    </w:p>
+    <w:p/>
+    <w:p>
       <w:r>
         <w:rPr>
           <w:b/>
           <w:bCs/>
         </w:rPr>
-        <w:t>Приложение 1: Код создания БД</w:t>
-      </w:r>
-    </w:p>
-    <w:p>
-      <w:pPr>
-        <w:spacing w:after="0"/>
-        <w:rPr>
-          <w:rFonts w:cs="Times New Roman"/>
-          <w:color w:val="000000" w:themeColor="text1"/>
-          <w:szCs w:val="28"/>
-        </w:rPr>
-      </w:pPr>
-      <w:r>
-        <w:rPr>
-          <w:rFonts w:cs="Times New Roman"/>
-          <w:color w:val="000000" w:themeColor="text1"/>
-          <w:szCs w:val="28"/>
-        </w:rPr>
-        <w:t xml:space="preserve">-- 0. </w:t>
-      </w:r>
-      <w:r>
-        <w:rPr>
-          <w:rFonts w:cs="Times New Roman"/>
-          <w:color w:val="000000" w:themeColor="text1"/>
-          <w:szCs w:val="28"/>
-        </w:rPr>
-        <w:t>Создание</w:t>
-      </w:r>
-      <w:r>
-        <w:rPr>
-          <w:rFonts w:cs="Times New Roman"/>
-          <w:color w:val="000000" w:themeColor="text1"/>
-          <w:szCs w:val="28"/>
-        </w:rPr>
-        <w:t xml:space="preserve"> </w:t>
-      </w:r>
-      <w:r>
-        <w:rPr>
-          <w:rFonts w:cs="Times New Roman"/>
-          <w:color w:val="000000" w:themeColor="text1"/>
-          <w:szCs w:val="28"/>
-        </w:rPr>
-        <w:t>таблицы</w:t>
-      </w:r>
-      <w:r>
-        <w:rPr>
-          <w:rFonts w:cs="Times New Roman"/>
-          <w:color w:val="000000" w:themeColor="text1"/>
-          <w:szCs w:val="28"/>
-        </w:rPr>
-        <w:t xml:space="preserve"> </w:t>
-      </w:r>
-      <w:r>
-        <w:rPr>
-          <w:rFonts w:cs="Times New Roman"/>
-          <w:color w:val="000000" w:themeColor="text1"/>
-          <w:szCs w:val="28"/>
-          <w:lang w:val="en-US"/>
-        </w:rPr>
-        <w:t>users</w:t>
-      </w:r>
-      <w:r>
-        <w:rPr>
-          <w:rFonts w:cs="Times New Roman"/>
-          <w:color w:val="000000" w:themeColor="text1"/>
-          <w:szCs w:val="28"/>
-        </w:rPr>
-        <w:t xml:space="preserve">  </w:t>
-      </w:r>
-    </w:p>
-    <w:p>
-      <w:pPr>
-        <w:spacing w:after="0"/>
-        <w:rPr>
-          <w:rFonts w:cs="Times New Roman"/>
-          <w:color w:val="000000" w:themeColor="text1"/>
-          <w:szCs w:val="28"/>
-          <w:lang w:val="en-US"/>
-        </w:rPr>
-      </w:pPr>
-      <w:r>
-        <w:rPr>
-          <w:rFonts w:cs="Times New Roman"/>
-          <w:color w:val="000000" w:themeColor="text1"/>
-          <w:szCs w:val="28"/>
-          <w:lang w:val="en-US"/>
-        </w:rPr>
-        <w:t>CREATE</w:t>
-      </w:r>
-      <w:r>
-        <w:rPr>
-          <w:rFonts w:cs="Times New Roman"/>
-          <w:color w:val="000000" w:themeColor="text1"/>
-          <w:szCs w:val="28"/>
-          <w:lang w:val="en-US"/>
-        </w:rPr>
-        <w:t xml:space="preserve"> </w:t>
-      </w:r>
-      <w:r>
-        <w:rPr>
-          <w:rFonts w:cs="Times New Roman"/>
-          <w:color w:val="000000" w:themeColor="text1"/>
-          <w:szCs w:val="28"/>
-          <w:lang w:val="en-US"/>
-        </w:rPr>
-        <w:t>TABLE</w:t>
-      </w:r>
-      <w:r>
-        <w:rPr>
-          <w:rFonts w:cs="Times New Roman"/>
-          <w:color w:val="000000" w:themeColor="text1"/>
-          <w:szCs w:val="28"/>
-          <w:lang w:val="en-US"/>
-        </w:rPr>
-        <w:t xml:space="preserve"> </w:t>
-      </w:r>
-      <w:r>
-        <w:rPr>
-          <w:rFonts w:cs="Times New Roman"/>
-          <w:color w:val="000000" w:themeColor="text1"/>
-          <w:szCs w:val="28"/>
-          <w:lang w:val="en-US"/>
-        </w:rPr>
-        <w:t>users</w:t>
-      </w:r>
-      <w:r>
-        <w:rPr>
-          <w:rFonts w:cs="Times New Roman"/>
-          <w:color w:val="000000" w:themeColor="text1"/>
-          <w:szCs w:val="28"/>
-          <w:lang w:val="en-US"/>
-        </w:rPr>
-        <w:t xml:space="preserve"> (  </w:t>
-      </w:r>
-    </w:p>
-    <w:p>
-      <w:pPr>
-        <w:spacing w:after="0"/>
-        <w:rPr>
-          <w:rFonts w:cs="Times New Roman"/>
-          <w:color w:val="000000" w:themeColor="text1"/>
-          <w:szCs w:val="28"/>
-          <w:lang w:val="en-US"/>
-        </w:rPr>
-      </w:pPr>
-      <w:r>
-        <w:rPr>
-          <w:rFonts w:cs="Times New Roman"/>
-          <w:color w:val="000000" w:themeColor="text1"/>
-          <w:szCs w:val="28"/>
-          <w:lang w:val="en-US"/>
-        </w:rPr>
-        <w:t xml:space="preserve">    </w:t>
-      </w:r>
-      <w:proofErr w:type="spellStart"/>
-      <w:proofErr w:type="gramStart"/>
-      <w:r>
-        <w:rPr>
-          <w:rFonts w:cs="Times New Roman"/>
-          <w:color w:val="000000" w:themeColor="text1"/>
-          <w:szCs w:val="28"/>
-          <w:lang w:val="en-US"/>
-        </w:rPr>
-        <w:t>user_id</w:t>
-      </w:r>
-      <w:proofErr w:type="spellEnd"/>
-      <w:proofErr w:type="gramEnd"/>
-      <w:r>
-        <w:rPr>
-          <w:rFonts w:cs="Times New Roman"/>
-          <w:color w:val="000000" w:themeColor="text1"/>
-          <w:szCs w:val="28"/>
-          <w:lang w:val="en-US"/>
-        </w:rPr>
-        <w:t xml:space="preserve"> INTEGER PRIMARY KEY AUTOINCREMENT,  </w:t>
-      </w:r>
-    </w:p>
-    <w:p>
-      <w:pPr>
-        <w:spacing w:after="0"/>
-        <w:rPr>
-          <w:rFonts w:cs="Times New Roman"/>
-          <w:color w:val="000000" w:themeColor="text1"/>
-          <w:szCs w:val="28"/>
-          <w:lang w:val="en-US"/>
-        </w:rPr>
-      </w:pPr>
-      <w:r>
-        <w:rPr>
-          <w:rFonts w:cs="Times New Roman"/>
-          <w:color w:val="000000" w:themeColor="text1"/>
-          <w:szCs w:val="28"/>
-          <w:lang w:val="en-US"/>
-        </w:rPr>
-        <w:t xml:space="preserve">    </w:t>
-      </w:r>
-      <w:proofErr w:type="gramStart"/>
-      <w:r>
-        <w:rPr>
-          <w:rFonts w:cs="Times New Roman"/>
-          <w:color w:val="000000" w:themeColor="text1"/>
-          <w:szCs w:val="28"/>
-          <w:lang w:val="en-US"/>
-        </w:rPr>
-        <w:t>email</w:t>
-      </w:r>
-      <w:proofErr w:type="gramEnd"/>
-      <w:r>
-        <w:rPr>
-          <w:rFonts w:cs="Times New Roman"/>
-          <w:color w:val="000000" w:themeColor="text1"/>
-          <w:szCs w:val="28"/>
-          <w:lang w:val="en-US"/>
-        </w:rPr>
-        <w:t xml:space="preserve"> TEXT NOT NULL UNIQUE,  </w:t>
-      </w:r>
-    </w:p>
-    <w:p>
-      <w:pPr>
-        <w:spacing w:after="0"/>
-        <w:rPr>
-          <w:rFonts w:cs="Times New Roman"/>
-          <w:color w:val="000000" w:themeColor="text1"/>
-          <w:szCs w:val="28"/>
-          <w:lang w:val="en-US"/>
-        </w:rPr>
-      </w:pPr>
-      <w:r>
-        <w:rPr>
-          <w:rFonts w:cs="Times New Roman"/>
-          <w:color w:val="000000" w:themeColor="text1"/>
-          <w:szCs w:val="28"/>
-          <w:lang w:val="en-US"/>
-        </w:rPr>
-        <w:t xml:space="preserve">    </w:t>
-      </w:r>
-      <w:proofErr w:type="spellStart"/>
-      <w:proofErr w:type="gramStart"/>
-      <w:r>
-        <w:rPr>
-          <w:rFonts w:cs="Times New Roman"/>
-          <w:color w:val="000000" w:themeColor="text1"/>
-          <w:szCs w:val="28"/>
-          <w:lang w:val="en-US"/>
-        </w:rPr>
-        <w:t>password_hash</w:t>
-      </w:r>
-      <w:proofErr w:type="spellEnd"/>
-      <w:proofErr w:type="gramEnd"/>
-      <w:r>
-        <w:rPr>
-          <w:rFonts w:cs="Times New Roman"/>
-          <w:color w:val="000000" w:themeColor="text1"/>
-          <w:szCs w:val="28"/>
-          <w:lang w:val="en-US"/>
-        </w:rPr>
-        <w:t xml:space="preserve"> TEXT NOT NULL,  </w:t>
-      </w:r>
-    </w:p>
-    <w:p>
-      <w:pPr>
-        <w:spacing w:after="0"/>
-        <w:rPr>
-          <w:rFonts w:cs="Times New Roman"/>
-          <w:color w:val="000000" w:themeColor="text1"/>
-          <w:szCs w:val="28"/>
-          <w:lang w:val="en-US"/>
-        </w:rPr>
-      </w:pPr>
-      <w:r>
-        <w:rPr>
-          <w:rFonts w:cs="Times New Roman"/>
-          <w:color w:val="000000" w:themeColor="text1"/>
-          <w:szCs w:val="28"/>
-          <w:lang w:val="en-US"/>
-        </w:rPr>
-        <w:t xml:space="preserve">    </w:t>
-      </w:r>
-      <w:proofErr w:type="gramStart"/>
-      <w:r>
-        <w:rPr>
-          <w:rFonts w:cs="Times New Roman"/>
-          <w:color w:val="000000" w:themeColor="text1"/>
-          <w:szCs w:val="28"/>
-          <w:lang w:val="en-US"/>
-        </w:rPr>
-        <w:t>role</w:t>
-      </w:r>
-      <w:proofErr w:type="gramEnd"/>
-      <w:r>
-        <w:rPr>
-          <w:rFonts w:cs="Times New Roman"/>
-          <w:color w:val="000000" w:themeColor="text1"/>
-          <w:szCs w:val="28"/>
-          <w:lang w:val="en-US"/>
-        </w:rPr>
-        <w:t xml:space="preserve"> TEXT NOT NULL CHECK(role IN ('client', 'manager', 'admin'))  </w:t>
-      </w:r>
-    </w:p>
-    <w:p>
-      <w:pPr>
-        <w:spacing w:after="0"/>
-        <w:rPr>
-          <w:rFonts w:cs="Times New Roman"/>
-          <w:color w:val="000000" w:themeColor="text1"/>
-          <w:szCs w:val="28"/>
-          <w:lang w:val="en-US"/>
-        </w:rPr>
-      </w:pPr>
-      <w:r>
-        <w:rPr>
-          <w:rFonts w:cs="Times New Roman"/>
-          <w:color w:val="000000" w:themeColor="text1"/>
-          <w:szCs w:val="28"/>
-          <w:lang w:val="en-US"/>
-        </w:rPr>
-        <w:t xml:space="preserve">);  </w:t>
-      </w:r>
-    </w:p>
-    <w:p>
-      <w:pPr>
-        <w:spacing w:after="0"/>
-        <w:rPr>
-          <w:rFonts w:cs="Times New Roman"/>
-          <w:color w:val="000000" w:themeColor="text1"/>
-          <w:szCs w:val="28"/>
-          <w:lang w:val="en-US"/>
-        </w:rPr>
-      </w:pPr>
-    </w:p>
-    <w:p>
-      <w:pPr>
-        <w:spacing w:after="0"/>
-        <w:rPr>
-          <w:rFonts w:cs="Times New Roman"/>
-          <w:color w:val="000000" w:themeColor="text1"/>
-          <w:szCs w:val="28"/>
-          <w:lang w:val="en-US"/>
-        </w:rPr>
-      </w:pPr>
-      <w:r>
-        <w:rPr>
-          <w:rFonts w:cs="Times New Roman"/>
-          <w:color w:val="000000" w:themeColor="text1"/>
-          <w:szCs w:val="28"/>
-          <w:lang w:val="en-US"/>
-        </w:rPr>
-        <w:t xml:space="preserve">-- 1. </w:t>
-      </w:r>
-      <w:r>
-        <w:rPr>
-          <w:rFonts w:cs="Times New Roman"/>
-          <w:color w:val="000000" w:themeColor="text1"/>
-          <w:szCs w:val="28"/>
-        </w:rPr>
-        <w:t>Создание</w:t>
-      </w:r>
-      <w:r>
-        <w:rPr>
-          <w:rFonts w:cs="Times New Roman"/>
-          <w:color w:val="000000" w:themeColor="text1"/>
-          <w:szCs w:val="28"/>
-          <w:lang w:val="en-US"/>
-        </w:rPr>
-        <w:t xml:space="preserve"> </w:t>
-      </w:r>
-      <w:r>
-        <w:rPr>
-          <w:rFonts w:cs="Times New Roman"/>
-          <w:color w:val="000000" w:themeColor="text1"/>
-          <w:szCs w:val="28"/>
-        </w:rPr>
-        <w:t>таблицы</w:t>
-      </w:r>
-      <w:r>
-        <w:rPr>
-          <w:rFonts w:cs="Times New Roman"/>
-          <w:color w:val="000000" w:themeColor="text1"/>
-          <w:szCs w:val="28"/>
-          <w:lang w:val="en-US"/>
-        </w:rPr>
-        <w:t xml:space="preserve"> categories  </w:t>
-      </w:r>
-    </w:p>
-    <w:p>
-      <w:pPr>
-        <w:spacing w:after="0"/>
-        <w:rPr>
-          <w:rFonts w:cs="Times New Roman"/>
-          <w:color w:val="000000" w:themeColor="text1"/>
-          <w:szCs w:val="28"/>
-          <w:lang w:val="en-US"/>
-        </w:rPr>
-      </w:pPr>
-      <w:r>
-        <w:rPr>
-          <w:rFonts w:cs="Times New Roman"/>
-          <w:color w:val="000000" w:themeColor="text1"/>
-          <w:szCs w:val="28"/>
-          <w:lang w:val="en-US"/>
-        </w:rPr>
-        <w:t xml:space="preserve">CREATE TABLE categories (  </w:t>
-      </w:r>
-    </w:p>
-    <w:p>
-      <w:pPr>
-        <w:spacing w:after="0"/>
-        <w:rPr>
-          <w:rFonts w:cs="Times New Roman"/>
-          <w:color w:val="000000" w:themeColor="text1"/>
-          <w:szCs w:val="28"/>
-          <w:lang w:val="en-US"/>
-        </w:rPr>
-      </w:pPr>
-      <w:r>
-        <w:rPr>
-          <w:rFonts w:cs="Times New Roman"/>
-          <w:color w:val="000000" w:themeColor="text1"/>
-          <w:szCs w:val="28"/>
-          <w:lang w:val="en-US"/>
-        </w:rPr>
-        <w:t xml:space="preserve">    </w:t>
-      </w:r>
-      <w:proofErr w:type="spellStart"/>
-      <w:proofErr w:type="gramStart"/>
-      <w:r>
-        <w:rPr>
-          <w:rFonts w:cs="Times New Roman"/>
-          <w:color w:val="000000" w:themeColor="text1"/>
-          <w:szCs w:val="28"/>
-          <w:lang w:val="en-US"/>
-        </w:rPr>
-        <w:t>category_id</w:t>
-      </w:r>
-      <w:proofErr w:type="spellEnd"/>
-      <w:proofErr w:type="gramEnd"/>
-      <w:r>
-        <w:rPr>
-          <w:rFonts w:cs="Times New Roman"/>
-          <w:color w:val="000000" w:themeColor="text1"/>
-          <w:szCs w:val="28"/>
-          <w:lang w:val="en-US"/>
-        </w:rPr>
-        <w:t xml:space="preserve"> INTEGER PRIMARY KEY AUTOINCREMENT,  </w:t>
-      </w:r>
-    </w:p>
-    <w:p>
-      <w:pPr>
-        <w:spacing w:after="0"/>
-        <w:rPr>
-          <w:rFonts w:cs="Times New Roman"/>
-          <w:color w:val="000000" w:themeColor="text1"/>
-          <w:szCs w:val="28"/>
-          <w:lang w:val="en-US"/>
-        </w:rPr>
-      </w:pPr>
-      <w:r>
-        <w:rPr>
-          <w:rFonts w:cs="Times New Roman"/>
-          <w:color w:val="000000" w:themeColor="text1"/>
-          <w:szCs w:val="28"/>
-          <w:lang w:val="en-US"/>
-        </w:rPr>
-        <w:t xml:space="preserve">    </w:t>
-      </w:r>
-      <w:proofErr w:type="gramStart"/>
-      <w:r>
-        <w:rPr>
-          <w:rFonts w:cs="Times New Roman"/>
-          <w:color w:val="000000" w:themeColor="text1"/>
-          <w:szCs w:val="28"/>
-          <w:lang w:val="en-US"/>
-        </w:rPr>
-        <w:t>name</w:t>
-      </w:r>
-      <w:proofErr w:type="gramEnd"/>
-      <w:r>
-        <w:rPr>
-          <w:rFonts w:cs="Times New Roman"/>
-          <w:color w:val="000000" w:themeColor="text1"/>
-          <w:szCs w:val="28"/>
-          <w:lang w:val="en-US"/>
-        </w:rPr>
-        <w:t xml:space="preserve"> TEXT NOT NULL UNIQUE  </w:t>
-      </w:r>
-    </w:p>
-    <w:p>
-      <w:pPr>
-        <w:spacing w:after="0"/>
-        <w:rPr>
-          <w:rFonts w:cs="Times New Roman"/>
-          <w:color w:val="000000" w:themeColor="text1"/>
-          <w:szCs w:val="28"/>
-          <w:lang w:val="en-US"/>
-        </w:rPr>
-      </w:pPr>
-      <w:r>
-        <w:rPr>
-          <w:rFonts w:cs="Times New Roman"/>
-          <w:color w:val="000000" w:themeColor="text1"/>
-          <w:szCs w:val="28"/>
-          <w:lang w:val="en-US"/>
-        </w:rPr>
-        <w:t xml:space="preserve">);  </w:t>
-      </w:r>
-    </w:p>
-    <w:p>
-      <w:pPr>
-        <w:spacing w:after="0"/>
-        <w:rPr>
-          <w:rFonts w:cs="Times New Roman"/>
-          <w:color w:val="000000" w:themeColor="text1"/>
-          <w:szCs w:val="28"/>
-          <w:lang w:val="en-US"/>
-        </w:rPr>
-      </w:pPr>
-    </w:p>
-    <w:p>
-      <w:pPr>
-        <w:spacing w:after="0"/>
-        <w:rPr>
-          <w:rFonts w:cs="Times New Roman"/>
-          <w:color w:val="000000" w:themeColor="text1"/>
-          <w:szCs w:val="28"/>
-          <w:lang w:val="en-US"/>
-        </w:rPr>
-      </w:pPr>
-      <w:r>
-        <w:rPr>
-          <w:rFonts w:cs="Times New Roman"/>
-          <w:color w:val="000000" w:themeColor="text1"/>
-          <w:szCs w:val="28"/>
-          <w:lang w:val="en-US"/>
-        </w:rPr>
-        <w:t xml:space="preserve">-- 2. </w:t>
-      </w:r>
-      <w:r>
-        <w:rPr>
-          <w:rFonts w:cs="Times New Roman"/>
-          <w:color w:val="000000" w:themeColor="text1"/>
-          <w:szCs w:val="28"/>
-        </w:rPr>
-        <w:t>Создание</w:t>
-      </w:r>
-      <w:r>
-        <w:rPr>
-          <w:rFonts w:cs="Times New Roman"/>
-          <w:color w:val="000000" w:themeColor="text1"/>
-          <w:szCs w:val="28"/>
-          <w:lang w:val="en-US"/>
-        </w:rPr>
-        <w:t xml:space="preserve"> </w:t>
-      </w:r>
-      <w:r>
-        <w:rPr>
-          <w:rFonts w:cs="Times New Roman"/>
-          <w:color w:val="000000" w:themeColor="text1"/>
-          <w:szCs w:val="28"/>
-        </w:rPr>
-        <w:t>таблицы</w:t>
-      </w:r>
-      <w:r>
-        <w:rPr>
-          <w:rFonts w:cs="Times New Roman"/>
-          <w:color w:val="000000" w:themeColor="text1"/>
-          <w:szCs w:val="28"/>
-          <w:lang w:val="en-US"/>
-        </w:rPr>
-        <w:t xml:space="preserve"> products  </w:t>
-      </w:r>
-    </w:p>
-    <w:p>
-      <w:pPr>
-        <w:spacing w:after="0"/>
-        <w:rPr>
-          <w:rFonts w:cs="Times New Roman"/>
-          <w:color w:val="000000" w:themeColor="text1"/>
-          <w:szCs w:val="28"/>
-          <w:lang w:val="en-US"/>
-        </w:rPr>
-      </w:pPr>
-      <w:r>
-        <w:rPr>
-          <w:rFonts w:cs="Times New Roman"/>
-          <w:color w:val="000000" w:themeColor="text1"/>
-          <w:szCs w:val="28"/>
-          <w:lang w:val="en-US"/>
-        </w:rPr>
-        <w:t xml:space="preserve">CREATE TABLE products (  </w:t>
-      </w:r>
-    </w:p>
-    <w:p>
-      <w:pPr>
-        <w:spacing w:after="0"/>
-        <w:rPr>
-          <w:rFonts w:cs="Times New Roman"/>
-          <w:color w:val="000000" w:themeColor="text1"/>
-          <w:szCs w:val="28"/>
-          <w:lang w:val="en-US"/>
-        </w:rPr>
-      </w:pPr>
-      <w:r>
-        <w:rPr>
-          <w:rFonts w:cs="Times New Roman"/>
-          <w:color w:val="000000" w:themeColor="text1"/>
-          <w:szCs w:val="28"/>
-          <w:lang w:val="en-US"/>
-        </w:rPr>
-        <w:t xml:space="preserve">    </w:t>
-      </w:r>
-      <w:proofErr w:type="spellStart"/>
-      <w:proofErr w:type="gramStart"/>
-      <w:r>
-        <w:rPr>
-          <w:rFonts w:cs="Times New Roman"/>
-          <w:color w:val="000000" w:themeColor="text1"/>
-          <w:szCs w:val="28"/>
-          <w:lang w:val="en-US"/>
-        </w:rPr>
-        <w:t>product_id</w:t>
-      </w:r>
-      <w:proofErr w:type="spellEnd"/>
-      <w:proofErr w:type="gramEnd"/>
-      <w:r>
-        <w:rPr>
-          <w:rFonts w:cs="Times New Roman"/>
-          <w:color w:val="000000" w:themeColor="text1"/>
-          <w:szCs w:val="28"/>
-          <w:lang w:val="en-US"/>
-        </w:rPr>
-        <w:t xml:space="preserve"> INTEGER PRIMARY KEY AUTOINCREMENT,  </w:t>
-      </w:r>
-    </w:p>
-    <w:p>
-      <w:pPr>
-        <w:spacing w:after="0"/>
-        <w:rPr>
-          <w:rFonts w:cs="Times New Roman"/>
-          <w:color w:val="000000" w:themeColor="text1"/>
-          <w:szCs w:val="28"/>
-          <w:lang w:val="en-US"/>
-        </w:rPr>
-      </w:pPr>
-      <w:r>
-        <w:rPr>
-          <w:rFonts w:cs="Times New Roman"/>
-          <w:color w:val="000000" w:themeColor="text1"/>
-          <w:szCs w:val="28"/>
-          <w:lang w:val="en-US"/>
-        </w:rPr>
-        <w:t xml:space="preserve">    </w:t>
-      </w:r>
-      <w:proofErr w:type="gramStart"/>
-      <w:r>
-        <w:rPr>
-          <w:rFonts w:cs="Times New Roman"/>
-          <w:color w:val="000000" w:themeColor="text1"/>
-          <w:szCs w:val="28"/>
-          <w:lang w:val="en-US"/>
-        </w:rPr>
-        <w:t>name</w:t>
-      </w:r>
-      <w:proofErr w:type="gramEnd"/>
-      <w:r>
-        <w:rPr>
-          <w:rFonts w:cs="Times New Roman"/>
-          <w:color w:val="000000" w:themeColor="text1"/>
-          <w:szCs w:val="28"/>
-          <w:lang w:val="en-US"/>
-        </w:rPr>
-        <w:t xml:space="preserve"> TEXT NOT NULL,  </w:t>
-      </w:r>
-    </w:p>
-    <w:p>
-      <w:pPr>
-        <w:spacing w:after="0"/>
-        <w:rPr>
-          <w:rFonts w:cs="Times New Roman"/>
-          <w:color w:val="000000" w:themeColor="text1"/>
-          <w:szCs w:val="28"/>
-          <w:lang w:val="en-US"/>
-        </w:rPr>
-      </w:pPr>
-      <w:r>
-        <w:rPr>
-          <w:rFonts w:cs="Times New Roman"/>
-          <w:color w:val="000000" w:themeColor="text1"/>
-          <w:szCs w:val="28"/>
-          <w:lang w:val="en-US"/>
-        </w:rPr>
-        <w:t xml:space="preserve">    </w:t>
-      </w:r>
-      <w:proofErr w:type="gramStart"/>
-      <w:r>
-        <w:rPr>
-          <w:rFonts w:cs="Times New Roman"/>
-          <w:color w:val="000000" w:themeColor="text1"/>
-          <w:szCs w:val="28"/>
-          <w:lang w:val="en-US"/>
-        </w:rPr>
-        <w:t>price</w:t>
-      </w:r>
-      <w:proofErr w:type="gramEnd"/>
-      <w:r>
-        <w:rPr>
-          <w:rFonts w:cs="Times New Roman"/>
-          <w:color w:val="000000" w:themeColor="text1"/>
-          <w:szCs w:val="28"/>
-          <w:lang w:val="en-US"/>
-        </w:rPr>
-        <w:t xml:space="preserve"> REAL NOT NULL,  </w:t>
-      </w:r>
-    </w:p>
-    <w:p>
-      <w:pPr>
-        <w:spacing w:after="0"/>
-        <w:rPr>
-          <w:rFonts w:cs="Times New Roman"/>
-          <w:color w:val="000000" w:themeColor="text1"/>
-          <w:szCs w:val="28"/>
-          <w:lang w:val="en-US"/>
-        </w:rPr>
-      </w:pPr>
-      <w:r>
-        <w:rPr>
-          <w:rFonts w:cs="Times New Roman"/>
-          <w:color w:val="000000" w:themeColor="text1"/>
-          <w:szCs w:val="28"/>
-          <w:lang w:val="en-US"/>
-        </w:rPr>
-        <w:t xml:space="preserve">    </w:t>
-      </w:r>
-      <w:proofErr w:type="spellStart"/>
-      <w:proofErr w:type="gramStart"/>
-      <w:r>
-        <w:rPr>
-          <w:rFonts w:cs="Times New Roman"/>
-          <w:color w:val="000000" w:themeColor="text1"/>
-          <w:szCs w:val="28"/>
-          <w:lang w:val="en-US"/>
-        </w:rPr>
-        <w:t>category_id</w:t>
-      </w:r>
-      <w:proofErr w:type="spellEnd"/>
-      <w:proofErr w:type="gramEnd"/>
-      <w:r>
-        <w:rPr>
-          <w:rFonts w:cs="Times New Roman"/>
-          <w:color w:val="000000" w:themeColor="text1"/>
-          <w:szCs w:val="28"/>
-          <w:lang w:val="en-US"/>
-        </w:rPr>
-        <w:t xml:space="preserve"> INTEGER NOT NULL,  </w:t>
-      </w:r>
-    </w:p>
-    <w:p>
-      <w:pPr>
-        <w:spacing w:after="0"/>
-        <w:rPr>
-          <w:rFonts w:cs="Times New Roman"/>
-          <w:color w:val="000000" w:themeColor="text1"/>
-          <w:szCs w:val="28"/>
-          <w:lang w:val="en-US"/>
-        </w:rPr>
-      </w:pPr>
-      <w:r>
-        <w:rPr>
-          <w:rFonts w:cs="Times New Roman"/>
-          <w:color w:val="000000" w:themeColor="text1"/>
-          <w:szCs w:val="28"/>
-          <w:lang w:val="en-US"/>
-        </w:rPr>
-        <w:t xml:space="preserve">    </w:t>
-      </w:r>
-      <w:proofErr w:type="gramStart"/>
-      <w:r>
-        <w:rPr>
-          <w:rFonts w:cs="Times New Roman"/>
-          <w:color w:val="000000" w:themeColor="text1"/>
-          <w:szCs w:val="28"/>
-          <w:lang w:val="en-US"/>
-        </w:rPr>
-        <w:t>stock</w:t>
-      </w:r>
-      <w:proofErr w:type="gramEnd"/>
-      <w:r>
-        <w:rPr>
-          <w:rFonts w:cs="Times New Roman"/>
-          <w:color w:val="000000" w:themeColor="text1"/>
-          <w:szCs w:val="28"/>
-          <w:lang w:val="en-US"/>
-        </w:rPr>
-        <w:t xml:space="preserve"> INTEGER NOT NULL,  </w:t>
-      </w:r>
-    </w:p>
-    <w:p>
-      <w:pPr>
-        <w:spacing w:after="0"/>
-        <w:rPr>
-          <w:rFonts w:cs="Times New Roman"/>
-          <w:color w:val="000000" w:themeColor="text1"/>
-          <w:szCs w:val="28"/>
-          <w:lang w:val="en-US"/>
-        </w:rPr>
-      </w:pPr>
-      <w:r>
-        <w:rPr>
-          <w:rFonts w:cs="Times New Roman"/>
-          <w:color w:val="000000" w:themeColor="text1"/>
-          <w:szCs w:val="28"/>
-          <w:lang w:val="en-US"/>
-        </w:rPr>
-        <w:t xml:space="preserve">    </w:t>
-      </w:r>
-      <w:proofErr w:type="spellStart"/>
-      <w:proofErr w:type="gramStart"/>
-      <w:r>
-        <w:rPr>
-          <w:rFonts w:cs="Times New Roman"/>
-          <w:color w:val="000000" w:themeColor="text1"/>
-          <w:szCs w:val="28"/>
-          <w:lang w:val="en-US"/>
-        </w:rPr>
-        <w:t>image_url</w:t>
-      </w:r>
-      <w:proofErr w:type="spellEnd"/>
-      <w:proofErr w:type="gramEnd"/>
-      <w:r>
-        <w:rPr>
-          <w:rFonts w:cs="Times New Roman"/>
-          <w:color w:val="000000" w:themeColor="text1"/>
-          <w:szCs w:val="28"/>
-          <w:lang w:val="en-US"/>
-        </w:rPr>
-        <w:t xml:space="preserve"> TEXT,  </w:t>
-      </w:r>
-    </w:p>
-    <w:p>
-      <w:pPr>
-        <w:spacing w:after="0"/>
-        <w:rPr>
-          <w:rFonts w:cs="Times New Roman"/>
-          <w:color w:val="000000" w:themeColor="text1"/>
-          <w:szCs w:val="28"/>
-          <w:lang w:val="en-US"/>
-        </w:rPr>
-      </w:pPr>
-      <w:r>
-        <w:rPr>
-          <w:rFonts w:cs="Times New Roman"/>
-          <w:color w:val="000000" w:themeColor="text1"/>
-          <w:szCs w:val="28"/>
-          <w:lang w:val="en-US"/>
-        </w:rPr>
-        <w:t xml:space="preserve">    FOREIGN KEY (</w:t>
-      </w:r>
-      <w:proofErr w:type="spellStart"/>
-      <w:r>
-        <w:rPr>
-          <w:rFonts w:cs="Times New Roman"/>
-          <w:color w:val="000000" w:themeColor="text1"/>
-          <w:szCs w:val="28"/>
-          <w:lang w:val="en-US"/>
-        </w:rPr>
-        <w:t>category_id</w:t>
-      </w:r>
-      <w:proofErr w:type="spellEnd"/>
-      <w:r>
-        <w:rPr>
-          <w:rFonts w:cs="Times New Roman"/>
-          <w:color w:val="000000" w:themeColor="text1"/>
-          <w:szCs w:val="28"/>
-          <w:lang w:val="en-US"/>
-        </w:rPr>
-        <w:t xml:space="preserve">) REFERENCES </w:t>
-      </w:r>
-      <w:proofErr w:type="gramStart"/>
-      <w:r>
-        <w:rPr>
-          <w:rFonts w:cs="Times New Roman"/>
-          <w:color w:val="000000" w:themeColor="text1"/>
-          <w:szCs w:val="28"/>
-          <w:lang w:val="en-US"/>
-        </w:rPr>
-        <w:t>categories(</w:t>
-      </w:r>
-      <w:proofErr w:type="spellStart"/>
-      <w:proofErr w:type="gramEnd"/>
-      <w:r>
-        <w:rPr>
-          <w:rFonts w:cs="Times New Roman"/>
-          <w:color w:val="000000" w:themeColor="text1"/>
-          <w:szCs w:val="28"/>
-          <w:lang w:val="en-US"/>
-        </w:rPr>
-        <w:t>category_id</w:t>
-      </w:r>
-      <w:proofErr w:type="spellEnd"/>
-      <w:r>
-        <w:rPr>
-          <w:rFonts w:cs="Times New Roman"/>
-          <w:color w:val="000000" w:themeColor="text1"/>
-          <w:szCs w:val="28"/>
-          <w:lang w:val="en-US"/>
-        </w:rPr>
-        <w:t xml:space="preserve">)  </w:t>
-      </w:r>
-    </w:p>
-    <w:p>
-      <w:pPr>
-        <w:spacing w:after="0"/>
-        <w:rPr>
-          <w:rFonts w:cs="Times New Roman"/>
-          <w:color w:val="000000" w:themeColor="text1"/>
-          <w:szCs w:val="28"/>
-        </w:rPr>
-      </w:pPr>
-      <w:r>
-        <w:rPr>
-          <w:rFonts w:cs="Times New Roman"/>
-          <w:color w:val="000000" w:themeColor="text1"/>
-          <w:szCs w:val="28"/>
-        </w:rPr>
-        <w:t xml:space="preserve">);  </w:t>
-      </w:r>
-    </w:p>
-    <w:p>
-      <w:pPr>
-        <w:spacing w:after="0"/>
-        <w:rPr>
-          <w:rFonts w:cs="Times New Roman"/>
-          <w:color w:val="000000" w:themeColor="text1"/>
-          <w:szCs w:val="28"/>
-        </w:rPr>
-      </w:pPr>
-    </w:p>
-    <w:p>
-      <w:pPr>
-        <w:spacing w:after="0"/>
-        <w:rPr>
-          <w:rFonts w:cs="Times New Roman"/>
-          <w:color w:val="000000" w:themeColor="text1"/>
-          <w:szCs w:val="28"/>
-        </w:rPr>
-      </w:pPr>
-      <w:r>
-        <w:rPr>
-          <w:rFonts w:cs="Times New Roman"/>
-          <w:color w:val="000000" w:themeColor="text1"/>
-          <w:szCs w:val="28"/>
-        </w:rPr>
-        <w:t xml:space="preserve">-- 3. Создание таблицы </w:t>
-      </w:r>
-      <w:proofErr w:type="spellStart"/>
-      <w:r>
-        <w:rPr>
-          <w:rFonts w:cs="Times New Roman"/>
-          <w:color w:val="000000" w:themeColor="text1"/>
-          <w:szCs w:val="28"/>
-        </w:rPr>
-        <w:t>orders</w:t>
-      </w:r>
-      <w:proofErr w:type="spellEnd"/>
-      <w:r>
-        <w:rPr>
-          <w:rFonts w:cs="Times New Roman"/>
-          <w:color w:val="000000" w:themeColor="text1"/>
-          <w:szCs w:val="28"/>
-        </w:rPr>
-        <w:t xml:space="preserve"> (этого не хватало!)  </w:t>
-      </w:r>
-    </w:p>
-    <w:p>
-      <w:pPr>
-        <w:spacing w:after="0"/>
-        <w:rPr>
-          <w:rFonts w:cs="Times New Roman"/>
-          <w:color w:val="000000" w:themeColor="text1"/>
-          <w:szCs w:val="28"/>
-          <w:lang w:val="en-US"/>
-        </w:rPr>
-      </w:pPr>
-      <w:r>
-        <w:rPr>
-          <w:rFonts w:cs="Times New Roman"/>
-          <w:color w:val="000000" w:themeColor="text1"/>
-          <w:szCs w:val="28"/>
-          <w:lang w:val="en-US"/>
-        </w:rPr>
-        <w:t xml:space="preserve">CREATE TABLE orders (  </w:t>
-      </w:r>
-    </w:p>
-    <w:p>
-      <w:pPr>
-        <w:spacing w:after="0"/>
-        <w:rPr>
-          <w:rFonts w:cs="Times New Roman"/>
-          <w:color w:val="000000" w:themeColor="text1"/>
-          <w:szCs w:val="28"/>
-          <w:lang w:val="en-US"/>
-        </w:rPr>
-      </w:pPr>
-      <w:r>
-        <w:rPr>
-          <w:rFonts w:cs="Times New Roman"/>
-          <w:color w:val="000000" w:themeColor="text1"/>
-          <w:szCs w:val="28"/>
-          <w:lang w:val="en-US"/>
-        </w:rPr>
-        <w:lastRenderedPageBreak/>
-        <w:t xml:space="preserve">    </w:t>
-      </w:r>
-      <w:proofErr w:type="spellStart"/>
-      <w:proofErr w:type="gramStart"/>
-      <w:r>
-        <w:rPr>
-          <w:rFonts w:cs="Times New Roman"/>
-          <w:color w:val="000000" w:themeColor="text1"/>
-          <w:szCs w:val="28"/>
-          <w:lang w:val="en-US"/>
-        </w:rPr>
-        <w:t>order_id</w:t>
-      </w:r>
-      <w:proofErr w:type="spellEnd"/>
-      <w:proofErr w:type="gramEnd"/>
-      <w:r>
-        <w:rPr>
-          <w:rFonts w:cs="Times New Roman"/>
-          <w:color w:val="000000" w:themeColor="text1"/>
-          <w:szCs w:val="28"/>
-          <w:lang w:val="en-US"/>
-        </w:rPr>
-        <w:t xml:space="preserve"> INTEGER PRIMARY KEY AUTOINCREMENT,  </w:t>
-      </w:r>
-    </w:p>
-    <w:p>
-      <w:pPr>
-        <w:spacing w:after="0"/>
-        <w:rPr>
-          <w:rFonts w:cs="Times New Roman"/>
-          <w:color w:val="000000" w:themeColor="text1"/>
-          <w:szCs w:val="28"/>
-          <w:lang w:val="en-US"/>
-        </w:rPr>
-      </w:pPr>
-      <w:r>
-        <w:rPr>
-          <w:rFonts w:cs="Times New Roman"/>
-          <w:color w:val="000000" w:themeColor="text1"/>
-          <w:szCs w:val="28"/>
-          <w:lang w:val="en-US"/>
-        </w:rPr>
-        <w:t xml:space="preserve">    </w:t>
-      </w:r>
-      <w:proofErr w:type="spellStart"/>
-      <w:proofErr w:type="gramStart"/>
-      <w:r>
-        <w:rPr>
-          <w:rFonts w:cs="Times New Roman"/>
-          <w:color w:val="000000" w:themeColor="text1"/>
-          <w:szCs w:val="28"/>
-          <w:lang w:val="en-US"/>
-        </w:rPr>
-        <w:t>user_id</w:t>
-      </w:r>
-      <w:proofErr w:type="spellEnd"/>
-      <w:proofErr w:type="gramEnd"/>
-      <w:r>
-        <w:rPr>
-          <w:rFonts w:cs="Times New Roman"/>
-          <w:color w:val="000000" w:themeColor="text1"/>
-          <w:szCs w:val="28"/>
-          <w:lang w:val="en-US"/>
-        </w:rPr>
-        <w:t xml:space="preserve"> INTEGER NOT NULL,  </w:t>
-      </w:r>
-    </w:p>
-    <w:p>
-      <w:pPr>
-        <w:spacing w:after="0"/>
-        <w:rPr>
-          <w:rFonts w:cs="Times New Roman"/>
-          <w:color w:val="000000" w:themeColor="text1"/>
-          <w:szCs w:val="28"/>
-          <w:lang w:val="en-US"/>
-        </w:rPr>
-      </w:pPr>
-      <w:r>
-        <w:rPr>
-          <w:rFonts w:cs="Times New Roman"/>
-          <w:color w:val="000000" w:themeColor="text1"/>
-          <w:szCs w:val="28"/>
-          <w:lang w:val="en-US"/>
-        </w:rPr>
-        <w:t xml:space="preserve">    </w:t>
-      </w:r>
-      <w:proofErr w:type="gramStart"/>
-      <w:r>
-        <w:rPr>
-          <w:rFonts w:cs="Times New Roman"/>
-          <w:color w:val="000000" w:themeColor="text1"/>
-          <w:szCs w:val="28"/>
-          <w:lang w:val="en-US"/>
-        </w:rPr>
-        <w:t>status</w:t>
-      </w:r>
-      <w:proofErr w:type="gramEnd"/>
-      <w:r>
-        <w:rPr>
-          <w:rFonts w:cs="Times New Roman"/>
-          <w:color w:val="000000" w:themeColor="text1"/>
-          <w:szCs w:val="28"/>
-          <w:lang w:val="en-US"/>
-        </w:rPr>
-        <w:t xml:space="preserve"> TEXT NOT NULL CHECK(status IN ('pending', 'completed', 'canceled')),  </w:t>
-      </w:r>
-    </w:p>
-    <w:p>
-      <w:pPr>
-        <w:spacing w:after="0"/>
-        <w:rPr>
-          <w:rFonts w:cs="Times New Roman"/>
-          <w:color w:val="000000" w:themeColor="text1"/>
-          <w:szCs w:val="28"/>
-          <w:lang w:val="en-US"/>
-        </w:rPr>
-      </w:pPr>
-      <w:r>
-        <w:rPr>
-          <w:rFonts w:cs="Times New Roman"/>
-          <w:color w:val="000000" w:themeColor="text1"/>
-          <w:szCs w:val="28"/>
-          <w:lang w:val="en-US"/>
-        </w:rPr>
-        <w:t xml:space="preserve">    </w:t>
-      </w:r>
-      <w:proofErr w:type="spellStart"/>
-      <w:proofErr w:type="gramStart"/>
-      <w:r>
-        <w:rPr>
-          <w:rFonts w:cs="Times New Roman"/>
-          <w:color w:val="000000" w:themeColor="text1"/>
-          <w:szCs w:val="28"/>
-          <w:lang w:val="en-US"/>
-        </w:rPr>
-        <w:t>order_date</w:t>
-      </w:r>
-      <w:proofErr w:type="spellEnd"/>
-      <w:proofErr w:type="gramEnd"/>
-      <w:r>
-        <w:rPr>
-          <w:rFonts w:cs="Times New Roman"/>
-          <w:color w:val="000000" w:themeColor="text1"/>
-          <w:szCs w:val="28"/>
-          <w:lang w:val="en-US"/>
-        </w:rPr>
-        <w:t xml:space="preserve"> TEXT NOT NULL,  </w:t>
-      </w:r>
-    </w:p>
-    <w:p>
-      <w:pPr>
-        <w:spacing w:after="0"/>
-        <w:rPr>
-          <w:rFonts w:cs="Times New Roman"/>
-          <w:color w:val="000000" w:themeColor="text1"/>
-          <w:szCs w:val="28"/>
-          <w:lang w:val="en-US"/>
-        </w:rPr>
-      </w:pPr>
-      <w:r>
-        <w:rPr>
-          <w:rFonts w:cs="Times New Roman"/>
-          <w:color w:val="000000" w:themeColor="text1"/>
-          <w:szCs w:val="28"/>
-          <w:lang w:val="en-US"/>
-        </w:rPr>
-        <w:t xml:space="preserve">    FOREIGN KEY (</w:t>
-      </w:r>
-      <w:proofErr w:type="spellStart"/>
-      <w:r>
-        <w:rPr>
-          <w:rFonts w:cs="Times New Roman"/>
-          <w:color w:val="000000" w:themeColor="text1"/>
-          <w:szCs w:val="28"/>
-          <w:lang w:val="en-US"/>
-        </w:rPr>
-        <w:t>user_id</w:t>
-      </w:r>
-      <w:proofErr w:type="spellEnd"/>
-      <w:r>
-        <w:rPr>
-          <w:rFonts w:cs="Times New Roman"/>
-          <w:color w:val="000000" w:themeColor="text1"/>
-          <w:szCs w:val="28"/>
-          <w:lang w:val="en-US"/>
-        </w:rPr>
-        <w:t xml:space="preserve">) REFERENCES </w:t>
-      </w:r>
-      <w:proofErr w:type="gramStart"/>
-      <w:r>
-        <w:rPr>
-          <w:rFonts w:cs="Times New Roman"/>
-          <w:color w:val="000000" w:themeColor="text1"/>
-          <w:szCs w:val="28"/>
-          <w:lang w:val="en-US"/>
-        </w:rPr>
-        <w:t>users(</w:t>
-      </w:r>
-      <w:proofErr w:type="spellStart"/>
-      <w:proofErr w:type="gramEnd"/>
-      <w:r>
-        <w:rPr>
-          <w:rFonts w:cs="Times New Roman"/>
-          <w:color w:val="000000" w:themeColor="text1"/>
-          <w:szCs w:val="28"/>
-          <w:lang w:val="en-US"/>
-        </w:rPr>
-        <w:t>user_id</w:t>
-      </w:r>
-      <w:proofErr w:type="spellEnd"/>
-      <w:r>
-        <w:rPr>
-          <w:rFonts w:cs="Times New Roman"/>
-          <w:color w:val="000000" w:themeColor="text1"/>
-          <w:szCs w:val="28"/>
-          <w:lang w:val="en-US"/>
-        </w:rPr>
-        <w:t xml:space="preserve">)  </w:t>
-      </w:r>
-    </w:p>
-    <w:p>
-      <w:pPr>
-        <w:spacing w:after="0"/>
-        <w:rPr>
-          <w:rFonts w:cs="Times New Roman"/>
-          <w:color w:val="000000" w:themeColor="text1"/>
-          <w:szCs w:val="28"/>
-          <w:lang w:val="en-US"/>
-        </w:rPr>
-      </w:pPr>
-      <w:r>
-        <w:rPr>
-          <w:rFonts w:cs="Times New Roman"/>
-          <w:color w:val="000000" w:themeColor="text1"/>
-          <w:szCs w:val="28"/>
-          <w:lang w:val="en-US"/>
-        </w:rPr>
-        <w:t xml:space="preserve">);  </w:t>
-      </w:r>
-    </w:p>
-    <w:p>
-      <w:pPr>
-        <w:spacing w:after="0"/>
-        <w:rPr>
-          <w:rFonts w:cs="Times New Roman"/>
-          <w:color w:val="000000" w:themeColor="text1"/>
-          <w:szCs w:val="28"/>
-          <w:lang w:val="en-US"/>
-        </w:rPr>
-      </w:pPr>
-    </w:p>
-    <w:p>
-      <w:pPr>
-        <w:spacing w:after="0"/>
-        <w:rPr>
-          <w:rFonts w:cs="Times New Roman"/>
-          <w:color w:val="000000" w:themeColor="text1"/>
-          <w:szCs w:val="28"/>
-          <w:lang w:val="en-US"/>
-        </w:rPr>
-      </w:pPr>
-      <w:r>
-        <w:rPr>
-          <w:rFonts w:cs="Times New Roman"/>
-          <w:color w:val="000000" w:themeColor="text1"/>
-          <w:szCs w:val="28"/>
-          <w:lang w:val="en-US"/>
-        </w:rPr>
-        <w:t xml:space="preserve">-- 4. </w:t>
-      </w:r>
-      <w:r>
-        <w:rPr>
-          <w:rFonts w:cs="Times New Roman"/>
-          <w:color w:val="000000" w:themeColor="text1"/>
-          <w:szCs w:val="28"/>
-        </w:rPr>
-        <w:t>Создание</w:t>
-      </w:r>
-      <w:r>
-        <w:rPr>
-          <w:rFonts w:cs="Times New Roman"/>
-          <w:color w:val="000000" w:themeColor="text1"/>
-          <w:szCs w:val="28"/>
-          <w:lang w:val="en-US"/>
-        </w:rPr>
-        <w:t xml:space="preserve"> </w:t>
-      </w:r>
-      <w:r>
-        <w:rPr>
-          <w:rFonts w:cs="Times New Roman"/>
-          <w:color w:val="000000" w:themeColor="text1"/>
-          <w:szCs w:val="28"/>
-        </w:rPr>
-        <w:t>таблицы</w:t>
-      </w:r>
-      <w:r>
-        <w:rPr>
-          <w:rFonts w:cs="Times New Roman"/>
-          <w:color w:val="000000" w:themeColor="text1"/>
-          <w:szCs w:val="28"/>
-          <w:lang w:val="en-US"/>
-        </w:rPr>
-        <w:t xml:space="preserve"> reviews  </w:t>
-      </w:r>
-    </w:p>
-    <w:p>
-      <w:pPr>
-        <w:spacing w:after="0"/>
-        <w:rPr>
-          <w:rFonts w:cs="Times New Roman"/>
-          <w:color w:val="000000" w:themeColor="text1"/>
-          <w:szCs w:val="28"/>
-          <w:lang w:val="en-US"/>
-        </w:rPr>
-      </w:pPr>
-      <w:r>
-        <w:rPr>
-          <w:rFonts w:cs="Times New Roman"/>
-          <w:color w:val="000000" w:themeColor="text1"/>
-          <w:szCs w:val="28"/>
-          <w:lang w:val="en-US"/>
-        </w:rPr>
-        <w:t xml:space="preserve">CREATE TABLE reviews (  </w:t>
-      </w:r>
-    </w:p>
-    <w:p>
-      <w:pPr>
-        <w:spacing w:after="0"/>
-        <w:rPr>
-          <w:rFonts w:cs="Times New Roman"/>
-          <w:color w:val="000000" w:themeColor="text1"/>
-          <w:szCs w:val="28"/>
-          <w:lang w:val="en-US"/>
-        </w:rPr>
-      </w:pPr>
-      <w:r>
-        <w:rPr>
-          <w:rFonts w:cs="Times New Roman"/>
-          <w:color w:val="000000" w:themeColor="text1"/>
-          <w:szCs w:val="28"/>
-          <w:lang w:val="en-US"/>
-        </w:rPr>
-        <w:t xml:space="preserve">    </w:t>
-      </w:r>
-      <w:proofErr w:type="spellStart"/>
-      <w:proofErr w:type="gramStart"/>
-      <w:r>
-        <w:rPr>
-          <w:rFonts w:cs="Times New Roman"/>
-          <w:color w:val="000000" w:themeColor="text1"/>
-          <w:szCs w:val="28"/>
-          <w:lang w:val="en-US"/>
-        </w:rPr>
-        <w:t>review_id</w:t>
-      </w:r>
-      <w:proofErr w:type="spellEnd"/>
-      <w:proofErr w:type="gramEnd"/>
-      <w:r>
-        <w:rPr>
-          <w:rFonts w:cs="Times New Roman"/>
-          <w:color w:val="000000" w:themeColor="text1"/>
-          <w:szCs w:val="28"/>
-          <w:lang w:val="en-US"/>
-        </w:rPr>
-        <w:t xml:space="preserve"> INTEGER PRIMARY KEY AUTOINCREMENT,  </w:t>
-      </w:r>
-    </w:p>
-    <w:p>
-      <w:pPr>
-        <w:spacing w:after="0"/>
-        <w:rPr>
-          <w:rFonts w:cs="Times New Roman"/>
-          <w:color w:val="000000" w:themeColor="text1"/>
-          <w:szCs w:val="28"/>
-          <w:lang w:val="en-US"/>
-        </w:rPr>
-      </w:pPr>
-      <w:r>
-        <w:rPr>
-          <w:rFonts w:cs="Times New Roman"/>
-          <w:color w:val="000000" w:themeColor="text1"/>
-          <w:szCs w:val="28"/>
-          <w:lang w:val="en-US"/>
-        </w:rPr>
-        <w:t xml:space="preserve">    </w:t>
-      </w:r>
-      <w:proofErr w:type="spellStart"/>
-      <w:proofErr w:type="gramStart"/>
-      <w:r>
-        <w:rPr>
-          <w:rFonts w:cs="Times New Roman"/>
-          <w:color w:val="000000" w:themeColor="text1"/>
-          <w:szCs w:val="28"/>
-          <w:lang w:val="en-US"/>
-        </w:rPr>
-        <w:t>product_id</w:t>
-      </w:r>
-      <w:proofErr w:type="spellEnd"/>
-      <w:proofErr w:type="gramEnd"/>
-      <w:r>
-        <w:rPr>
-          <w:rFonts w:cs="Times New Roman"/>
-          <w:color w:val="000000" w:themeColor="text1"/>
-          <w:szCs w:val="28"/>
-          <w:lang w:val="en-US"/>
-        </w:rPr>
-        <w:t xml:space="preserve"> INTEGER NOT NULL,  </w:t>
-      </w:r>
-    </w:p>
-    <w:p>
-      <w:pPr>
-        <w:spacing w:after="0"/>
-        <w:rPr>
-          <w:rFonts w:cs="Times New Roman"/>
-          <w:color w:val="000000" w:themeColor="text1"/>
-          <w:szCs w:val="28"/>
-          <w:lang w:val="en-US"/>
-        </w:rPr>
-      </w:pPr>
-      <w:r>
-        <w:rPr>
-          <w:rFonts w:cs="Times New Roman"/>
-          <w:color w:val="000000" w:themeColor="text1"/>
-          <w:szCs w:val="28"/>
-          <w:lang w:val="en-US"/>
-        </w:rPr>
-        <w:t xml:space="preserve">    </w:t>
-      </w:r>
-      <w:proofErr w:type="spellStart"/>
-      <w:proofErr w:type="gramStart"/>
-      <w:r>
-        <w:rPr>
-          <w:rFonts w:cs="Times New Roman"/>
-          <w:color w:val="000000" w:themeColor="text1"/>
-          <w:szCs w:val="28"/>
-          <w:lang w:val="en-US"/>
-        </w:rPr>
-        <w:t>user_id</w:t>
-      </w:r>
-      <w:proofErr w:type="spellEnd"/>
-      <w:proofErr w:type="gramEnd"/>
-      <w:r>
-        <w:rPr>
-          <w:rFonts w:cs="Times New Roman"/>
-          <w:color w:val="000000" w:themeColor="text1"/>
-          <w:szCs w:val="28"/>
-          <w:lang w:val="en-US"/>
-        </w:rPr>
-        <w:t xml:space="preserve"> INTEGER NOT NULL,  </w:t>
-      </w:r>
-    </w:p>
-    <w:p>
-      <w:pPr>
-        <w:spacing w:after="0"/>
-        <w:rPr>
-          <w:rFonts w:cs="Times New Roman"/>
-          <w:color w:val="000000" w:themeColor="text1"/>
-          <w:szCs w:val="28"/>
-          <w:lang w:val="en-US"/>
-        </w:rPr>
-      </w:pPr>
-      <w:r>
-        <w:rPr>
-          <w:rFonts w:cs="Times New Roman"/>
-          <w:color w:val="000000" w:themeColor="text1"/>
-          <w:szCs w:val="28"/>
-          <w:lang w:val="en-US"/>
-        </w:rPr>
-        <w:t xml:space="preserve">    </w:t>
-      </w:r>
-      <w:proofErr w:type="gramStart"/>
-      <w:r>
-        <w:rPr>
-          <w:rFonts w:cs="Times New Roman"/>
-          <w:color w:val="000000" w:themeColor="text1"/>
-          <w:szCs w:val="28"/>
-          <w:lang w:val="en-US"/>
-        </w:rPr>
-        <w:t>rating</w:t>
-      </w:r>
-      <w:proofErr w:type="gramEnd"/>
-      <w:r>
-        <w:rPr>
-          <w:rFonts w:cs="Times New Roman"/>
-          <w:color w:val="000000" w:themeColor="text1"/>
-          <w:szCs w:val="28"/>
-          <w:lang w:val="en-US"/>
-        </w:rPr>
-        <w:t xml:space="preserve"> INTEGER NOT NULL CHECK(rating BETWEEN 1 AND 5),  </w:t>
-      </w:r>
-    </w:p>
-    <w:p>
-      <w:pPr>
-        <w:spacing w:after="0"/>
-        <w:rPr>
-          <w:rFonts w:cs="Times New Roman"/>
-          <w:color w:val="000000" w:themeColor="text1"/>
-          <w:szCs w:val="28"/>
-          <w:lang w:val="en-US"/>
-        </w:rPr>
-      </w:pPr>
-      <w:r>
-        <w:rPr>
-          <w:rFonts w:cs="Times New Roman"/>
-          <w:color w:val="000000" w:themeColor="text1"/>
-          <w:szCs w:val="28"/>
-          <w:lang w:val="en-US"/>
-        </w:rPr>
-        <w:t xml:space="preserve">    </w:t>
-      </w:r>
-      <w:proofErr w:type="gramStart"/>
-      <w:r>
-        <w:rPr>
-          <w:rFonts w:cs="Times New Roman"/>
-          <w:color w:val="000000" w:themeColor="text1"/>
-          <w:szCs w:val="28"/>
-          <w:lang w:val="en-US"/>
-        </w:rPr>
-        <w:t>comment</w:t>
-      </w:r>
-      <w:proofErr w:type="gramEnd"/>
-      <w:r>
-        <w:rPr>
-          <w:rFonts w:cs="Times New Roman"/>
-          <w:color w:val="000000" w:themeColor="text1"/>
-          <w:szCs w:val="28"/>
-          <w:lang w:val="en-US"/>
-        </w:rPr>
-        <w:t xml:space="preserve"> TEXT,  </w:t>
-      </w:r>
-    </w:p>
-    <w:p>
-      <w:pPr>
-        <w:spacing w:after="0"/>
-        <w:rPr>
-          <w:rFonts w:cs="Times New Roman"/>
-          <w:color w:val="000000" w:themeColor="text1"/>
-          <w:szCs w:val="28"/>
-          <w:lang w:val="en-US"/>
-        </w:rPr>
-      </w:pPr>
-      <w:r>
-        <w:rPr>
-          <w:rFonts w:cs="Times New Roman"/>
-          <w:color w:val="000000" w:themeColor="text1"/>
-          <w:szCs w:val="28"/>
-          <w:lang w:val="en-US"/>
-        </w:rPr>
-        <w:t xml:space="preserve">    FOREIGN KEY (</w:t>
-      </w:r>
-      <w:proofErr w:type="spellStart"/>
-      <w:r>
-        <w:rPr>
-          <w:rFonts w:cs="Times New Roman"/>
-          <w:color w:val="000000" w:themeColor="text1"/>
-          <w:szCs w:val="28"/>
-          <w:lang w:val="en-US"/>
-        </w:rPr>
-        <w:t>product_id</w:t>
-      </w:r>
-      <w:proofErr w:type="spellEnd"/>
-      <w:r>
-        <w:rPr>
-          <w:rFonts w:cs="Times New Roman"/>
-          <w:color w:val="000000" w:themeColor="text1"/>
-          <w:szCs w:val="28"/>
-          <w:lang w:val="en-US"/>
-        </w:rPr>
-        <w:t xml:space="preserve">) REFERENCES </w:t>
-      </w:r>
-      <w:proofErr w:type="gramStart"/>
-      <w:r>
-        <w:rPr>
-          <w:rFonts w:cs="Times New Roman"/>
-          <w:color w:val="000000" w:themeColor="text1"/>
-          <w:szCs w:val="28"/>
-          <w:lang w:val="en-US"/>
-        </w:rPr>
-        <w:t>products(</w:t>
-      </w:r>
-      <w:proofErr w:type="spellStart"/>
-      <w:proofErr w:type="gramEnd"/>
-      <w:r>
-        <w:rPr>
-          <w:rFonts w:cs="Times New Roman"/>
-          <w:color w:val="000000" w:themeColor="text1"/>
-          <w:szCs w:val="28"/>
-          <w:lang w:val="en-US"/>
-        </w:rPr>
-        <w:t>product_id</w:t>
-      </w:r>
-      <w:proofErr w:type="spellEnd"/>
-      <w:r>
-        <w:rPr>
-          <w:rFonts w:cs="Times New Roman"/>
-          <w:color w:val="000000" w:themeColor="text1"/>
-          <w:szCs w:val="28"/>
-          <w:lang w:val="en-US"/>
-        </w:rPr>
-        <w:t xml:space="preserve">),  </w:t>
-      </w:r>
-    </w:p>
-    <w:p>
-      <w:pPr>
-        <w:spacing w:after="0"/>
-        <w:rPr>
-          <w:rFonts w:cs="Times New Roman"/>
-          <w:color w:val="000000" w:themeColor="text1"/>
-          <w:szCs w:val="28"/>
-          <w:lang w:val="en-US"/>
-        </w:rPr>
-      </w:pPr>
-      <w:r>
-        <w:rPr>
-          <w:rFonts w:cs="Times New Roman"/>
-          <w:color w:val="000000" w:themeColor="text1"/>
-          <w:szCs w:val="28"/>
-          <w:lang w:val="en-US"/>
-        </w:rPr>
-        <w:t xml:space="preserve">    FOREIGN KEY (</w:t>
-      </w:r>
-      <w:proofErr w:type="spellStart"/>
-      <w:r>
-        <w:rPr>
-          <w:rFonts w:cs="Times New Roman"/>
-          <w:color w:val="000000" w:themeColor="text1"/>
-          <w:szCs w:val="28"/>
-          <w:lang w:val="en-US"/>
-        </w:rPr>
-        <w:t>user_id</w:t>
-      </w:r>
-      <w:proofErr w:type="spellEnd"/>
-      <w:r>
-        <w:rPr>
-          <w:rFonts w:cs="Times New Roman"/>
-          <w:color w:val="000000" w:themeColor="text1"/>
-          <w:szCs w:val="28"/>
-          <w:lang w:val="en-US"/>
-        </w:rPr>
-        <w:t xml:space="preserve">) REFERENCES </w:t>
-      </w:r>
-      <w:proofErr w:type="gramStart"/>
-      <w:r>
-        <w:rPr>
-          <w:rFonts w:cs="Times New Roman"/>
-          <w:color w:val="000000" w:themeColor="text1"/>
-          <w:szCs w:val="28"/>
-          <w:lang w:val="en-US"/>
-        </w:rPr>
-        <w:t>users(</w:t>
-      </w:r>
-      <w:proofErr w:type="spellStart"/>
-      <w:proofErr w:type="gramEnd"/>
-      <w:r>
-        <w:rPr>
-          <w:rFonts w:cs="Times New Roman"/>
-          <w:color w:val="000000" w:themeColor="text1"/>
-          <w:szCs w:val="28"/>
-          <w:lang w:val="en-US"/>
-        </w:rPr>
-        <w:t>user_id</w:t>
-      </w:r>
-      <w:proofErr w:type="spellEnd"/>
-      <w:r>
-        <w:rPr>
-          <w:rFonts w:cs="Times New Roman"/>
-          <w:color w:val="000000" w:themeColor="text1"/>
-          <w:szCs w:val="28"/>
-          <w:lang w:val="en-US"/>
-        </w:rPr>
-        <w:t xml:space="preserve">)  </w:t>
-      </w:r>
-    </w:p>
-    <w:p>
-      <w:pPr>
-        <w:spacing w:after="0"/>
-        <w:rPr>
-          <w:rFonts w:cs="Times New Roman"/>
-          <w:color w:val="000000" w:themeColor="text1"/>
-          <w:szCs w:val="28"/>
-        </w:rPr>
-      </w:pPr>
-      <w:r>
-        <w:rPr>
-          <w:rFonts w:cs="Times New Roman"/>
-          <w:color w:val="000000" w:themeColor="text1"/>
-          <w:szCs w:val="28"/>
-        </w:rPr>
-        <w:t xml:space="preserve">);  </w:t>
-      </w:r>
-    </w:p>
-    <w:p/>
+        <w:t>Приложение Б – Примеры SQL-запросов</w:t>
+      </w:r>
+    </w:p>
     <w:p>
       <w:r>
         <w:rPr>
           <w:b/>
           <w:bCs/>
         </w:rPr>
-        <w:t>Приложение 2: Пример SQL-запроса</w:t>
-      </w:r>
+        <w:t>1. Выборка товаров с фильтрацией по цене (до 5000 руб)</w:t>
+      </w:r>
+    </w:p>
+    <w:p>
+      <w:pPr>
+        <w:spacing w:after="0"/>
+      </w:pPr>
+      <w:r>
+        <w:rPr>
+          <w:i/>
+          <w:iCs/>
+        </w:rPr>
+        <w:t xml:space="preserve">-- Получить товары дешевле 5000 руб  </w:t>
+      </w:r>
+    </w:p>
+    <w:p>
+      <w:pPr>
+        <w:spacing w:after="0"/>
+        <w:rPr>
+          <w:lang w:val="en-US"/>
+        </w:rPr>
+      </w:pPr>
+      <w:r>
+        <w:rPr>
+          <w:lang w:val="en-US"/>
+        </w:rPr>
+        <w:t xml:space="preserve">SELECT </w:t>
+      </w:r>
+    </w:p>
+    <w:p>
+      <w:pPr>
+        <w:spacing w:after="0"/>
+        <w:rPr>
+          <w:lang w:val="en-US"/>
+        </w:rPr>
+      </w:pPr>
+      <w:r>
+        <w:rPr>
+          <w:lang w:val="en-US"/>
+        </w:rPr>
+        <w:t xml:space="preserve">    product_id AS "ID", </w:t>
+      </w:r>
+    </w:p>
+    <w:p>
+      <w:pPr>
+        <w:spacing w:after="0"/>
+        <w:rPr>
+          <w:lang w:val="en-US"/>
+        </w:rPr>
+      </w:pPr>
+      <w:r>
+        <w:rPr>
+          <w:lang w:val="en-US"/>
+        </w:rPr>
+        <w:t xml:space="preserve">    name AS "</w:t>
+      </w:r>
+      <w:r>
+        <w:t>Название</w:t>
+      </w:r>
+      <w:r>
+        <w:rPr>
+          <w:lang w:val="en-US"/>
+        </w:rPr>
+        <w:t xml:space="preserve">", </w:t>
+      </w:r>
+    </w:p>
+    <w:p>
+      <w:pPr>
+        <w:spacing w:after="0"/>
+        <w:rPr>
+          <w:lang w:val="en-US"/>
+        </w:rPr>
+      </w:pPr>
+      <w:r>
+        <w:rPr>
+          <w:lang w:val="en-US"/>
+        </w:rPr>
+        <w:t xml:space="preserve">    price AS "</w:t>
+      </w:r>
+      <w:r>
+        <w:t>Цена</w:t>
+      </w:r>
+      <w:r>
+        <w:rPr>
+          <w:lang w:val="en-US"/>
+        </w:rPr>
+        <w:t xml:space="preserve">", </w:t>
+      </w:r>
+    </w:p>
+    <w:p>
+      <w:pPr>
+        <w:spacing w:after="0"/>
+        <w:rPr>
+          <w:lang w:val="en-US"/>
+        </w:rPr>
+      </w:pPr>
+      <w:r>
+        <w:rPr>
+          <w:lang w:val="en-US"/>
+        </w:rPr>
+        <w:t xml:space="preserve">    stock AS "</w:t>
+      </w:r>
+      <w:r>
+        <w:t>Остаток</w:t>
+      </w:r>
+      <w:r>
+        <w:rPr>
+          <w:lang w:val="en-US"/>
+        </w:rPr>
+        <w:t xml:space="preserve">" </w:t>
+      </w:r>
+    </w:p>
+    <w:p>
+      <w:pPr>
+        <w:spacing w:after="0"/>
+        <w:rPr>
+          <w:lang w:val="en-US"/>
+        </w:rPr>
+      </w:pPr>
+      <w:r>
+        <w:rPr>
+          <w:lang w:val="en-US"/>
+        </w:rPr>
+        <w:t xml:space="preserve">FROM products </w:t>
+      </w:r>
+    </w:p>
+    <w:p>
+      <w:pPr>
+        <w:spacing w:after="0"/>
+        <w:rPr>
+          <w:lang w:val="en-US"/>
+        </w:rPr>
+      </w:pPr>
+      <w:r>
+        <w:rPr>
+          <w:lang w:val="en-US"/>
+        </w:rPr>
+        <w:t xml:space="preserve">WHERE price &lt; 5000 </w:t>
+      </w:r>
+    </w:p>
+    <w:p>
+      <w:pPr>
+        <w:spacing w:after="0"/>
+        <w:rPr>
+          <w:lang w:val="en-US"/>
+        </w:rPr>
+      </w:pPr>
+      <w:r>
+        <w:rPr>
+          <w:lang w:val="en-US"/>
+        </w:rPr>
+        <w:t xml:space="preserve">ORDER BY price DESC;  </w:t>
+      </w:r>
+    </w:p>
+    <w:p>
+      <w:pPr>
+        <w:rPr>
+          <w:lang w:val="en-US"/>
+        </w:rPr>
+      </w:pPr>
     </w:p>
     <w:p>
       <w:r>
@@ -5918,23 +7052,206 @@
           <w:b/>
           <w:bCs/>
         </w:rPr>
-        <w:t xml:space="preserve">1. Выборка товаров с фильтрацией по цене (до 5000 </w:t>
-      </w:r>
-      <w:proofErr w:type="spellStart"/>
+        <w:t>2. Добавление нового пользователя</w:t>
+      </w:r>
+    </w:p>
+    <w:p>
+      <w:pPr>
+        <w:spacing w:after="0"/>
+      </w:pPr>
+      <w:r>
+        <w:rPr>
+          <w:i/>
+          <w:iCs/>
+        </w:rPr>
+        <w:t xml:space="preserve">-- Регистрация клиента (пароль хешируется на стороне приложения)  </w:t>
+      </w:r>
+    </w:p>
+    <w:p>
+      <w:pPr>
+        <w:spacing w:after="0"/>
+        <w:rPr>
+          <w:lang w:val="en-US"/>
+        </w:rPr>
+      </w:pPr>
+      <w:r>
+        <w:rPr>
+          <w:lang w:val="en-US"/>
+        </w:rPr>
+        <w:t xml:space="preserve">INSERT INTO users (email, password_hash, role)  </w:t>
+      </w:r>
+    </w:p>
+    <w:p>
+      <w:pPr>
+        <w:spacing w:after="0"/>
+        <w:rPr>
+          <w:lang w:val="en-US"/>
+        </w:rPr>
+      </w:pPr>
+      <w:r>
+        <w:rPr>
+          <w:lang w:val="en-US"/>
+        </w:rPr>
+        <w:t>VALUES (</w:t>
+      </w:r>
+    </w:p>
+    <w:p>
+      <w:pPr>
+        <w:spacing w:after="0"/>
+        <w:rPr>
+          <w:lang w:val="en-US"/>
+        </w:rPr>
+      </w:pPr>
+      <w:r>
+        <w:rPr>
+          <w:lang w:val="en-US"/>
+        </w:rPr>
+        <w:t xml:space="preserve">    'new_user@example.com', </w:t>
+      </w:r>
+    </w:p>
+    <w:p>
+      <w:pPr>
+        <w:spacing w:after="0"/>
+        <w:rPr>
+          <w:lang w:val="en-US"/>
+        </w:rPr>
+      </w:pPr>
+      <w:r>
+        <w:rPr>
+          <w:lang w:val="en-US"/>
+        </w:rPr>
+        <w:t xml:space="preserve">    </w:t>
+      </w:r>
+      <w:r>
+        <w:rPr>
+          <w:lang w:val="en-US"/>
+        </w:rPr>
+        <w:t xml:space="preserve">'a665a45920422f9d417e4867efdc4fb8a04a1f3fff1fa07e998e86f7f7a27ae3', </w:t>
+      </w:r>
+      <w:r>
+        <w:rPr>
+          <w:i/>
+          <w:iCs/>
+          <w:lang w:val="en-US"/>
+        </w:rPr>
+        <w:t xml:space="preserve">-- </w:t>
+      </w:r>
+      <w:r>
+        <w:rPr>
+          <w:i/>
+          <w:iCs/>
+        </w:rPr>
+        <w:t>Хеш</w:t>
+      </w:r>
+      <w:r>
+        <w:rPr>
+          <w:i/>
+          <w:iCs/>
+          <w:lang w:val="en-US"/>
+        </w:rPr>
+        <w:t xml:space="preserve"> </w:t>
+      </w:r>
+      <w:r>
+        <w:rPr>
+          <w:i/>
+          <w:iCs/>
+        </w:rPr>
+        <w:t>пароля</w:t>
+      </w:r>
+      <w:r>
+        <w:rPr>
+          <w:i/>
+          <w:iCs/>
+          <w:lang w:val="en-US"/>
+        </w:rPr>
+        <w:t xml:space="preserve"> "123" </w:t>
+      </w:r>
+    </w:p>
+    <w:p>
+      <w:pPr>
+        <w:spacing w:after="0"/>
+        <w:rPr>
+          <w:lang w:val="en-US"/>
+        </w:rPr>
+      </w:pPr>
+      <w:r>
+        <w:rPr>
+          <w:lang w:val="en-US"/>
+        </w:rPr>
+        <w:t xml:space="preserve">    'client'  </w:t>
+      </w:r>
+    </w:p>
+    <w:p>
+      <w:pPr>
+        <w:spacing w:after="0"/>
+        <w:rPr>
+          <w:lang w:val="en-US"/>
+        </w:rPr>
+      </w:pPr>
+      <w:r>
+        <w:rPr>
+          <w:lang w:val="en-US"/>
+        </w:rPr>
+        <w:t xml:space="preserve">);  </w:t>
+      </w:r>
+    </w:p>
+    <w:p>
+      <w:pPr>
+        <w:rPr>
+          <w:lang w:val="en-US"/>
+        </w:rPr>
+      </w:pPr>
+    </w:p>
+    <w:p>
+      <w:pPr>
+        <w:rPr>
+          <w:lang w:val="en-US"/>
+        </w:rPr>
+      </w:pPr>
       <w:r>
         <w:rPr>
           <w:b/>
           <w:bCs/>
-        </w:rPr>
-        <w:t>руб</w:t>
-      </w:r>
-      <w:proofErr w:type="spellEnd"/>
+          <w:lang w:val="en-US"/>
+        </w:rPr>
+        <w:t xml:space="preserve">3. </w:t>
+      </w:r>
       <w:r>
         <w:rPr>
           <w:b/>
           <w:bCs/>
         </w:rPr>
-        <w:t>)</w:t>
+        <w:t>Обновление</w:t>
+      </w:r>
+      <w:r>
+        <w:rPr>
+          <w:b/>
+          <w:bCs/>
+          <w:lang w:val="en-US"/>
+        </w:rPr>
+        <w:t xml:space="preserve"> </w:t>
+      </w:r>
+      <w:r>
+        <w:rPr>
+          <w:b/>
+          <w:bCs/>
+        </w:rPr>
+        <w:t>статуса</w:t>
+      </w:r>
+      <w:r>
+        <w:rPr>
+          <w:b/>
+          <w:bCs/>
+          <w:lang w:val="en-US"/>
+        </w:rPr>
+        <w:t xml:space="preserve"> </w:t>
+      </w:r>
+      <w:r>
+        <w:rPr>
+          <w:b/>
+          <w:bCs/>
+        </w:rPr>
+        <w:t>заказа</w:t>
       </w:r>
     </w:p>
     <w:p>
@@ -5946,23 +7263,192 @@
           <w:i/>
           <w:iCs/>
         </w:rPr>
-        <w:t xml:space="preserve">-- Получить товары дешевле 5000 </w:t>
-      </w:r>
-      <w:proofErr w:type="spellStart"/>
+        <w:t xml:space="preserve">-- Изменение статуса заказа на "completed"  </w:t>
+      </w:r>
+    </w:p>
+    <w:p>
+      <w:pPr>
+        <w:spacing w:after="0"/>
+        <w:rPr>
+          <w:lang w:val="en-US"/>
+        </w:rPr>
+      </w:pPr>
+      <w:r>
+        <w:rPr>
+          <w:lang w:val="en-US"/>
+        </w:rPr>
+        <w:t xml:space="preserve">UPDATE orders  </w:t>
+      </w:r>
+    </w:p>
+    <w:p>
+      <w:pPr>
+        <w:spacing w:after="0"/>
+        <w:rPr>
+          <w:lang w:val="en-US"/>
+        </w:rPr>
+      </w:pPr>
+      <w:r>
+        <w:rPr>
+          <w:lang w:val="en-US"/>
+        </w:rPr>
+        <w:t xml:space="preserve">SET status = 'completed'  </w:t>
+      </w:r>
+    </w:p>
+    <w:p>
+      <w:pPr>
+        <w:spacing w:after="0"/>
+        <w:rPr>
+          <w:lang w:val="en-US"/>
+        </w:rPr>
+      </w:pPr>
+      <w:r>
+        <w:rPr>
+          <w:lang w:val="en-US"/>
+        </w:rPr>
+        <w:t xml:space="preserve">WHERE order_id = 5;  </w:t>
+      </w:r>
+    </w:p>
+    <w:p>
+      <w:pPr>
+        <w:rPr>
+          <w:lang w:val="en-US"/>
+        </w:rPr>
+      </w:pPr>
+    </w:p>
+    <w:p>
+      <w:r>
+        <w:rPr>
+          <w:b/>
+          <w:bCs/>
+        </w:rPr>
+        <w:t>4. Удаление товара (с проверкой на наличие в заказах)</w:t>
+      </w:r>
+    </w:p>
+    <w:p>
+      <w:pPr>
+        <w:spacing w:after="0"/>
+      </w:pPr>
       <w:r>
         <w:rPr>
           <w:i/>
           <w:iCs/>
         </w:rPr>
-        <w:t>руб</w:t>
-      </w:r>
-      <w:proofErr w:type="spellEnd"/>
+        <w:t xml:space="preserve">-- Удалить товар только если он не связан с заказами  </w:t>
+      </w:r>
+    </w:p>
+    <w:p>
+      <w:pPr>
+        <w:spacing w:after="0"/>
+        <w:rPr>
+          <w:lang w:val="en-US"/>
+        </w:rPr>
+      </w:pPr>
+      <w:r>
+        <w:rPr>
+          <w:lang w:val="en-US"/>
+        </w:rPr>
+        <w:t xml:space="preserve">DELETE FROM products  </w:t>
+      </w:r>
+    </w:p>
+    <w:p>
+      <w:pPr>
+        <w:spacing w:after="0"/>
+        <w:rPr>
+          <w:lang w:val="en-US"/>
+        </w:rPr>
+      </w:pPr>
+      <w:r>
+        <w:rPr>
+          <w:lang w:val="en-US"/>
+        </w:rPr>
+        <w:t xml:space="preserve">WHERE product_id = 10 </w:t>
+      </w:r>
+    </w:p>
+    <w:p>
+      <w:pPr>
+        <w:spacing w:after="0"/>
+        <w:rPr>
+          <w:lang w:val="en-US"/>
+        </w:rPr>
+      </w:pPr>
+      <w:r>
+        <w:rPr>
+          <w:lang w:val="en-US"/>
+        </w:rPr>
+        <w:t>AND NOT EXISTS (</w:t>
+      </w:r>
+    </w:p>
+    <w:p>
+      <w:pPr>
+        <w:spacing w:after="0"/>
+        <w:rPr>
+          <w:lang w:val="en-US"/>
+        </w:rPr>
+      </w:pPr>
+      <w:r>
+        <w:rPr>
+          <w:lang w:val="en-US"/>
+        </w:rPr>
+        <w:t xml:space="preserve">    SELECT 1 FROM orders </w:t>
+      </w:r>
+    </w:p>
+    <w:p>
+      <w:pPr>
+        <w:spacing w:after="0"/>
+        <w:rPr>
+          <w:lang w:val="en-US"/>
+        </w:rPr>
+      </w:pPr>
+      <w:r>
+        <w:rPr>
+          <w:lang w:val="en-US"/>
+        </w:rPr>
+        <w:t xml:space="preserve">    JOIN product_orders ON orders.order_id = product_orders.order_id </w:t>
+      </w:r>
+    </w:p>
+    <w:p>
+      <w:pPr>
+        <w:spacing w:after="0"/>
+        <w:rPr>
+          <w:lang w:val="en-US"/>
+        </w:rPr>
+      </w:pPr>
+      <w:r>
+        <w:rPr>
+          <w:lang w:val="en-US"/>
+        </w:rPr>
+        <w:t xml:space="preserve">    WHERE product_orders.product_id = 10 </w:t>
+      </w:r>
+    </w:p>
+    <w:p>
+      <w:pPr>
+        <w:spacing w:after="0"/>
+      </w:pPr>
+      <w:r>
+        <w:t xml:space="preserve">);  </w:t>
+      </w:r>
+    </w:p>
+    <w:p/>
+    <w:p>
+      <w:r>
+        <w:rPr>
+          <w:b/>
+          <w:bCs/>
+        </w:rPr>
+        <w:lastRenderedPageBreak/>
+        <w:t>5. Получение отзывов с рейтингом 5</w:t>
+      </w:r>
+    </w:p>
+    <w:p>
+      <w:pPr>
+        <w:spacing w:after="0"/>
+      </w:pPr>
       <w:r>
         <w:rPr>
           <w:i/>
           <w:iCs/>
         </w:rPr>
-        <w:t xml:space="preserve">  </w:t>
+        <w:t xml:space="preserve">-- Вывести все отзывы с максимальной оценкой  </w:t>
       </w:r>
     </w:p>
     <w:p>
@@ -5990,23 +7476,16 @@
         <w:rPr>
           <w:lang w:val="en-US"/>
         </w:rPr>
-        <w:t xml:space="preserve">    </w:t>
-      </w:r>
-      <w:proofErr w:type="spellStart"/>
-      <w:proofErr w:type="gramStart"/>
-      <w:r>
-        <w:rPr>
-          <w:lang w:val="en-US"/>
-        </w:rPr>
-        <w:t>product_id</w:t>
-      </w:r>
-      <w:proofErr w:type="spellEnd"/>
-      <w:proofErr w:type="gramEnd"/>
-      <w:r>
-        <w:rPr>
-          <w:lang w:val="en-US"/>
-        </w:rPr>
-        <w:t xml:space="preserve"> AS "ID", </w:t>
+        <w:t xml:space="preserve">    r.review_id AS "ID </w:t>
+      </w:r>
+      <w:r>
+        <w:t>отзыва</w:t>
+      </w:r>
+      <w:r>
+        <w:rPr>
+          <w:lang w:val="en-US"/>
+        </w:rPr>
+        <w:t xml:space="preserve">", </w:t>
       </w:r>
     </w:p>
     <w:p>
@@ -6020,24 +7499,10 @@
         <w:rPr>
           <w:lang w:val="en-US"/>
         </w:rPr>
-        <w:t xml:space="preserve">    </w:t>
-      </w:r>
-      <w:proofErr w:type="gramStart"/>
-      <w:r>
-        <w:rPr>
-          <w:lang w:val="en-US"/>
-        </w:rPr>
-        <w:t>name</w:t>
-      </w:r>
-      <w:proofErr w:type="gramEnd"/>
-      <w:r>
-        <w:rPr>
-          <w:lang w:val="en-US"/>
-        </w:rPr>
-        <w:t xml:space="preserve"> AS "</w:t>
-      </w:r>
-      <w:r>
-        <w:t>Название</w:t>
+        <w:t xml:space="preserve">    p.name AS "</w:t>
+      </w:r>
+      <w:r>
+        <w:t>Товар</w:t>
       </w:r>
       <w:r>
         <w:rPr>
@@ -6057,24 +7522,10 @@
         <w:rPr>
           <w:lang w:val="en-US"/>
         </w:rPr>
-        <w:t xml:space="preserve">    </w:t>
-      </w:r>
-      <w:proofErr w:type="gramStart"/>
-      <w:r>
-        <w:rPr>
-          <w:lang w:val="en-US"/>
-        </w:rPr>
-        <w:t>price</w:t>
-      </w:r>
-      <w:proofErr w:type="gramEnd"/>
-      <w:r>
-        <w:rPr>
-          <w:lang w:val="en-US"/>
-        </w:rPr>
-        <w:t xml:space="preserve"> AS "</w:t>
-      </w:r>
-      <w:r>
-        <w:t>Цена</w:t>
+        <w:t xml:space="preserve">    u.email AS "</w:t>
+      </w:r>
+      <w:r>
+        <w:t>Пользователь</w:t>
       </w:r>
       <w:r>
         <w:rPr>
@@ -6094,30 +7545,16 @@
         <w:rPr>
           <w:lang w:val="en-US"/>
         </w:rPr>
-        <w:t xml:space="preserve">    </w:t>
-      </w:r>
-      <w:proofErr w:type="gramStart"/>
-      <w:r>
-        <w:rPr>
-          <w:lang w:val="en-US"/>
-        </w:rPr>
-        <w:t>stock</w:t>
-      </w:r>
-      <w:proofErr w:type="gramEnd"/>
-      <w:r>
-        <w:rPr>
-          <w:lang w:val="en-US"/>
-        </w:rPr>
-        <w:t xml:space="preserve"> AS "</w:t>
-      </w:r>
-      <w:r>
-        <w:t>Остаток</w:t>
-      </w:r>
-      <w:r>
-        <w:rPr>
-          <w:lang w:val="en-US"/>
-        </w:rPr>
-        <w:t xml:space="preserve">" </w:t>
+        <w:t xml:space="preserve">    r.rating AS "</w:t>
+      </w:r>
+      <w:r>
+        <w:t>Рейтинг</w:t>
+      </w:r>
+      <w:r>
+        <w:rPr>
+          <w:lang w:val="en-US"/>
+        </w:rPr>
+        <w:t xml:space="preserve">", </w:t>
       </w:r>
     </w:p>
     <w:p>
@@ -6131,7 +7568,16 @@
         <w:rPr>
           <w:lang w:val="en-US"/>
         </w:rPr>
-        <w:t xml:space="preserve">FROM products </w:t>
+        <w:t xml:space="preserve">    r.comment AS "</w:t>
+      </w:r>
+      <w:r>
+        <w:t>Комментарий</w:t>
+      </w:r>
+      <w:r>
+        <w:rPr>
+          <w:lang w:val="en-US"/>
+        </w:rPr>
+        <w:t xml:space="preserve">"  </w:t>
       </w:r>
     </w:p>
     <w:p>
@@ -6145,7 +7591,7 @@
         <w:rPr>
           <w:lang w:val="en-US"/>
         </w:rPr>
-        <w:t xml:space="preserve">WHERE price &lt; 5000 </w:t>
+        <w:t xml:space="preserve">FROM reviews r  </w:t>
       </w:r>
     </w:p>
     <w:p>
@@ -6159,23 +7605,39 @@
         <w:rPr>
           <w:lang w:val="en-US"/>
         </w:rPr>
-        <w:t xml:space="preserve">ORDER BY price DESC;  </w:t>
-      </w:r>
-    </w:p>
-    <w:p>
-      <w:pPr>
-        <w:rPr>
-          <w:lang w:val="en-US"/>
-        </w:rPr>
-      </w:pPr>
-    </w:p>
+        <w:t xml:space="preserve">JOIN products p ON r.product_id = p.product_id  </w:t>
+      </w:r>
+    </w:p>
+    <w:p>
+      <w:pPr>
+        <w:spacing w:after="0"/>
+        <w:rPr>
+          <w:lang w:val="en-US"/>
+        </w:rPr>
+      </w:pPr>
+      <w:r>
+        <w:rPr>
+          <w:lang w:val="en-US"/>
+        </w:rPr>
+        <w:t xml:space="preserve">JOIN users u ON r.user_id = u.user_id  </w:t>
+      </w:r>
+    </w:p>
+    <w:p>
+      <w:pPr>
+        <w:spacing w:after="0"/>
+      </w:pPr>
+      <w:r>
+        <w:t xml:space="preserve">WHERE r.rating = 5;  </w:t>
+      </w:r>
+    </w:p>
+    <w:p/>
     <w:p>
       <w:r>
         <w:rPr>
           <w:b/>
           <w:bCs/>
         </w:rPr>
-        <w:t>2. Добавление нового пользователя</w:t>
+        <w:t>6. Формирование отчета по заказам (октябрь 2023)</w:t>
       </w:r>
     </w:p>
     <w:p>
@@ -6187,23 +7649,263 @@
           <w:i/>
           <w:iCs/>
         </w:rPr>
-        <w:t xml:space="preserve">-- Регистрация клиента (пароль </w:t>
-      </w:r>
-      <w:proofErr w:type="spellStart"/>
+        <w:t xml:space="preserve">-- Получить заказы за октябрь 2023  </w:t>
+      </w:r>
+    </w:p>
+    <w:p>
+      <w:pPr>
+        <w:spacing w:after="0"/>
+        <w:rPr>
+          <w:lang w:val="en-US"/>
+        </w:rPr>
+      </w:pPr>
+      <w:r>
+        <w:rPr>
+          <w:lang w:val="en-US"/>
+        </w:rPr>
+        <w:t xml:space="preserve">SELECT </w:t>
+      </w:r>
+    </w:p>
+    <w:p>
+      <w:pPr>
+        <w:spacing w:after="0"/>
+        <w:rPr>
+          <w:lang w:val="en-US"/>
+        </w:rPr>
+      </w:pPr>
+      <w:r>
+        <w:rPr>
+          <w:lang w:val="en-US"/>
+        </w:rPr>
+        <w:t xml:space="preserve">    o.order_id AS "</w:t>
+      </w:r>
+      <w:r>
+        <w:t>Номер</w:t>
+      </w:r>
+      <w:r>
+        <w:rPr>
+          <w:lang w:val="en-US"/>
+        </w:rPr>
+        <w:t xml:space="preserve"> </w:t>
+      </w:r>
+      <w:r>
+        <w:t>заказа</w:t>
+      </w:r>
+      <w:r>
+        <w:rPr>
+          <w:lang w:val="en-US"/>
+        </w:rPr>
+        <w:t xml:space="preserve">", </w:t>
+      </w:r>
+    </w:p>
+    <w:p>
+      <w:pPr>
+        <w:spacing w:after="0"/>
+        <w:rPr>
+          <w:lang w:val="en-US"/>
+        </w:rPr>
+      </w:pPr>
+      <w:r>
+        <w:rPr>
+          <w:lang w:val="en-US"/>
+        </w:rPr>
+        <w:t xml:space="preserve">    u.email AS "</w:t>
+      </w:r>
+      <w:r>
+        <w:t>Пользователь</w:t>
+      </w:r>
+      <w:r>
+        <w:rPr>
+          <w:lang w:val="en-US"/>
+        </w:rPr>
+        <w:t xml:space="preserve">", </w:t>
+      </w:r>
+    </w:p>
+    <w:p>
+      <w:pPr>
+        <w:spacing w:after="0"/>
+        <w:rPr>
+          <w:lang w:val="en-US"/>
+        </w:rPr>
+      </w:pPr>
+      <w:r>
+        <w:rPr>
+          <w:lang w:val="en-US"/>
+        </w:rPr>
+        <w:t xml:space="preserve">    o.status AS "</w:t>
+      </w:r>
+      <w:r>
+        <w:t>Статус</w:t>
+      </w:r>
+      <w:r>
+        <w:rPr>
+          <w:lang w:val="en-US"/>
+        </w:rPr>
+        <w:t xml:space="preserve">", </w:t>
+      </w:r>
+    </w:p>
+    <w:p>
+      <w:pPr>
+        <w:spacing w:after="0"/>
+        <w:rPr>
+          <w:lang w:val="en-US"/>
+        </w:rPr>
+      </w:pPr>
+      <w:r>
+        <w:rPr>
+          <w:lang w:val="en-US"/>
+        </w:rPr>
+        <w:t xml:space="preserve">    o.order_date AS "</w:t>
+      </w:r>
+      <w:r>
+        <w:t>Дата</w:t>
+      </w:r>
+      <w:r>
+        <w:rPr>
+          <w:lang w:val="en-US"/>
+        </w:rPr>
+        <w:t xml:space="preserve">"  </w:t>
+      </w:r>
+    </w:p>
+    <w:p>
+      <w:pPr>
+        <w:spacing w:after="0"/>
+        <w:rPr>
+          <w:lang w:val="en-US"/>
+        </w:rPr>
+      </w:pPr>
+      <w:r>
+        <w:rPr>
+          <w:lang w:val="en-US"/>
+        </w:rPr>
+        <w:t xml:space="preserve">FROM orders o  </w:t>
+      </w:r>
+    </w:p>
+    <w:p>
+      <w:pPr>
+        <w:spacing w:after="0"/>
+        <w:rPr>
+          <w:lang w:val="en-US"/>
+        </w:rPr>
+      </w:pPr>
+      <w:r>
+        <w:rPr>
+          <w:lang w:val="en-US"/>
+        </w:rPr>
+        <w:t xml:space="preserve">JOIN users u ON o.user_id = u.user_id  </w:t>
+      </w:r>
+    </w:p>
+    <w:p>
+      <w:pPr>
+        <w:spacing w:after="0"/>
+        <w:rPr>
+          <w:lang w:val="en-US"/>
+        </w:rPr>
+      </w:pPr>
+      <w:r>
+        <w:rPr>
+          <w:lang w:val="en-US"/>
+        </w:rPr>
+        <w:t xml:space="preserve">WHERE strftime('%Y-%m', o.order_date) = '2023-10';  </w:t>
+      </w:r>
+    </w:p>
+    <w:p>
+      <w:pPr>
+        <w:rPr>
+          <w:lang w:val="en-US"/>
+        </w:rPr>
+      </w:pPr>
+    </w:p>
+    <w:p>
+      <w:r>
+        <w:rPr>
+          <w:b/>
+          <w:bCs/>
+        </w:rPr>
+        <w:t>7. Проверка уникальности email</w:t>
+      </w:r>
+    </w:p>
+    <w:p>
+      <w:pPr>
+        <w:spacing w:after="0"/>
+      </w:pPr>
       <w:r>
         <w:rPr>
           <w:i/>
           <w:iCs/>
         </w:rPr>
-        <w:t>хешируется</w:t>
-      </w:r>
-      <w:proofErr w:type="spellEnd"/>
+        <w:t xml:space="preserve">-- Проверить существование email перед регистрацией  </w:t>
+      </w:r>
+    </w:p>
+    <w:p>
+      <w:pPr>
+        <w:spacing w:after="0"/>
+        <w:rPr>
+          <w:lang w:val="en-US"/>
+        </w:rPr>
+      </w:pPr>
+      <w:r>
+        <w:rPr>
+          <w:lang w:val="en-US"/>
+        </w:rPr>
+        <w:t xml:space="preserve">SELECT COUNT(*)  </w:t>
+      </w:r>
+    </w:p>
+    <w:p>
+      <w:pPr>
+        <w:spacing w:after="0"/>
+        <w:rPr>
+          <w:lang w:val="en-US"/>
+        </w:rPr>
+      </w:pPr>
+      <w:r>
+        <w:rPr>
+          <w:lang w:val="en-US"/>
+        </w:rPr>
+        <w:t xml:space="preserve">FROM users  </w:t>
+      </w:r>
+    </w:p>
+    <w:p>
+      <w:pPr>
+        <w:spacing w:after="0"/>
+        <w:rPr>
+          <w:lang w:val="en-US"/>
+        </w:rPr>
+      </w:pPr>
+      <w:r>
+        <w:rPr>
+          <w:lang w:val="en-US"/>
+        </w:rPr>
+        <w:lastRenderedPageBreak/>
+        <w:t xml:space="preserve">WHERE email = 'client@example.com';  </w:t>
+      </w:r>
+    </w:p>
+    <w:p>
+      <w:pPr>
+        <w:rPr>
+          <w:lang w:val="en-US"/>
+        </w:rPr>
+      </w:pPr>
+    </w:p>
+    <w:p>
+      <w:r>
+        <w:rPr>
+          <w:b/>
+          <w:bCs/>
+        </w:rPr>
+        <w:t>8. Добавление товара с изображением</w:t>
+      </w:r>
+    </w:p>
+    <w:p>
+      <w:pPr>
+        <w:spacing w:after="0"/>
+      </w:pPr>
       <w:r>
         <w:rPr>
           <w:i/>
           <w:iCs/>
         </w:rPr>
-        <w:t xml:space="preserve"> на стороне приложения)  </w:t>
+        <w:t xml:space="preserve">-- Менеджер добавляет новый товар  </w:t>
       </w:r>
     </w:p>
     <w:p>
@@ -6217,35 +7919,7 @@
         <w:rPr>
           <w:lang w:val="en-US"/>
         </w:rPr>
-        <w:t xml:space="preserve">INSERT INTO users (email, </w:t>
-      </w:r>
-      <w:proofErr w:type="spellStart"/>
-      <w:r>
-        <w:rPr>
-          <w:lang w:val="en-US"/>
-        </w:rPr>
-        <w:t>password_hash</w:t>
-      </w:r>
-      <w:proofErr w:type="spellEnd"/>
-      <w:r>
-        <w:rPr>
-          <w:lang w:val="en-US"/>
-        </w:rPr>
-        <w:t xml:space="preserve">, </w:t>
-      </w:r>
-      <w:proofErr w:type="gramStart"/>
-      <w:r>
-        <w:rPr>
-          <w:lang w:val="en-US"/>
-        </w:rPr>
-        <w:t>role</w:t>
-      </w:r>
-      <w:proofErr w:type="gramEnd"/>
-      <w:r>
-        <w:rPr>
-          <w:lang w:val="en-US"/>
-        </w:rPr>
-        <w:t xml:space="preserve">)  </w:t>
+        <w:t xml:space="preserve">INSERT INTO products (name, price, category_id, stock, image_url)  </w:t>
       </w:r>
     </w:p>
     <w:p>
@@ -6273,7 +7947,25 @@
         <w:rPr>
           <w:lang w:val="en-US"/>
         </w:rPr>
-        <w:t xml:space="preserve">    'new_user@example.com', </w:t>
+        <w:t xml:space="preserve">    '</w:t>
+      </w:r>
+      <w:r>
+        <w:t>Складной</w:t>
+      </w:r>
+      <w:r>
+        <w:rPr>
+          <w:lang w:val="en-US"/>
+        </w:rPr>
+        <w:t xml:space="preserve"> </w:t>
+      </w:r>
+      <w:r>
+        <w:t>нож</w:t>
+      </w:r>
+      <w:r>
+        <w:rPr>
+          <w:lang w:val="en-US"/>
+        </w:rPr>
+        <w:t xml:space="preserve">', </w:t>
       </w:r>
     </w:p>
     <w:p>
@@ -6287,53 +7979,39 @@
         <w:rPr>
           <w:lang w:val="en-US"/>
         </w:rPr>
-        <w:t xml:space="preserve">    </w:t>
-      </w:r>
-      <w:r>
-        <w:rPr>
-          <w:lang w:val="en-US"/>
-        </w:rPr>
-        <w:t xml:space="preserve">'a665a45920422f9d417e4867efdc4fb8a04a1f3fff1fa07e998e86f7f7a27ae3', </w:t>
-      </w:r>
-      <w:r>
-        <w:rPr>
-          <w:i/>
-          <w:iCs/>
-          <w:lang w:val="en-US"/>
-        </w:rPr>
-        <w:t xml:space="preserve">-- </w:t>
-      </w:r>
-      <w:proofErr w:type="spellStart"/>
-      <w:r>
-        <w:rPr>
-          <w:i/>
-          <w:iCs/>
-        </w:rPr>
-        <w:t>Хеш</w:t>
-      </w:r>
-      <w:proofErr w:type="spellEnd"/>
-      <w:r>
-        <w:rPr>
-          <w:i/>
-          <w:iCs/>
+        <w:t xml:space="preserve">    3000.00, </w:t>
+      </w:r>
+    </w:p>
+    <w:p>
+      <w:pPr>
+        <w:spacing w:after="0"/>
+        <w:rPr>
+          <w:lang w:val="en-US"/>
+        </w:rPr>
+      </w:pPr>
+      <w:r>
+        <w:rPr>
+          <w:lang w:val="en-US"/>
+        </w:rPr>
+        <w:t xml:space="preserve">    (SELECT category_id FROM categories WHERE name = '</w:t>
+      </w:r>
+      <w:r>
+        <w:t>Туристические</w:t>
+      </w:r>
+      <w:r>
+        <w:rPr>
           <w:lang w:val="en-US"/>
         </w:rPr>
         <w:t xml:space="preserve"> </w:t>
       </w:r>
       <w:r>
-        <w:rPr>
-          <w:i/>
-          <w:iCs/>
-        </w:rPr>
-        <w:t>пароля</w:t>
-      </w:r>
-      <w:r>
-        <w:rPr>
-          <w:i/>
-          <w:iCs/>
-          <w:lang w:val="en-US"/>
-        </w:rPr>
-        <w:t xml:space="preserve"> "123" </w:t>
+        <w:t>ножи</w:t>
+      </w:r>
+      <w:r>
+        <w:rPr>
+          <w:lang w:val="en-US"/>
+        </w:rPr>
+        <w:t xml:space="preserve">'), </w:t>
       </w:r>
     </w:p>
     <w:p>
@@ -6347,21 +8025,7 @@
         <w:rPr>
           <w:lang w:val="en-US"/>
         </w:rPr>
-        <w:t xml:space="preserve">    '</w:t>
-      </w:r>
-      <w:proofErr w:type="gramStart"/>
-      <w:r>
-        <w:rPr>
-          <w:lang w:val="en-US"/>
-        </w:rPr>
-        <w:t>client</w:t>
-      </w:r>
-      <w:proofErr w:type="gramEnd"/>
-      <w:r>
-        <w:rPr>
-          <w:lang w:val="en-US"/>
-        </w:rPr>
-        <w:t xml:space="preserve">'  </w:t>
+        <w:t xml:space="preserve">    15, </w:t>
       </w:r>
     </w:p>
     <w:p>
@@ -6375,6 +8039,20 @@
         <w:rPr>
           <w:lang w:val="en-US"/>
         </w:rPr>
+        <w:t xml:space="preserve">    '/images/new_knife.jpg'  </w:t>
+      </w:r>
+    </w:p>
+    <w:p>
+      <w:pPr>
+        <w:spacing w:after="0"/>
+        <w:rPr>
+          <w:lang w:val="en-US"/>
+        </w:rPr>
+      </w:pPr>
+      <w:r>
+        <w:rPr>
+          <w:lang w:val="en-US"/>
+        </w:rPr>
         <w:t xml:space="preserve">);  </w:t>
       </w:r>
     </w:p>
@@ -6385,1320 +8063,8 @@
         </w:rPr>
       </w:pPr>
     </w:p>
-    <w:p>
-      <w:pPr>
-        <w:rPr>
-          <w:lang w:val="en-US"/>
-        </w:rPr>
-      </w:pPr>
-      <w:r>
-        <w:rPr>
-          <w:b/>
-          <w:bCs/>
-          <w:lang w:val="en-US"/>
-        </w:rPr>
-        <w:t xml:space="preserve">3. </w:t>
-      </w:r>
-      <w:r>
-        <w:rPr>
-          <w:b/>
-          <w:bCs/>
-        </w:rPr>
-        <w:t>Обновление</w:t>
-      </w:r>
-      <w:r>
-        <w:rPr>
-          <w:b/>
-          <w:bCs/>
-          <w:lang w:val="en-US"/>
-        </w:rPr>
-        <w:t xml:space="preserve"> </w:t>
-      </w:r>
-      <w:r>
-        <w:rPr>
-          <w:b/>
-          <w:bCs/>
-        </w:rPr>
-        <w:t>статуса</w:t>
-      </w:r>
-      <w:r>
-        <w:rPr>
-          <w:b/>
-          <w:bCs/>
-          <w:lang w:val="en-US"/>
-        </w:rPr>
-        <w:t xml:space="preserve"> </w:t>
-      </w:r>
-      <w:r>
-        <w:rPr>
-          <w:b/>
-          <w:bCs/>
-        </w:rPr>
-        <w:t>заказа</w:t>
-      </w:r>
-    </w:p>
-    <w:p>
-      <w:pPr>
-        <w:spacing w:after="0"/>
-      </w:pPr>
-      <w:r>
-        <w:rPr>
-          <w:i/>
-          <w:iCs/>
-        </w:rPr>
-        <w:t>-- Изменение статуса заказа на "</w:t>
-      </w:r>
-      <w:proofErr w:type="spellStart"/>
-      <w:r>
-        <w:rPr>
-          <w:i/>
-          <w:iCs/>
-        </w:rPr>
-        <w:t>completed</w:t>
-      </w:r>
-      <w:proofErr w:type="spellEnd"/>
-      <w:r>
-        <w:rPr>
-          <w:i/>
-          <w:iCs/>
-        </w:rPr>
-        <w:t xml:space="preserve">"  </w:t>
-      </w:r>
-    </w:p>
-    <w:p>
-      <w:pPr>
-        <w:spacing w:after="0"/>
-        <w:rPr>
-          <w:lang w:val="en-US"/>
-        </w:rPr>
-      </w:pPr>
-      <w:r>
-        <w:rPr>
-          <w:lang w:val="en-US"/>
-        </w:rPr>
-        <w:t xml:space="preserve">UPDATE orders  </w:t>
-      </w:r>
-    </w:p>
-    <w:p>
-      <w:pPr>
-        <w:spacing w:after="0"/>
-        <w:rPr>
-          <w:lang w:val="en-US"/>
-        </w:rPr>
-      </w:pPr>
-      <w:r>
-        <w:rPr>
-          <w:lang w:val="en-US"/>
-        </w:rPr>
-        <w:t xml:space="preserve">SET status = 'completed'  </w:t>
-      </w:r>
-    </w:p>
-    <w:p>
-      <w:pPr>
-        <w:spacing w:after="0"/>
-        <w:rPr>
-          <w:lang w:val="en-US"/>
-        </w:rPr>
-      </w:pPr>
-      <w:r>
-        <w:rPr>
-          <w:lang w:val="en-US"/>
-        </w:rPr>
-        <w:t xml:space="preserve">WHERE </w:t>
-      </w:r>
-      <w:proofErr w:type="spellStart"/>
-      <w:r>
-        <w:rPr>
-          <w:lang w:val="en-US"/>
-        </w:rPr>
-        <w:t>order_id</w:t>
-      </w:r>
-      <w:proofErr w:type="spellEnd"/>
-      <w:r>
-        <w:rPr>
-          <w:lang w:val="en-US"/>
-        </w:rPr>
-        <w:t xml:space="preserve"> = 5;  </w:t>
-      </w:r>
-    </w:p>
-    <w:p>
-      <w:pPr>
-        <w:rPr>
-          <w:lang w:val="en-US"/>
-        </w:rPr>
-      </w:pPr>
-    </w:p>
-    <w:p>
-      <w:r>
-        <w:rPr>
-          <w:b/>
-          <w:bCs/>
-        </w:rPr>
-        <w:t>4. Удаление товара (с проверкой на наличие в заказах)</w:t>
-      </w:r>
-    </w:p>
-    <w:p>
-      <w:pPr>
-        <w:spacing w:after="0"/>
-      </w:pPr>
-      <w:r>
-        <w:rPr>
-          <w:i/>
-          <w:iCs/>
-        </w:rPr>
-        <w:t xml:space="preserve">-- Удалить товар только если он не связан с заказами  </w:t>
-      </w:r>
-    </w:p>
-    <w:p>
-      <w:pPr>
-        <w:spacing w:after="0"/>
-        <w:rPr>
-          <w:lang w:val="en-US"/>
-        </w:rPr>
-      </w:pPr>
-      <w:r>
-        <w:rPr>
-          <w:lang w:val="en-US"/>
-        </w:rPr>
-        <w:t xml:space="preserve">DELETE FROM products  </w:t>
-      </w:r>
-    </w:p>
-    <w:p>
-      <w:pPr>
-        <w:spacing w:after="0"/>
-        <w:rPr>
-          <w:lang w:val="en-US"/>
-        </w:rPr>
-      </w:pPr>
-      <w:r>
-        <w:rPr>
-          <w:lang w:val="en-US"/>
-        </w:rPr>
-        <w:t xml:space="preserve">WHERE </w:t>
-      </w:r>
-      <w:proofErr w:type="spellStart"/>
-      <w:r>
-        <w:rPr>
-          <w:lang w:val="en-US"/>
-        </w:rPr>
-        <w:t>product_id</w:t>
-      </w:r>
-      <w:proofErr w:type="spellEnd"/>
-      <w:r>
-        <w:rPr>
-          <w:lang w:val="en-US"/>
-        </w:rPr>
-        <w:t xml:space="preserve"> = 10 </w:t>
-      </w:r>
-    </w:p>
-    <w:p>
-      <w:pPr>
-        <w:spacing w:after="0"/>
-        <w:rPr>
-          <w:lang w:val="en-US"/>
-        </w:rPr>
-      </w:pPr>
-      <w:r>
-        <w:rPr>
-          <w:lang w:val="en-US"/>
-        </w:rPr>
-        <w:t>AND NOT EXISTS (</w:t>
-      </w:r>
-    </w:p>
-    <w:p>
-      <w:pPr>
-        <w:spacing w:after="0"/>
-        <w:rPr>
-          <w:lang w:val="en-US"/>
-        </w:rPr>
-      </w:pPr>
-      <w:r>
-        <w:rPr>
-          <w:lang w:val="en-US"/>
-        </w:rPr>
-        <w:t xml:space="preserve">    SELECT 1 FROM orders </w:t>
-      </w:r>
-    </w:p>
-    <w:p>
-      <w:pPr>
-        <w:spacing w:after="0"/>
-        <w:rPr>
-          <w:lang w:val="en-US"/>
-        </w:rPr>
-      </w:pPr>
-      <w:r>
-        <w:rPr>
-          <w:lang w:val="en-US"/>
-        </w:rPr>
-        <w:t xml:space="preserve">    JOIN </w:t>
-      </w:r>
-      <w:proofErr w:type="spellStart"/>
-      <w:r>
-        <w:rPr>
-          <w:lang w:val="en-US"/>
-        </w:rPr>
-        <w:t>product_orders</w:t>
-      </w:r>
-      <w:proofErr w:type="spellEnd"/>
-      <w:r>
-        <w:rPr>
-          <w:lang w:val="en-US"/>
-        </w:rPr>
-        <w:t xml:space="preserve"> ON </w:t>
-      </w:r>
-      <w:proofErr w:type="spellStart"/>
-      <w:r>
-        <w:rPr>
-          <w:lang w:val="en-US"/>
-        </w:rPr>
-        <w:t>orders.order_id</w:t>
-      </w:r>
-      <w:proofErr w:type="spellEnd"/>
-      <w:r>
-        <w:rPr>
-          <w:lang w:val="en-US"/>
-        </w:rPr>
-        <w:t xml:space="preserve"> = </w:t>
-      </w:r>
-      <w:proofErr w:type="spellStart"/>
-      <w:r>
-        <w:rPr>
-          <w:lang w:val="en-US"/>
-        </w:rPr>
-        <w:t>product_orders.order_id</w:t>
-      </w:r>
-      <w:proofErr w:type="spellEnd"/>
-      <w:r>
-        <w:rPr>
-          <w:lang w:val="en-US"/>
-        </w:rPr>
-        <w:t xml:space="preserve"> </w:t>
-      </w:r>
-    </w:p>
-    <w:p>
-      <w:pPr>
-        <w:spacing w:after="0"/>
-        <w:rPr>
-          <w:lang w:val="en-US"/>
-        </w:rPr>
-      </w:pPr>
-      <w:r>
-        <w:rPr>
-          <w:lang w:val="en-US"/>
-        </w:rPr>
-        <w:t xml:space="preserve">    WHERE </w:t>
-      </w:r>
-      <w:proofErr w:type="spellStart"/>
-      <w:r>
-        <w:rPr>
-          <w:lang w:val="en-US"/>
-        </w:rPr>
-        <w:t>product_orders.product_id</w:t>
-      </w:r>
-      <w:proofErr w:type="spellEnd"/>
-      <w:r>
-        <w:rPr>
-          <w:lang w:val="en-US"/>
-        </w:rPr>
-        <w:t xml:space="preserve"> = 10 </w:t>
-      </w:r>
-    </w:p>
-    <w:p>
-      <w:pPr>
-        <w:spacing w:after="0"/>
-      </w:pPr>
-      <w:r>
-        <w:t xml:space="preserve">);  </w:t>
-      </w:r>
-    </w:p>
-    <w:p/>
-    <w:p>
-      <w:r>
-        <w:rPr>
-          <w:b/>
-          <w:bCs/>
-        </w:rPr>
-        <w:lastRenderedPageBreak/>
-        <w:t>5. Получение отзывов с рейтингом 5</w:t>
-      </w:r>
-    </w:p>
-    <w:p>
-      <w:pPr>
-        <w:spacing w:after="0"/>
-      </w:pPr>
-      <w:r>
-        <w:rPr>
-          <w:i/>
-          <w:iCs/>
-        </w:rPr>
-        <w:t xml:space="preserve">-- Вывести все отзывы с максимальной оценкой  </w:t>
-      </w:r>
-    </w:p>
-    <w:p>
-      <w:pPr>
-        <w:spacing w:after="0"/>
-        <w:rPr>
-          <w:lang w:val="en-US"/>
-        </w:rPr>
-      </w:pPr>
-      <w:r>
-        <w:rPr>
-          <w:lang w:val="en-US"/>
-        </w:rPr>
-        <w:t xml:space="preserve">SELECT </w:t>
-      </w:r>
-    </w:p>
-    <w:p>
-      <w:pPr>
-        <w:spacing w:after="0"/>
-        <w:rPr>
-          <w:lang w:val="en-US"/>
-        </w:rPr>
-      </w:pPr>
-      <w:r>
-        <w:rPr>
-          <w:lang w:val="en-US"/>
-        </w:rPr>
-        <w:t xml:space="preserve">    </w:t>
-      </w:r>
-      <w:proofErr w:type="spellStart"/>
-      <w:proofErr w:type="gramStart"/>
-      <w:r>
-        <w:rPr>
-          <w:lang w:val="en-US"/>
-        </w:rPr>
-        <w:t>r.review_id</w:t>
-      </w:r>
-      <w:proofErr w:type="spellEnd"/>
-      <w:proofErr w:type="gramEnd"/>
-      <w:r>
-        <w:rPr>
-          <w:lang w:val="en-US"/>
-        </w:rPr>
-        <w:t xml:space="preserve"> AS "ID </w:t>
-      </w:r>
-      <w:r>
-        <w:t>отзыва</w:t>
-      </w:r>
-      <w:r>
-        <w:rPr>
-          <w:lang w:val="en-US"/>
-        </w:rPr>
-        <w:t xml:space="preserve">", </w:t>
-      </w:r>
-    </w:p>
-    <w:p>
-      <w:pPr>
-        <w:spacing w:after="0"/>
-        <w:rPr>
-          <w:lang w:val="en-US"/>
-        </w:rPr>
-      </w:pPr>
-      <w:r>
-        <w:rPr>
-          <w:lang w:val="en-US"/>
-        </w:rPr>
-        <w:t xml:space="preserve">    </w:t>
-      </w:r>
-      <w:proofErr w:type="gramStart"/>
-      <w:r>
-        <w:rPr>
-          <w:lang w:val="en-US"/>
-        </w:rPr>
-        <w:t>p.name</w:t>
-      </w:r>
-      <w:proofErr w:type="gramEnd"/>
-      <w:r>
-        <w:rPr>
-          <w:lang w:val="en-US"/>
-        </w:rPr>
-        <w:t xml:space="preserve"> AS "</w:t>
-      </w:r>
-      <w:r>
-        <w:t>Товар</w:t>
-      </w:r>
-      <w:r>
-        <w:rPr>
-          <w:lang w:val="en-US"/>
-        </w:rPr>
-        <w:t xml:space="preserve">", </w:t>
-      </w:r>
-    </w:p>
-    <w:p>
-      <w:pPr>
-        <w:spacing w:after="0"/>
-        <w:rPr>
-          <w:lang w:val="en-US"/>
-        </w:rPr>
-      </w:pPr>
-      <w:r>
-        <w:rPr>
-          <w:lang w:val="en-US"/>
-        </w:rPr>
-        <w:t xml:space="preserve">    </w:t>
-      </w:r>
-      <w:proofErr w:type="spellStart"/>
-      <w:proofErr w:type="gramStart"/>
-      <w:r>
-        <w:rPr>
-          <w:lang w:val="en-US"/>
-        </w:rPr>
-        <w:t>u.email</w:t>
-      </w:r>
-      <w:proofErr w:type="spellEnd"/>
-      <w:proofErr w:type="gramEnd"/>
-      <w:r>
-        <w:rPr>
-          <w:lang w:val="en-US"/>
-        </w:rPr>
-        <w:t xml:space="preserve"> AS "</w:t>
-      </w:r>
-      <w:r>
-        <w:t>Пользователь</w:t>
-      </w:r>
-      <w:r>
-        <w:rPr>
-          <w:lang w:val="en-US"/>
-        </w:rPr>
-        <w:t xml:space="preserve">", </w:t>
-      </w:r>
-    </w:p>
-    <w:p>
-      <w:pPr>
-        <w:spacing w:after="0"/>
-        <w:rPr>
-          <w:lang w:val="en-US"/>
-        </w:rPr>
-      </w:pPr>
-      <w:r>
-        <w:rPr>
-          <w:lang w:val="en-US"/>
-        </w:rPr>
-        <w:t xml:space="preserve">    </w:t>
-      </w:r>
-      <w:proofErr w:type="spellStart"/>
-      <w:proofErr w:type="gramStart"/>
-      <w:r>
-        <w:rPr>
-          <w:lang w:val="en-US"/>
-        </w:rPr>
-        <w:t>r.rating</w:t>
-      </w:r>
-      <w:proofErr w:type="spellEnd"/>
-      <w:proofErr w:type="gramEnd"/>
-      <w:r>
-        <w:rPr>
-          <w:lang w:val="en-US"/>
-        </w:rPr>
-        <w:t xml:space="preserve"> AS "</w:t>
-      </w:r>
-      <w:r>
-        <w:t>Рейтинг</w:t>
-      </w:r>
-      <w:r>
-        <w:rPr>
-          <w:lang w:val="en-US"/>
-        </w:rPr>
-        <w:t xml:space="preserve">", </w:t>
-      </w:r>
-    </w:p>
-    <w:p>
-      <w:pPr>
-        <w:spacing w:after="0"/>
-        <w:rPr>
-          <w:lang w:val="en-US"/>
-        </w:rPr>
-      </w:pPr>
-      <w:r>
-        <w:rPr>
-          <w:lang w:val="en-US"/>
-        </w:rPr>
-        <w:t xml:space="preserve">    </w:t>
-      </w:r>
-      <w:proofErr w:type="spellStart"/>
-      <w:proofErr w:type="gramStart"/>
-      <w:r>
-        <w:rPr>
-          <w:lang w:val="en-US"/>
-        </w:rPr>
-        <w:t>r.comment</w:t>
-      </w:r>
-      <w:proofErr w:type="spellEnd"/>
-      <w:proofErr w:type="gramEnd"/>
-      <w:r>
-        <w:rPr>
-          <w:lang w:val="en-US"/>
-        </w:rPr>
-        <w:t xml:space="preserve"> AS "</w:t>
-      </w:r>
-      <w:r>
-        <w:t>Комментарий</w:t>
-      </w:r>
-      <w:r>
-        <w:rPr>
-          <w:lang w:val="en-US"/>
-        </w:rPr>
-        <w:t xml:space="preserve">"  </w:t>
-      </w:r>
-    </w:p>
-    <w:p>
-      <w:pPr>
-        <w:spacing w:after="0"/>
-        <w:rPr>
-          <w:lang w:val="en-US"/>
-        </w:rPr>
-      </w:pPr>
-      <w:r>
-        <w:rPr>
-          <w:lang w:val="en-US"/>
-        </w:rPr>
-        <w:t xml:space="preserve">FROM reviews r  </w:t>
-      </w:r>
-    </w:p>
-    <w:p>
-      <w:pPr>
-        <w:spacing w:after="0"/>
-        <w:rPr>
-          <w:lang w:val="en-US"/>
-        </w:rPr>
-      </w:pPr>
-      <w:r>
-        <w:rPr>
-          <w:lang w:val="en-US"/>
-        </w:rPr>
-        <w:t xml:space="preserve">JOIN products p ON </w:t>
-      </w:r>
-      <w:proofErr w:type="spellStart"/>
-      <w:r>
-        <w:rPr>
-          <w:lang w:val="en-US"/>
-        </w:rPr>
-        <w:t>r.product_id</w:t>
-      </w:r>
-      <w:proofErr w:type="spellEnd"/>
-      <w:r>
-        <w:rPr>
-          <w:lang w:val="en-US"/>
-        </w:rPr>
-        <w:t xml:space="preserve"> = </w:t>
-      </w:r>
-      <w:proofErr w:type="spellStart"/>
-      <w:r>
-        <w:rPr>
-          <w:lang w:val="en-US"/>
-        </w:rPr>
-        <w:t>p.product_id</w:t>
-      </w:r>
-      <w:proofErr w:type="spellEnd"/>
-      <w:r>
-        <w:rPr>
-          <w:lang w:val="en-US"/>
-        </w:rPr>
-        <w:t xml:space="preserve">  </w:t>
-      </w:r>
-    </w:p>
-    <w:p>
-      <w:pPr>
-        <w:spacing w:after="0"/>
-        <w:rPr>
-          <w:lang w:val="en-US"/>
-        </w:rPr>
-      </w:pPr>
-      <w:r>
-        <w:rPr>
-          <w:lang w:val="en-US"/>
-        </w:rPr>
-        <w:t xml:space="preserve">JOIN users u ON </w:t>
-      </w:r>
-      <w:proofErr w:type="spellStart"/>
-      <w:r>
-        <w:rPr>
-          <w:lang w:val="en-US"/>
-        </w:rPr>
-        <w:t>r.user_id</w:t>
-      </w:r>
-      <w:proofErr w:type="spellEnd"/>
-      <w:r>
-        <w:rPr>
-          <w:lang w:val="en-US"/>
-        </w:rPr>
-        <w:t xml:space="preserve"> = </w:t>
-      </w:r>
-      <w:proofErr w:type="spellStart"/>
-      <w:r>
-        <w:rPr>
-          <w:lang w:val="en-US"/>
-        </w:rPr>
-        <w:t>u.user_id</w:t>
-      </w:r>
-      <w:proofErr w:type="spellEnd"/>
-      <w:r>
-        <w:rPr>
-          <w:lang w:val="en-US"/>
-        </w:rPr>
-        <w:t xml:space="preserve">  </w:t>
-      </w:r>
-    </w:p>
-    <w:p>
-      <w:pPr>
-        <w:spacing w:after="0"/>
-      </w:pPr>
-      <w:r>
-        <w:t xml:space="preserve">WHERE </w:t>
-      </w:r>
-      <w:proofErr w:type="spellStart"/>
-      <w:r>
-        <w:t>r.rating</w:t>
-      </w:r>
-      <w:proofErr w:type="spellEnd"/>
-      <w:r>
-        <w:t xml:space="preserve"> = 5;  </w:t>
-      </w:r>
-    </w:p>
-    <w:p/>
-    <w:p>
-      <w:r>
-        <w:rPr>
-          <w:b/>
-          <w:bCs/>
-        </w:rPr>
-        <w:t>6. Формирование отчета по заказам (октябрь 2023)</w:t>
-      </w:r>
-    </w:p>
-    <w:p>
-      <w:pPr>
-        <w:spacing w:after="0"/>
-      </w:pPr>
-      <w:r>
-        <w:rPr>
-          <w:i/>
-          <w:iCs/>
-        </w:rPr>
-        <w:t xml:space="preserve">-- Получить заказы за октябрь 2023  </w:t>
-      </w:r>
-    </w:p>
-    <w:p>
-      <w:pPr>
-        <w:spacing w:after="0"/>
-        <w:rPr>
-          <w:lang w:val="en-US"/>
-        </w:rPr>
-      </w:pPr>
-      <w:r>
-        <w:rPr>
-          <w:lang w:val="en-US"/>
-        </w:rPr>
-        <w:t xml:space="preserve">SELECT </w:t>
-      </w:r>
-    </w:p>
-    <w:p>
-      <w:pPr>
-        <w:spacing w:after="0"/>
-        <w:rPr>
-          <w:lang w:val="en-US"/>
-        </w:rPr>
-      </w:pPr>
-      <w:r>
-        <w:rPr>
-          <w:lang w:val="en-US"/>
-        </w:rPr>
-        <w:t xml:space="preserve">    </w:t>
-      </w:r>
-      <w:proofErr w:type="spellStart"/>
-      <w:proofErr w:type="gramStart"/>
-      <w:r>
-        <w:rPr>
-          <w:lang w:val="en-US"/>
-        </w:rPr>
-        <w:t>o.order_id</w:t>
-      </w:r>
-      <w:proofErr w:type="spellEnd"/>
-      <w:proofErr w:type="gramEnd"/>
-      <w:r>
-        <w:rPr>
-          <w:lang w:val="en-US"/>
-        </w:rPr>
-        <w:t xml:space="preserve"> AS "</w:t>
-      </w:r>
-      <w:r>
-        <w:t>Номер</w:t>
-      </w:r>
-      <w:r>
-        <w:rPr>
-          <w:lang w:val="en-US"/>
-        </w:rPr>
-        <w:t xml:space="preserve"> </w:t>
-      </w:r>
-      <w:r>
-        <w:t>заказа</w:t>
-      </w:r>
-      <w:r>
-        <w:rPr>
-          <w:lang w:val="en-US"/>
-        </w:rPr>
-        <w:t xml:space="preserve">", </w:t>
-      </w:r>
-    </w:p>
-    <w:p>
-      <w:pPr>
-        <w:spacing w:after="0"/>
-        <w:rPr>
-          <w:lang w:val="en-US"/>
-        </w:rPr>
-      </w:pPr>
-      <w:r>
-        <w:rPr>
-          <w:lang w:val="en-US"/>
-        </w:rPr>
-        <w:t xml:space="preserve">    </w:t>
-      </w:r>
-      <w:proofErr w:type="spellStart"/>
-      <w:proofErr w:type="gramStart"/>
-      <w:r>
-        <w:rPr>
-          <w:lang w:val="en-US"/>
-        </w:rPr>
-        <w:t>u.email</w:t>
-      </w:r>
-      <w:proofErr w:type="spellEnd"/>
-      <w:proofErr w:type="gramEnd"/>
-      <w:r>
-        <w:rPr>
-          <w:lang w:val="en-US"/>
-        </w:rPr>
-        <w:t xml:space="preserve"> AS "</w:t>
-      </w:r>
-      <w:r>
-        <w:t>Пользователь</w:t>
-      </w:r>
-      <w:r>
-        <w:rPr>
-          <w:lang w:val="en-US"/>
-        </w:rPr>
-        <w:t xml:space="preserve">", </w:t>
-      </w:r>
-    </w:p>
-    <w:p>
-      <w:pPr>
-        <w:spacing w:after="0"/>
-        <w:rPr>
-          <w:lang w:val="en-US"/>
-        </w:rPr>
-      </w:pPr>
-      <w:r>
-        <w:rPr>
-          <w:lang w:val="en-US"/>
-        </w:rPr>
-        <w:t xml:space="preserve">    </w:t>
-      </w:r>
-      <w:proofErr w:type="spellStart"/>
-      <w:proofErr w:type="gramStart"/>
-      <w:r>
-        <w:rPr>
-          <w:lang w:val="en-US"/>
-        </w:rPr>
-        <w:t>o.status</w:t>
-      </w:r>
-      <w:proofErr w:type="spellEnd"/>
-      <w:proofErr w:type="gramEnd"/>
-      <w:r>
-        <w:rPr>
-          <w:lang w:val="en-US"/>
-        </w:rPr>
-        <w:t xml:space="preserve"> AS "</w:t>
-      </w:r>
-      <w:r>
-        <w:t>Статус</w:t>
-      </w:r>
-      <w:r>
-        <w:rPr>
-          <w:lang w:val="en-US"/>
-        </w:rPr>
-        <w:t xml:space="preserve">", </w:t>
-      </w:r>
-    </w:p>
-    <w:p>
-      <w:pPr>
-        <w:spacing w:after="0"/>
-        <w:rPr>
-          <w:lang w:val="en-US"/>
-        </w:rPr>
-      </w:pPr>
-      <w:r>
-        <w:rPr>
-          <w:lang w:val="en-US"/>
-        </w:rPr>
-        <w:t xml:space="preserve">    </w:t>
-      </w:r>
-      <w:proofErr w:type="spellStart"/>
-      <w:proofErr w:type="gramStart"/>
-      <w:r>
-        <w:rPr>
-          <w:lang w:val="en-US"/>
-        </w:rPr>
-        <w:t>o.order_date</w:t>
-      </w:r>
-      <w:proofErr w:type="spellEnd"/>
-      <w:proofErr w:type="gramEnd"/>
-      <w:r>
-        <w:rPr>
-          <w:lang w:val="en-US"/>
-        </w:rPr>
-        <w:t xml:space="preserve"> AS "</w:t>
-      </w:r>
-      <w:r>
-        <w:t>Дата</w:t>
-      </w:r>
-      <w:r>
-        <w:rPr>
-          <w:lang w:val="en-US"/>
-        </w:rPr>
-        <w:t xml:space="preserve">"  </w:t>
-      </w:r>
-    </w:p>
-    <w:p>
-      <w:pPr>
-        <w:spacing w:after="0"/>
-        <w:rPr>
-          <w:lang w:val="en-US"/>
-        </w:rPr>
-      </w:pPr>
-      <w:r>
-        <w:rPr>
-          <w:lang w:val="en-US"/>
-        </w:rPr>
-        <w:t xml:space="preserve">FROM orders o  </w:t>
-      </w:r>
-    </w:p>
-    <w:p>
-      <w:pPr>
-        <w:spacing w:after="0"/>
-        <w:rPr>
-          <w:lang w:val="en-US"/>
-        </w:rPr>
-      </w:pPr>
-      <w:r>
-        <w:rPr>
-          <w:lang w:val="en-US"/>
-        </w:rPr>
-        <w:t xml:space="preserve">JOIN users u ON </w:t>
-      </w:r>
-      <w:proofErr w:type="spellStart"/>
-      <w:r>
-        <w:rPr>
-          <w:lang w:val="en-US"/>
-        </w:rPr>
-        <w:t>o.user_id</w:t>
-      </w:r>
-      <w:proofErr w:type="spellEnd"/>
-      <w:r>
-        <w:rPr>
-          <w:lang w:val="en-US"/>
-        </w:rPr>
-        <w:t xml:space="preserve"> = </w:t>
-      </w:r>
-      <w:proofErr w:type="spellStart"/>
-      <w:r>
-        <w:rPr>
-          <w:lang w:val="en-US"/>
-        </w:rPr>
-        <w:t>u.user_id</w:t>
-      </w:r>
-      <w:proofErr w:type="spellEnd"/>
-      <w:r>
-        <w:rPr>
-          <w:lang w:val="en-US"/>
-        </w:rPr>
-        <w:t xml:space="preserve">  </w:t>
-      </w:r>
-    </w:p>
-    <w:p>
-      <w:pPr>
-        <w:spacing w:after="0"/>
-        <w:rPr>
-          <w:lang w:val="en-US"/>
-        </w:rPr>
-      </w:pPr>
-      <w:r>
-        <w:rPr>
-          <w:lang w:val="en-US"/>
-        </w:rPr>
-        <w:t xml:space="preserve">WHERE </w:t>
-      </w:r>
-      <w:proofErr w:type="spellStart"/>
-      <w:proofErr w:type="gramStart"/>
-      <w:r>
-        <w:rPr>
-          <w:lang w:val="en-US"/>
-        </w:rPr>
-        <w:t>strftime</w:t>
-      </w:r>
-      <w:proofErr w:type="spellEnd"/>
-      <w:r>
-        <w:rPr>
-          <w:lang w:val="en-US"/>
-        </w:rPr>
-        <w:t>(</w:t>
-      </w:r>
-      <w:proofErr w:type="gramEnd"/>
-      <w:r>
-        <w:rPr>
-          <w:lang w:val="en-US"/>
-        </w:rPr>
-        <w:t xml:space="preserve">'%Y-%m', </w:t>
-      </w:r>
-      <w:proofErr w:type="spellStart"/>
-      <w:r>
-        <w:rPr>
-          <w:lang w:val="en-US"/>
-        </w:rPr>
-        <w:t>o.order_date</w:t>
-      </w:r>
-      <w:proofErr w:type="spellEnd"/>
-      <w:r>
-        <w:rPr>
-          <w:lang w:val="en-US"/>
-        </w:rPr>
-        <w:t xml:space="preserve">) = '2023-10';  </w:t>
-      </w:r>
-    </w:p>
-    <w:p>
-      <w:pPr>
-        <w:rPr>
-          <w:lang w:val="en-US"/>
-        </w:rPr>
-      </w:pPr>
-    </w:p>
-    <w:p>
-      <w:r>
-        <w:rPr>
-          <w:b/>
-          <w:bCs/>
-        </w:rPr>
-        <w:t xml:space="preserve">7. Проверка уникальности </w:t>
-      </w:r>
-      <w:proofErr w:type="spellStart"/>
-      <w:r>
-        <w:rPr>
-          <w:b/>
-          <w:bCs/>
-        </w:rPr>
-        <w:t>email</w:t>
-      </w:r>
-      <w:proofErr w:type="spellEnd"/>
-    </w:p>
-    <w:p>
-      <w:pPr>
-        <w:spacing w:after="0"/>
-      </w:pPr>
-      <w:r>
-        <w:rPr>
-          <w:i/>
-          <w:iCs/>
-        </w:rPr>
-        <w:t xml:space="preserve">-- Проверить существование </w:t>
-      </w:r>
-      <w:proofErr w:type="spellStart"/>
-      <w:r>
-        <w:rPr>
-          <w:i/>
-          <w:iCs/>
-        </w:rPr>
-        <w:t>email</w:t>
-      </w:r>
-      <w:proofErr w:type="spellEnd"/>
-      <w:r>
-        <w:rPr>
-          <w:i/>
-          <w:iCs/>
-        </w:rPr>
-        <w:t xml:space="preserve"> перед регистрацией  </w:t>
-      </w:r>
-    </w:p>
-    <w:p>
-      <w:pPr>
-        <w:spacing w:after="0"/>
-        <w:rPr>
-          <w:lang w:val="en-US"/>
-        </w:rPr>
-      </w:pPr>
-      <w:r>
-        <w:rPr>
-          <w:lang w:val="en-US"/>
-        </w:rPr>
-        <w:t xml:space="preserve">SELECT </w:t>
-      </w:r>
-      <w:proofErr w:type="gramStart"/>
-      <w:r>
-        <w:rPr>
-          <w:lang w:val="en-US"/>
-        </w:rPr>
-        <w:t>COUNT(</w:t>
-      </w:r>
-      <w:proofErr w:type="gramEnd"/>
-      <w:r>
-        <w:rPr>
-          <w:lang w:val="en-US"/>
-        </w:rPr>
-        <w:t xml:space="preserve">*)  </w:t>
-      </w:r>
-    </w:p>
-    <w:p>
-      <w:pPr>
-        <w:spacing w:after="0"/>
-        <w:rPr>
-          <w:lang w:val="en-US"/>
-        </w:rPr>
-      </w:pPr>
-      <w:r>
-        <w:rPr>
-          <w:lang w:val="en-US"/>
-        </w:rPr>
-        <w:t xml:space="preserve">FROM users  </w:t>
-      </w:r>
-    </w:p>
-    <w:p>
-      <w:pPr>
-        <w:spacing w:after="0"/>
-        <w:rPr>
-          <w:lang w:val="en-US"/>
-        </w:rPr>
-      </w:pPr>
-      <w:r>
-        <w:rPr>
-          <w:lang w:val="en-US"/>
-        </w:rPr>
-        <w:lastRenderedPageBreak/>
-        <w:t xml:space="preserve">WHERE email = 'client@example.com';  </w:t>
-      </w:r>
-    </w:p>
-    <w:p>
-      <w:pPr>
-        <w:rPr>
-          <w:lang w:val="en-US"/>
-        </w:rPr>
-      </w:pPr>
-    </w:p>
-    <w:p>
-      <w:r>
-        <w:rPr>
-          <w:b/>
-          <w:bCs/>
-        </w:rPr>
-        <w:t>8. Добавление товара с изображением</w:t>
-      </w:r>
-    </w:p>
-    <w:p>
-      <w:pPr>
-        <w:spacing w:after="0"/>
-      </w:pPr>
-      <w:r>
-        <w:rPr>
-          <w:i/>
-          <w:iCs/>
-        </w:rPr>
-        <w:t xml:space="preserve">-- Менеджер добавляет новый товар  </w:t>
-      </w:r>
-    </w:p>
-    <w:p>
-      <w:pPr>
-        <w:spacing w:after="0"/>
-        <w:rPr>
-          <w:lang w:val="en-US"/>
-        </w:rPr>
-      </w:pPr>
-      <w:r>
-        <w:rPr>
-          <w:lang w:val="en-US"/>
-        </w:rPr>
-        <w:t xml:space="preserve">INSERT INTO products (name, price, </w:t>
-      </w:r>
-      <w:proofErr w:type="spellStart"/>
-      <w:r>
-        <w:rPr>
-          <w:lang w:val="en-US"/>
-        </w:rPr>
-        <w:t>category_id</w:t>
-      </w:r>
-      <w:proofErr w:type="spellEnd"/>
-      <w:r>
-        <w:rPr>
-          <w:lang w:val="en-US"/>
-        </w:rPr>
-        <w:t xml:space="preserve">, stock, </w:t>
-      </w:r>
-      <w:proofErr w:type="spellStart"/>
-      <w:r>
-        <w:rPr>
-          <w:lang w:val="en-US"/>
-        </w:rPr>
-        <w:t>image_url</w:t>
-      </w:r>
-      <w:proofErr w:type="spellEnd"/>
-      <w:r>
-        <w:rPr>
-          <w:lang w:val="en-US"/>
-        </w:rPr>
-        <w:t xml:space="preserve">)  </w:t>
-      </w:r>
-    </w:p>
-    <w:p>
-      <w:pPr>
-        <w:spacing w:after="0"/>
-        <w:rPr>
-          <w:lang w:val="en-US"/>
-        </w:rPr>
-      </w:pPr>
-      <w:r>
-        <w:rPr>
-          <w:lang w:val="en-US"/>
-        </w:rPr>
-        <w:t>VALUES (</w:t>
-      </w:r>
-    </w:p>
-    <w:p>
-      <w:pPr>
-        <w:spacing w:after="0"/>
-        <w:rPr>
-          <w:lang w:val="en-US"/>
-        </w:rPr>
-      </w:pPr>
-      <w:r>
-        <w:rPr>
-          <w:lang w:val="en-US"/>
-        </w:rPr>
-        <w:t xml:space="preserve">    '</w:t>
-      </w:r>
-      <w:r>
-        <w:t>Складной</w:t>
-      </w:r>
-      <w:r>
-        <w:rPr>
-          <w:lang w:val="en-US"/>
-        </w:rPr>
-        <w:t xml:space="preserve"> </w:t>
-      </w:r>
-      <w:r>
-        <w:t>нож</w:t>
-      </w:r>
-      <w:r>
-        <w:rPr>
-          <w:lang w:val="en-US"/>
-        </w:rPr>
-        <w:t xml:space="preserve">', </w:t>
-      </w:r>
-    </w:p>
-    <w:p>
-      <w:pPr>
-        <w:spacing w:after="0"/>
-        <w:rPr>
-          <w:lang w:val="en-US"/>
-        </w:rPr>
-      </w:pPr>
-      <w:r>
-        <w:rPr>
-          <w:lang w:val="en-US"/>
-        </w:rPr>
-        <w:t xml:space="preserve">    3000.00, </w:t>
-      </w:r>
-    </w:p>
-    <w:p>
-      <w:pPr>
-        <w:spacing w:after="0"/>
-        <w:rPr>
-          <w:lang w:val="en-US"/>
-        </w:rPr>
-      </w:pPr>
-      <w:r>
-        <w:rPr>
-          <w:lang w:val="en-US"/>
-        </w:rPr>
-        <w:t xml:space="preserve">    (SELECT </w:t>
-      </w:r>
-      <w:proofErr w:type="spellStart"/>
-      <w:r>
-        <w:rPr>
-          <w:lang w:val="en-US"/>
-        </w:rPr>
-        <w:t>category_id</w:t>
-      </w:r>
-      <w:proofErr w:type="spellEnd"/>
-      <w:r>
-        <w:rPr>
-          <w:lang w:val="en-US"/>
-        </w:rPr>
-        <w:t xml:space="preserve"> FROM categories WHERE name = '</w:t>
-      </w:r>
-      <w:r>
-        <w:t>Туристические</w:t>
-      </w:r>
-      <w:r>
-        <w:rPr>
-          <w:lang w:val="en-US"/>
-        </w:rPr>
-        <w:t xml:space="preserve"> </w:t>
-      </w:r>
-      <w:r>
-        <w:t>ножи</w:t>
-      </w:r>
-      <w:r>
-        <w:rPr>
-          <w:lang w:val="en-US"/>
-        </w:rPr>
-        <w:t xml:space="preserve">'), </w:t>
-      </w:r>
-    </w:p>
-    <w:p>
-      <w:pPr>
-        <w:spacing w:after="0"/>
-        <w:rPr>
-          <w:lang w:val="en-US"/>
-        </w:rPr>
-      </w:pPr>
-      <w:r>
-        <w:rPr>
-          <w:lang w:val="en-US"/>
-        </w:rPr>
-        <w:t xml:space="preserve">    15, </w:t>
-      </w:r>
-    </w:p>
-    <w:p>
-      <w:pPr>
-        <w:spacing w:after="0"/>
-        <w:rPr>
-          <w:lang w:val="en-US"/>
-        </w:rPr>
-      </w:pPr>
-      <w:r>
-        <w:rPr>
-          <w:lang w:val="en-US"/>
-        </w:rPr>
-        <w:t xml:space="preserve">    '/images/new_knife.jpg'  </w:t>
-      </w:r>
-    </w:p>
-    <w:p>
-      <w:pPr>
-        <w:spacing w:after="0"/>
-        <w:rPr>
-          <w:lang w:val="en-US"/>
-        </w:rPr>
-      </w:pPr>
-      <w:r>
-        <w:rPr>
-          <w:lang w:val="en-US"/>
-        </w:rPr>
-        <w:t xml:space="preserve">);  </w:t>
-      </w:r>
-    </w:p>
-    <w:p>
-      <w:pPr>
-        <w:rPr>
-          <w:lang w:val="en-US"/>
-        </w:rPr>
-      </w:pPr>
-    </w:p>
     <w:sectPr>
-      <w:footerReference w:type="default" r:id="rId21"/>
+      <w:footerReference w:type="default" r:id="rId24"/>
       <w:pgSz w:w="11906" w:h="16838"/>
       <w:pgMar w:top="1134" w:right="850" w:bottom="1134" w:left="1701" w:header="708" w:footer="708" w:gutter="0"/>
       <w:cols w:space="708"/>
@@ -7787,7 +8153,7 @@
           <w:rPr>
             <w:noProof/>
           </w:rPr>
-          <w:t>17</w:t>
+          <w:t>15</w:t>
         </w:r>
         <w:r>
           <w:fldChar w:fldCharType="end"/>
@@ -13654,6 +14020,7 @@
   <w:style w:type="character" w:default="1" w:styleId="a0">
     <w:name w:val="Default Paragraph Font"/>
     <w:uiPriority w:val="1"/>
+    <w:semiHidden/>
     <w:unhideWhenUsed/>
   </w:style>
   <w:style w:type="table" w:default="1" w:styleId="a1">
@@ -14603,6 +14970,7 @@
   <w:style w:type="character" w:default="1" w:styleId="a0">
     <w:name w:val="Default Paragraph Font"/>
     <w:uiPriority w:val="1"/>
+    <w:semiHidden/>
     <w:unhideWhenUsed/>
   </w:style>
   <w:style w:type="table" w:default="1" w:styleId="a1">
@@ -15472,7 +15840,7 @@
   <a:extraClrSchemeLst/>
   <a:extLst>
     <a:ext uri="{05A4C25C-085E-4340-85A3-A5531E510DB2}">
-      <thm15:themeFamily xmlns="" xmlns:thm15="http://schemas.microsoft.com/office/thememl/2012/main" name="Office Theme" id="{2E142A2C-CD16-42D6-873A-C26D2A0506FA}" vid="{1BDDFF52-6CD6-40A5-AB3C-68EB2F1E4D0A}"/>
+      <thm15:themeFamily xmlns:thm15="http://schemas.microsoft.com/office/thememl/2012/main" xmlns="" name="Office Theme" id="{2E142A2C-CD16-42D6-873A-C26D2A0506FA}" vid="{1BDDFF52-6CD6-40A5-AB3C-68EB2F1E4D0A}"/>
     </a:ext>
   </a:extLst>
 </a:theme>
@@ -15483,7 +15851,7 @@
 </file>
 
 <file path=customXml/itemProps1.xml><?xml version="1.0" encoding="utf-8"?>
-<ds:datastoreItem xmlns:ds="http://schemas.openxmlformats.org/officeDocument/2006/customXml" ds:itemID="{6E9B82BF-8326-4135-A254-FEDC9B9BCA0C}">
+<ds:datastoreItem xmlns:ds="http://schemas.openxmlformats.org/officeDocument/2006/customXml" ds:itemID="{E1D77AA9-EB26-4A83-B22E-657690CBD45A}">
   <ds:schemaRefs>
     <ds:schemaRef ds:uri="http://schemas.openxmlformats.org/officeDocument/2006/bibliography"/>
   </ds:schemaRefs>
